--- a/CS-hw1/report/实验1-张威-202311500.docx
+++ b/CS-hw1/report/实验1-张威-202311500.docx
@@ -17,6 +17,9 @@
     <w:p>
       <w:pPr>
         <w:pStyle w:val="2"/>
+        <w:rPr>
+          <w:rFonts w:hint="eastAsia"/>
+        </w:rPr>
       </w:pPr>
       <w:r>
         <w:t>实验目的</w:t>
@@ -26,27 +29,23 @@
       <w:pPr>
         <w:pStyle w:val="ds-markdown-paragraph"/>
         <w:shd w:val="clear" w:color="auto" w:fill="FFFFFF"/>
-        <w:spacing w:before="0" w:beforeAutospacing="0" w:after="0" w:afterAutospacing="0" w:line="400" w:lineRule="exact"/>
-        <w:ind w:firstLineChars="200" w:firstLine="480"/>
-        <w:rPr>
-          <w:rStyle w:val="af0"/>
-          <w:b w:val="0"/>
-          <w:bCs w:val="0"/>
-        </w:rPr>
-      </w:pPr>
-      <w:r>
-        <w:rPr>
-          <w:rStyle w:val="af0"/>
-          <w:b w:val="0"/>
-          <w:bCs w:val="0"/>
+        <w:spacing w:before="240" w:beforeAutospacing="0" w:after="240" w:afterAutospacing="0" w:line="400" w:lineRule="exact"/>
+        <w:rPr>
+          <w:rFonts w:ascii="Segoe UI" w:hAnsi="Segoe UI" w:cs="Segoe UI"/>
+          <w:color w:val="0F1115"/>
+        </w:rPr>
+      </w:pPr>
+      <w:r>
+        <w:rPr>
+          <w:rFonts w:ascii="Segoe UI" w:hAnsi="Segoe UI" w:cs="Segoe UI"/>
+          <w:color w:val="0F1115"/>
         </w:rPr>
         <w:t>1.</w:t>
       </w:r>
       <w:r>
         <w:rPr>
-          <w:rStyle w:val="af0"/>
-          <w:b w:val="0"/>
-          <w:bCs w:val="0"/>
+          <w:rFonts w:ascii="Segoe UI" w:hAnsi="Segoe UI" w:cs="Segoe UI"/>
+          <w:color w:val="0F1115"/>
         </w:rPr>
         <w:t>理解相机标定的基本原理，掌握针孔相机模型和坐标系变换关系；</w:t>
       </w:r>
@@ -55,58 +54,48 @@
       <w:pPr>
         <w:pStyle w:val="ds-markdown-paragraph"/>
         <w:shd w:val="clear" w:color="auto" w:fill="FFFFFF"/>
-        <w:spacing w:before="0" w:beforeAutospacing="0" w:after="0" w:afterAutospacing="0" w:line="400" w:lineRule="exact"/>
-        <w:ind w:firstLineChars="200" w:firstLine="480"/>
-        <w:rPr>
-          <w:rStyle w:val="af0"/>
-          <w:b w:val="0"/>
-          <w:bCs w:val="0"/>
-        </w:rPr>
-      </w:pPr>
-      <w:r>
-        <w:rPr>
-          <w:rStyle w:val="af0"/>
-          <w:rFonts w:hint="eastAsia"/>
-          <w:b w:val="0"/>
-          <w:bCs w:val="0"/>
-        </w:rPr>
-        <w:t>2．</w:t>
-      </w:r>
-      <w:r>
-        <w:rPr>
-          <w:rStyle w:val="af0"/>
-          <w:b w:val="0"/>
-          <w:bCs w:val="0"/>
-        </w:rPr>
-        <w:t>采用张正友标定法，通过棋盘格图像计算相机的内外参数；</w:t>
+        <w:spacing w:before="240" w:beforeAutospacing="0" w:after="240" w:afterAutospacing="0" w:line="400" w:lineRule="exact"/>
+        <w:rPr>
+          <w:rFonts w:ascii="Segoe UI" w:hAnsi="Segoe UI" w:cs="Segoe UI"/>
+          <w:color w:val="0F1115"/>
+        </w:rPr>
+      </w:pPr>
+      <w:r>
+        <w:rPr>
+          <w:rFonts w:ascii="Segoe UI" w:hAnsi="Segoe UI" w:cs="Segoe UI"/>
+          <w:color w:val="0F1115"/>
+        </w:rPr>
+        <w:t>2</w:t>
+      </w:r>
+      <w:r>
+        <w:rPr>
+          <w:rFonts w:ascii="Segoe UI" w:hAnsi="Segoe UI" w:cs="Segoe UI"/>
+          <w:color w:val="0F1115"/>
+        </w:rPr>
+        <w:t>．采用张正友标定法，通过棋盘格图像计算相机的内外参数；</w:t>
       </w:r>
     </w:p>
     <w:p>
       <w:pPr>
         <w:pStyle w:val="ds-markdown-paragraph"/>
         <w:shd w:val="clear" w:color="auto" w:fill="FFFFFF"/>
-        <w:spacing w:before="0" w:beforeAutospacing="0" w:after="0" w:afterAutospacing="0" w:line="400" w:lineRule="exact"/>
-        <w:ind w:firstLineChars="200" w:firstLine="480"/>
-        <w:rPr>
-          <w:rStyle w:val="af0"/>
-          <w:b w:val="0"/>
-          <w:bCs w:val="0"/>
-        </w:rPr>
-      </w:pPr>
-      <w:r>
-        <w:rPr>
-          <w:rStyle w:val="af0"/>
-          <w:rFonts w:hint="eastAsia"/>
-          <w:b w:val="0"/>
-          <w:bCs w:val="0"/>
+        <w:spacing w:before="240" w:beforeAutospacing="0" w:after="240" w:afterAutospacing="0" w:line="400" w:lineRule="exact"/>
+        <w:rPr>
+          <w:rFonts w:ascii="Segoe UI" w:hAnsi="Segoe UI" w:cs="Segoe UI"/>
+          <w:color w:val="0F1115"/>
+        </w:rPr>
+      </w:pPr>
+      <w:r>
+        <w:rPr>
+          <w:rFonts w:ascii="Segoe UI" w:hAnsi="Segoe UI" w:cs="Segoe UI"/>
+          <w:color w:val="0F1115"/>
         </w:rPr>
         <w:t>3.</w:t>
       </w:r>
       <w:r>
         <w:rPr>
-          <w:rStyle w:val="af0"/>
-          <w:b w:val="0"/>
-          <w:bCs w:val="0"/>
+          <w:rFonts w:ascii="Segoe UI" w:hAnsi="Segoe UI" w:cs="Segoe UI"/>
+          <w:color w:val="0F1115"/>
         </w:rPr>
         <w:t>求解机械臂末端执行器（手）与相机（眼）之间的坐标变换矩阵；</w:t>
       </w:r>
@@ -115,28 +104,23 @@
       <w:pPr>
         <w:pStyle w:val="ds-markdown-paragraph"/>
         <w:shd w:val="clear" w:color="auto" w:fill="FFFFFF"/>
-        <w:spacing w:before="0" w:beforeAutospacing="0" w:after="0" w:afterAutospacing="0" w:line="400" w:lineRule="exact"/>
-        <w:ind w:firstLineChars="200" w:firstLine="480"/>
-        <w:rPr>
-          <w:rStyle w:val="af0"/>
-          <w:b w:val="0"/>
-          <w:bCs w:val="0"/>
-        </w:rPr>
-      </w:pPr>
-      <w:r>
-        <w:rPr>
-          <w:rStyle w:val="af0"/>
-          <w:rFonts w:hint="eastAsia"/>
-          <w:b w:val="0"/>
-          <w:bCs w:val="0"/>
+        <w:spacing w:before="240" w:beforeAutospacing="0" w:after="240" w:afterAutospacing="0" w:line="400" w:lineRule="exact"/>
+        <w:rPr>
+          <w:rFonts w:ascii="Segoe UI" w:hAnsi="Segoe UI" w:cs="Segoe UI"/>
+          <w:color w:val="0F1115"/>
+        </w:rPr>
+      </w:pPr>
+      <w:r>
+        <w:rPr>
+          <w:rFonts w:ascii="Segoe UI" w:hAnsi="Segoe UI" w:cs="Segoe UI"/>
+          <w:color w:val="0F1115"/>
         </w:rPr>
         <w:t>4.</w:t>
       </w:r>
       <w:r>
         <w:rPr>
-          <w:rStyle w:val="af0"/>
-          <w:b w:val="0"/>
-          <w:bCs w:val="0"/>
+          <w:rFonts w:ascii="Segoe UI" w:hAnsi="Segoe UI" w:cs="Segoe UI"/>
+          <w:color w:val="0F1115"/>
         </w:rPr>
         <w:t>分析标定误差来源，评估标定精度。</w:t>
       </w:r>
@@ -144,6 +128,9 @@
     <w:p>
       <w:pPr>
         <w:pStyle w:val="2"/>
+        <w:rPr>
+          <w:rFonts w:hint="eastAsia"/>
+        </w:rPr>
       </w:pPr>
       <w:r>
         <w:t>实验原理</w:t>
@@ -169,8 +156,8 @@
       <w:pPr>
         <w:pStyle w:val="ds-markdown-paragraph"/>
         <w:shd w:val="clear" w:color="auto" w:fill="FFFFFF"/>
-        <w:spacing w:before="240" w:beforeAutospacing="0" w:after="240" w:afterAutospacing="0"/>
-        <w:ind w:firstLine="480"/>
+        <w:spacing w:before="240" w:beforeAutospacing="0" w:after="240" w:afterAutospacing="0" w:line="400" w:lineRule="exact"/>
+        <w:ind w:firstLine="482"/>
         <w:rPr>
           <w:rFonts w:ascii="Segoe UI" w:hAnsi="Segoe UI" w:cs="Segoe UI"/>
           <w:color w:val="0F1115"/>
@@ -273,7 +260,7 @@
               <w:ind w:firstLineChars="0" w:firstLine="0"/>
               <w:jc w:val="center"/>
               <w:rPr>
-                <w:rFonts w:ascii="宋体" w:hAnsi="宋体" w:cs="宋体"/>
+                <w:rFonts w:ascii="宋体" w:hAnsi="宋体" w:cs="宋体" w:hint="eastAsia"/>
               </w:rPr>
             </w:pPr>
             <w:r>
@@ -589,46 +576,33 @@
     </w:p>
     <w:p>
       <w:pPr>
-        <w:widowControl/>
+        <w:pStyle w:val="ds-markdown-paragraph"/>
         <w:shd w:val="clear" w:color="auto" w:fill="FFFFFF"/>
-        <w:spacing w:before="240" w:after="240"/>
-        <w:ind w:firstLineChars="0" w:firstLine="0"/>
-        <w:jc w:val="left"/>
-        <w:rPr>
-          <w:rFonts w:ascii="Segoe UI" w:eastAsia="宋体" w:hAnsi="Segoe UI" w:cs="Segoe UI"/>
-          <w:color w:val="0F1115"/>
-          <w:kern w:val="0"/>
-          <w:szCs w:val="24"/>
-          <w14:ligatures w14:val="none"/>
-        </w:rPr>
-      </w:pPr>
-      <w:r>
-        <w:rPr>
-          <w:rFonts w:ascii="Segoe UI" w:eastAsia="宋体" w:hAnsi="Segoe UI" w:cs="Segoe UI"/>
-          <w:color w:val="0F1115"/>
-          <w:kern w:val="0"/>
-          <w:szCs w:val="24"/>
-          <w14:ligatures w14:val="none"/>
+        <w:spacing w:before="240" w:beforeAutospacing="0" w:after="240" w:afterAutospacing="0" w:line="400" w:lineRule="exact"/>
+        <w:ind w:firstLine="482"/>
+        <w:rPr>
+          <w:rFonts w:ascii="Segoe UI" w:hAnsi="Segoe UI" w:cs="Segoe UI"/>
+          <w:color w:val="0F1115"/>
+        </w:rPr>
+      </w:pPr>
+      <w:r>
+        <w:rPr>
+          <w:rFonts w:ascii="Segoe UI" w:hAnsi="Segoe UI" w:cs="Segoe UI"/>
+          <w:color w:val="0F1115"/>
         </w:rPr>
         <w:t>空间一点</w:t>
       </w:r>
       <w:r>
         <w:rPr>
-          <w:rFonts w:ascii="Segoe UI" w:eastAsia="宋体" w:hAnsi="Segoe UI" w:cs="Segoe UI"/>
-          <w:color w:val="0F1115"/>
-          <w:kern w:val="0"/>
-          <w:szCs w:val="24"/>
-          <w14:ligatures w14:val="none"/>
+          <w:rFonts w:ascii="Segoe UI" w:hAnsi="Segoe UI" w:cs="Segoe UI"/>
+          <w:color w:val="0F1115"/>
         </w:rPr>
         <w:t>P</w:t>
       </w:r>
       <w:r>
         <w:rPr>
-          <w:rFonts w:ascii="Segoe UI" w:eastAsia="宋体" w:hAnsi="Segoe UI" w:cs="Segoe UI"/>
-          <w:color w:val="0F1115"/>
-          <w:kern w:val="0"/>
-          <w:szCs w:val="24"/>
-          <w14:ligatures w14:val="none"/>
+          <w:rFonts w:ascii="Segoe UI" w:hAnsi="Segoe UI" w:cs="Segoe UI"/>
+          <w:color w:val="0F1115"/>
         </w:rPr>
         <w:t>从世界坐标系到像素坐标系的变换分为三步：</w:t>
       </w:r>
@@ -659,7 +633,7 @@
         <w:ind w:firstLineChars="0" w:firstLine="0"/>
         <w:jc w:val="left"/>
         <w:rPr>
-          <w:rFonts w:ascii="宋体" w:eastAsia="宋体" w:hAnsi="宋体" w:cs="宋体"/>
+          <w:rFonts w:ascii="宋体" w:eastAsia="宋体" w:hAnsi="宋体" w:cs="宋体" w:hint="eastAsia"/>
           <w:kern w:val="0"/>
           <w:szCs w:val="24"/>
           <w14:ligatures w14:val="none"/>
@@ -1135,114 +1109,113 @@
     </w:p>
     <w:p>
       <w:pPr>
-        <w:widowControl/>
+        <w:pStyle w:val="ds-markdown-paragraph"/>
         <w:shd w:val="clear" w:color="auto" w:fill="FFFFFF"/>
-        <w:spacing w:before="240" w:after="240"/>
-        <w:ind w:firstLineChars="0" w:firstLine="0"/>
-        <w:jc w:val="left"/>
-        <w:rPr>
-          <w:rFonts w:ascii="Segoe UI" w:eastAsia="宋体" w:hAnsi="Segoe UI" w:cs="Segoe UI"/>
-          <w:color w:val="0F1115"/>
-          <w:kern w:val="0"/>
-          <w:szCs w:val="24"/>
-          <w14:ligatures w14:val="none"/>
-        </w:rPr>
-      </w:pPr>
-      <w:r>
-        <w:rPr>
-          <w:rFonts w:ascii="Segoe UI" w:eastAsia="宋体" w:hAnsi="Segoe UI" w:cs="Segoe UI"/>
-          <w:color w:val="0F1115"/>
-          <w:kern w:val="0"/>
-          <w:szCs w:val="24"/>
-          <w14:ligatures w14:val="none"/>
+        <w:spacing w:before="240" w:beforeAutospacing="0" w:after="240" w:afterAutospacing="0" w:line="400" w:lineRule="exact"/>
+        <w:ind w:firstLine="482"/>
+        <w:rPr>
+          <w:rFonts w:ascii="Segoe UI" w:hAnsi="Segoe UI" w:cs="Segoe UI"/>
+          <w:color w:val="0F1115"/>
+        </w:rPr>
+      </w:pPr>
+      <w:r>
+        <w:rPr>
+          <w:rFonts w:ascii="Segoe UI" w:hAnsi="Segoe UI" w:cs="Segoe UI"/>
+          <w:color w:val="0F1115"/>
         </w:rPr>
         <w:t>其中，</w:t>
       </w:r>
       <m:oMath>
         <m:r>
           <w:rPr>
-            <w:rFonts w:ascii="Cambria Math" w:eastAsia="宋体" w:hAnsi="Cambria Math" w:cs="宋体"/>
-            <w:kern w:val="0"/>
-            <w:szCs w:val="24"/>
-            <w14:ligatures w14:val="none"/>
+            <w:rFonts w:ascii="Cambria Math" w:hAnsi="Cambria Math" w:cs="Segoe UI"/>
+            <w:color w:val="0F1115"/>
           </w:rPr>
           <m:t>R</m:t>
         </m:r>
       </m:oMath>
       <w:r>
         <w:rPr>
-          <w:rFonts w:ascii="Segoe UI" w:eastAsia="宋体" w:hAnsi="Segoe UI" w:cs="Segoe UI"/>
-          <w:color w:val="0F1115"/>
-          <w:kern w:val="0"/>
-          <w:szCs w:val="24"/>
-          <w14:ligatures w14:val="none"/>
+          <w:rFonts w:ascii="Segoe UI" w:hAnsi="Segoe UI" w:cs="Segoe UI"/>
+          <w:color w:val="0F1115"/>
         </w:rPr>
         <w:t>为旋转矩阵，</w:t>
       </w:r>
       <m:oMath>
         <m:r>
           <w:rPr>
-            <w:rFonts w:ascii="Cambria Math" w:eastAsia="宋体" w:hAnsi="Cambria Math" w:cs="宋体"/>
-            <w:kern w:val="0"/>
-            <w:szCs w:val="24"/>
-            <w14:ligatures w14:val="none"/>
+            <w:rFonts w:ascii="Cambria Math" w:hAnsi="Cambria Math" w:cs="Segoe UI"/>
+            <w:color w:val="0F1115"/>
           </w:rPr>
           <m:t>t</m:t>
         </m:r>
       </m:oMath>
       <w:r>
         <w:rPr>
-          <w:rFonts w:ascii="Segoe UI" w:eastAsia="宋体" w:hAnsi="Segoe UI" w:cs="Segoe UI"/>
-          <w:color w:val="0F1115"/>
-          <w:kern w:val="0"/>
-          <w:szCs w:val="24"/>
-          <w14:ligatures w14:val="none"/>
+          <w:rFonts w:ascii="Segoe UI" w:hAnsi="Segoe UI" w:cs="Segoe UI"/>
+          <w:color w:val="0F1115"/>
         </w:rPr>
         <w:t>为平移向量。</w:t>
       </w:r>
     </w:p>
     <w:p>
       <w:pPr>
-        <w:ind w:firstLine="480"/>
-      </w:pPr>
-      <w:r>
+        <w:pStyle w:val="ds-markdown-paragraph"/>
+        <w:shd w:val="clear" w:color="auto" w:fill="FFFFFF"/>
+        <w:spacing w:before="240" w:beforeAutospacing="0" w:after="240" w:afterAutospacing="0" w:line="400" w:lineRule="exact"/>
+        <w:ind w:firstLine="482"/>
+      </w:pPr>
+      <w:r>
+        <w:rPr>
+          <w:rFonts w:ascii="Segoe UI" w:hAnsi="Segoe UI" w:cs="Segoe UI"/>
+          <w:color w:val="0F1115"/>
+        </w:rPr>
         <w:t>（</w:t>
       </w:r>
       <w:r>
+        <w:rPr>
+          <w:rFonts w:ascii="Segoe UI" w:hAnsi="Segoe UI" w:cs="Segoe UI"/>
+          <w:color w:val="0F1115"/>
+        </w:rPr>
         <w:t>2</w:t>
       </w:r>
       <w:r>
+        <w:rPr>
+          <w:rFonts w:ascii="Segoe UI" w:hAnsi="Segoe UI" w:cs="Segoe UI"/>
+          <w:color w:val="0F1115"/>
+        </w:rPr>
         <w:t>）相机坐标系</w:t>
       </w:r>
       <w:r>
+        <w:rPr>
+          <w:rFonts w:ascii="Segoe UI" w:hAnsi="Segoe UI" w:cs="Segoe UI"/>
+          <w:color w:val="0F1115"/>
+        </w:rPr>
         <w:t xml:space="preserve"> → </w:t>
       </w:r>
       <w:r>
+        <w:rPr>
+          <w:rFonts w:ascii="Segoe UI" w:hAnsi="Segoe UI" w:cs="Segoe UI"/>
+          <w:color w:val="0F1115"/>
+        </w:rPr>
         <w:t>图像物理坐标系（透视投影）</w:t>
       </w:r>
     </w:p>
     <w:p>
       <w:pPr>
-        <w:widowControl/>
+        <w:pStyle w:val="ds-markdown-paragraph"/>
         <w:shd w:val="clear" w:color="auto" w:fill="FFFFFF"/>
-        <w:spacing w:before="240" w:after="240"/>
-        <w:ind w:firstLineChars="0" w:firstLine="0"/>
-        <w:jc w:val="left"/>
-        <w:rPr>
-          <w:rFonts w:ascii="Segoe UI" w:eastAsia="宋体" w:hAnsi="Segoe UI" w:cs="Segoe UI"/>
-          <w:color w:val="0F1115"/>
-          <w:kern w:val="0"/>
-          <w:szCs w:val="24"/>
-          <w14:ligatures w14:val="none"/>
-        </w:rPr>
-      </w:pPr>
-      <w:r>
-        <w:rPr>
-          <w:rFonts w:ascii="Segoe UI" w:eastAsia="宋体" w:hAnsi="Segoe UI" w:cs="Segoe UI"/>
-          <w:color w:val="0F1115"/>
-          <w:kern w:val="0"/>
-          <w:szCs w:val="24"/>
-          <w14:ligatures w14:val="none"/>
+        <w:spacing w:before="240" w:beforeAutospacing="0" w:after="240" w:afterAutospacing="0" w:line="400" w:lineRule="exact"/>
+        <w:ind w:firstLine="482"/>
+        <w:rPr>
+          <w:rFonts w:ascii="Segoe UI" w:hAnsi="Segoe UI" w:cs="Segoe UI"/>
+          <w:color w:val="0F1115"/>
+        </w:rPr>
+      </w:pPr>
+      <w:r>
+        <w:rPr>
+          <w:rFonts w:ascii="Segoe UI" w:hAnsi="Segoe UI" w:cs="Segoe UI"/>
+          <w:color w:val="0F1115"/>
         </w:rPr>
         <w:t>根据相似三角形原理：</w:t>
       </w:r>
@@ -1253,7 +1226,7 @@
         <w:ind w:firstLineChars="0" w:firstLine="0"/>
         <w:jc w:val="left"/>
         <w:rPr>
-          <w:rFonts w:ascii="宋体" w:eastAsia="宋体" w:hAnsi="宋体" w:cs="宋体"/>
+          <w:rFonts w:ascii="宋体" w:eastAsia="宋体" w:hAnsi="宋体" w:cs="宋体" w:hint="eastAsia"/>
           <w:kern w:val="0"/>
           <w:szCs w:val="24"/>
           <w14:ligatures w14:val="none"/>
@@ -1452,26 +1425,19 @@
     </w:p>
     <w:p>
       <w:pPr>
-        <w:widowControl/>
+        <w:pStyle w:val="ds-markdown-paragraph"/>
         <w:shd w:val="clear" w:color="auto" w:fill="FFFFFF"/>
-        <w:spacing w:before="240" w:after="240"/>
-        <w:ind w:firstLineChars="0" w:firstLine="0"/>
-        <w:jc w:val="left"/>
-        <w:rPr>
-          <w:rFonts w:ascii="Segoe UI" w:eastAsia="宋体" w:hAnsi="Segoe UI" w:cs="Segoe UI"/>
-          <w:color w:val="0F1115"/>
-          <w:kern w:val="0"/>
-          <w:szCs w:val="24"/>
-          <w14:ligatures w14:val="none"/>
-        </w:rPr>
-      </w:pPr>
-      <w:r>
-        <w:rPr>
-          <w:rFonts w:ascii="Segoe UI" w:eastAsia="宋体" w:hAnsi="Segoe UI" w:cs="Segoe UI"/>
-          <w:color w:val="0F1115"/>
-          <w:kern w:val="0"/>
-          <w:szCs w:val="24"/>
-          <w14:ligatures w14:val="none"/>
+        <w:spacing w:before="240" w:beforeAutospacing="0" w:after="240" w:afterAutospacing="0" w:line="400" w:lineRule="exact"/>
+        <w:ind w:firstLine="482"/>
+        <w:rPr>
+          <w:rFonts w:ascii="Segoe UI" w:hAnsi="Segoe UI" w:cs="Segoe UI"/>
+          <w:color w:val="0F1115"/>
+        </w:rPr>
+      </w:pPr>
+      <w:r>
+        <w:rPr>
+          <w:rFonts w:ascii="Segoe UI" w:hAnsi="Segoe UI" w:cs="Segoe UI"/>
+          <w:color w:val="0F1115"/>
         </w:rPr>
         <w:t>齐次坐标形式：</w:t>
       </w:r>
@@ -1482,7 +1448,7 @@
         <w:ind w:firstLineChars="0" w:firstLine="0"/>
         <w:jc w:val="left"/>
         <w:rPr>
-          <w:rFonts w:ascii="宋体" w:eastAsia="宋体" w:hAnsi="宋体" w:cs="宋体"/>
+          <w:rFonts w:ascii="宋体" w:eastAsia="宋体" w:hAnsi="宋体" w:cs="宋体" w:hint="eastAsia"/>
           <w:kern w:val="0"/>
           <w:szCs w:val="24"/>
           <w14:ligatures w14:val="none"/>
@@ -1921,21 +1887,48 @@
     </w:p>
     <w:p>
       <w:pPr>
-        <w:ind w:firstLine="480"/>
-      </w:pPr>
-      <w:r>
+        <w:pStyle w:val="ds-markdown-paragraph"/>
+        <w:shd w:val="clear" w:color="auto" w:fill="FFFFFF"/>
+        <w:spacing w:before="240" w:beforeAutospacing="0" w:after="240" w:afterAutospacing="0" w:line="400" w:lineRule="exact"/>
+        <w:ind w:firstLine="482"/>
+        <w:rPr>
+          <w:rFonts w:ascii="Segoe UI" w:hAnsi="Segoe UI" w:cs="Segoe UI"/>
+          <w:color w:val="0F1115"/>
+        </w:rPr>
+      </w:pPr>
+      <w:r>
+        <w:rPr>
+          <w:rFonts w:ascii="Segoe UI" w:hAnsi="Segoe UI" w:cs="Segoe UI"/>
+          <w:color w:val="0F1115"/>
+        </w:rPr>
         <w:t>（</w:t>
       </w:r>
       <w:r>
+        <w:rPr>
+          <w:rFonts w:ascii="Segoe UI" w:hAnsi="Segoe UI" w:cs="Segoe UI"/>
+          <w:color w:val="0F1115"/>
+        </w:rPr>
         <w:t>3</w:t>
       </w:r>
       <w:r>
+        <w:rPr>
+          <w:rFonts w:ascii="Segoe UI" w:hAnsi="Segoe UI" w:cs="Segoe UI"/>
+          <w:color w:val="0F1115"/>
+        </w:rPr>
         <w:t>）图像物理坐标系</w:t>
       </w:r>
       <w:r>
+        <w:rPr>
+          <w:rFonts w:ascii="Segoe UI" w:hAnsi="Segoe UI" w:cs="Segoe UI"/>
+          <w:color w:val="0F1115"/>
+        </w:rPr>
         <w:t xml:space="preserve"> → </w:t>
       </w:r>
       <w:r>
+        <w:rPr>
+          <w:rFonts w:ascii="Segoe UI" w:hAnsi="Segoe UI" w:cs="Segoe UI"/>
+          <w:color w:val="0F1115"/>
+        </w:rPr>
         <w:t>像素坐标系（离散化）</w:t>
       </w:r>
     </w:p>
@@ -1945,7 +1938,7 @@
         <w:ind w:firstLineChars="0" w:firstLine="0"/>
         <w:jc w:val="left"/>
         <w:rPr>
-          <w:rFonts w:ascii="宋体" w:eastAsia="宋体" w:hAnsi="宋体" w:cs="宋体"/>
+          <w:rFonts w:ascii="宋体" w:eastAsia="宋体" w:hAnsi="宋体" w:cs="宋体" w:hint="eastAsia"/>
           <w:kern w:val="0"/>
           <w:szCs w:val="24"/>
           <w14:ligatures w14:val="none"/>
@@ -2331,40 +2324,52 @@
     </w:p>
     <w:p>
       <w:pPr>
-        <w:ind w:firstLine="480"/>
-      </w:pPr>
-      <w:r>
+        <w:pStyle w:val="ds-markdown-paragraph"/>
+        <w:shd w:val="clear" w:color="auto" w:fill="FFFFFF"/>
+        <w:spacing w:before="240" w:beforeAutospacing="0" w:after="240" w:afterAutospacing="0" w:line="400" w:lineRule="exact"/>
+        <w:ind w:firstLine="482"/>
+        <w:rPr>
+          <w:rFonts w:ascii="Segoe UI" w:hAnsi="Segoe UI" w:cs="Segoe UI"/>
+          <w:color w:val="0F1115"/>
+        </w:rPr>
+      </w:pPr>
+      <w:r>
+        <w:rPr>
+          <w:rFonts w:ascii="Segoe UI" w:hAnsi="Segoe UI" w:cs="Segoe UI"/>
+          <w:color w:val="0F1115"/>
+        </w:rPr>
         <w:t>（</w:t>
       </w:r>
       <w:r>
+        <w:rPr>
+          <w:rFonts w:ascii="Segoe UI" w:hAnsi="Segoe UI" w:cs="Segoe UI"/>
+          <w:color w:val="0F1115"/>
+        </w:rPr>
         <w:t>4</w:t>
       </w:r>
       <w:r>
+        <w:rPr>
+          <w:rFonts w:ascii="Segoe UI" w:hAnsi="Segoe UI" w:cs="Segoe UI"/>
+          <w:color w:val="0F1115"/>
+        </w:rPr>
         <w:t>）完整投影公式</w:t>
       </w:r>
     </w:p>
     <w:p>
       <w:pPr>
-        <w:widowControl/>
+        <w:pStyle w:val="ds-markdown-paragraph"/>
         <w:shd w:val="clear" w:color="auto" w:fill="FFFFFF"/>
-        <w:spacing w:before="240" w:after="240"/>
-        <w:ind w:firstLineChars="0" w:firstLine="0"/>
-        <w:jc w:val="left"/>
-        <w:rPr>
-          <w:rFonts w:ascii="Segoe UI" w:eastAsia="宋体" w:hAnsi="Segoe UI" w:cs="Segoe UI"/>
-          <w:color w:val="0F1115"/>
-          <w:kern w:val="0"/>
-          <w:szCs w:val="24"/>
-          <w14:ligatures w14:val="none"/>
-        </w:rPr>
-      </w:pPr>
-      <w:r>
-        <w:rPr>
-          <w:rFonts w:ascii="Segoe UI" w:eastAsia="宋体" w:hAnsi="Segoe UI" w:cs="Segoe UI"/>
-          <w:color w:val="0F1115"/>
-          <w:kern w:val="0"/>
-          <w:szCs w:val="24"/>
-          <w14:ligatures w14:val="none"/>
+        <w:spacing w:before="240" w:beforeAutospacing="0" w:after="240" w:afterAutospacing="0" w:line="400" w:lineRule="exact"/>
+        <w:ind w:firstLine="482"/>
+        <w:rPr>
+          <w:rFonts w:ascii="Segoe UI" w:hAnsi="Segoe UI" w:cs="Segoe UI"/>
+          <w:color w:val="0F1115"/>
+        </w:rPr>
+      </w:pPr>
+      <w:r>
+        <w:rPr>
+          <w:rFonts w:ascii="Segoe UI" w:hAnsi="Segoe UI" w:cs="Segoe UI"/>
+          <w:color w:val="0F1115"/>
         </w:rPr>
         <w:t>综合以上变换，得到：</w:t>
       </w:r>
@@ -2375,7 +2380,7 @@
         <w:ind w:firstLineChars="0" w:firstLine="0"/>
         <w:jc w:val="left"/>
         <w:rPr>
-          <w:rFonts w:ascii="宋体" w:eastAsia="宋体" w:hAnsi="宋体" w:cs="宋体"/>
+          <w:rFonts w:ascii="宋体" w:eastAsia="宋体" w:hAnsi="宋体" w:cs="宋体" w:hint="eastAsia"/>
           <w:kern w:val="0"/>
           <w:szCs w:val="24"/>
           <w14:ligatures w14:val="none"/>
@@ -3057,26 +3062,19 @@
     </w:p>
     <w:p>
       <w:pPr>
-        <w:widowControl/>
+        <w:pStyle w:val="ds-markdown-paragraph"/>
         <w:shd w:val="clear" w:color="auto" w:fill="FFFFFF"/>
-        <w:spacing w:before="240" w:after="240"/>
-        <w:ind w:firstLineChars="0" w:firstLine="0"/>
-        <w:jc w:val="left"/>
-        <w:rPr>
-          <w:rFonts w:ascii="Segoe UI" w:eastAsia="宋体" w:hAnsi="Segoe UI" w:cs="Segoe UI"/>
-          <w:color w:val="0F1115"/>
-          <w:kern w:val="0"/>
-          <w:szCs w:val="24"/>
-          <w14:ligatures w14:val="none"/>
-        </w:rPr>
-      </w:pPr>
-      <w:r>
-        <w:rPr>
-          <w:rFonts w:ascii="Segoe UI" w:eastAsia="宋体" w:hAnsi="Segoe UI" w:cs="Segoe UI"/>
-          <w:color w:val="0F1115"/>
-          <w:kern w:val="0"/>
-          <w:szCs w:val="24"/>
-          <w14:ligatures w14:val="none"/>
+        <w:spacing w:before="240" w:beforeAutospacing="0" w:after="240" w:afterAutospacing="0" w:line="400" w:lineRule="exact"/>
+        <w:ind w:firstLine="482"/>
+        <w:rPr>
+          <w:rFonts w:ascii="Segoe UI" w:hAnsi="Segoe UI" w:cs="Segoe UI"/>
+          <w:color w:val="0F1115"/>
+        </w:rPr>
+      </w:pPr>
+      <w:r>
+        <w:rPr>
+          <w:rFonts w:ascii="Segoe UI" w:hAnsi="Segoe UI" w:cs="Segoe UI"/>
+          <w:color w:val="0F1115"/>
         </w:rPr>
         <w:t>其中，</w:t>
       </w:r>
@@ -3085,20 +3083,16 @@
           <m:sSubPr>
             <m:ctrlPr>
               <w:rPr>
-                <w:rFonts w:ascii="Cambria Math" w:eastAsia="宋体" w:hAnsi="Cambria Math" w:cs="宋体"/>
-                <w:kern w:val="0"/>
-                <w:szCs w:val="24"/>
-                <w14:ligatures w14:val="none"/>
+                <w:rFonts w:ascii="Cambria Math" w:hAnsi="Cambria Math" w:cs="Segoe UI"/>
+                <w:color w:val="0F1115"/>
               </w:rPr>
             </m:ctrlPr>
           </m:sSubPr>
           <m:e>
             <m:r>
               <w:rPr>
-                <w:rFonts w:ascii="Cambria Math" w:eastAsia="宋体" w:hAnsi="Cambria Math" w:cs="宋体"/>
-                <w:kern w:val="0"/>
-                <w:szCs w:val="24"/>
-                <w14:ligatures w14:val="none"/>
+                <w:rFonts w:ascii="Cambria Math" w:hAnsi="Cambria Math" w:cs="Segoe UI"/>
+                <w:color w:val="0F1115"/>
               </w:rPr>
               <m:t>f</m:t>
             </m:r>
@@ -3106,53 +3100,52 @@
           <m:sub>
             <m:r>
               <w:rPr>
-                <w:rFonts w:ascii="Cambria Math" w:eastAsia="宋体" w:hAnsi="Cambria Math" w:cs="宋体"/>
-                <w:kern w:val="0"/>
-                <w:szCs w:val="24"/>
-                <w14:ligatures w14:val="none"/>
+                <w:rFonts w:ascii="Cambria Math" w:hAnsi="Cambria Math" w:cs="Segoe UI"/>
+                <w:color w:val="0F1115"/>
               </w:rPr>
               <m:t>x</m:t>
             </m:r>
           </m:sub>
         </m:sSub>
         <m:r>
+          <m:rPr>
+            <m:sty m:val="p"/>
+          </m:rPr>
           <w:rPr>
-            <w:rFonts w:ascii="Cambria Math" w:eastAsia="宋体" w:hAnsi="Cambria Math" w:cs="宋体"/>
-            <w:kern w:val="0"/>
-            <w:szCs w:val="24"/>
-            <w14:ligatures w14:val="none"/>
+            <w:rFonts w:ascii="Cambria Math" w:hAnsi="Cambria Math" w:cs="Segoe UI"/>
+            <w:color w:val="0F1115"/>
           </w:rPr>
-          <m:t>=f</m:t>
+          <m:t>=</m:t>
+        </m:r>
+        <m:r>
+          <w:rPr>
+            <w:rFonts w:ascii="Cambria Math" w:hAnsi="Cambria Math" w:cs="Segoe UI"/>
+            <w:color w:val="0F1115"/>
+          </w:rPr>
+          <m:t>f</m:t>
         </m:r>
         <m:r>
           <m:rPr>
             <m:sty m:val="p"/>
           </m:rPr>
           <w:rPr>
-            <w:rFonts w:ascii="Cambria Math" w:eastAsia="宋体" w:hAnsi="Cambria Math" w:cs="宋体"/>
-            <w:kern w:val="0"/>
-            <w:szCs w:val="24"/>
-            <w14:ligatures w14:val="none"/>
+            <w:rFonts w:ascii="Cambria Math" w:hAnsi="Cambria Math" w:cs="Segoe UI"/>
+            <w:color w:val="0F1115"/>
           </w:rPr>
           <m:t>/</m:t>
         </m:r>
         <m:r>
           <w:rPr>
-            <w:rFonts w:ascii="Cambria Math" w:eastAsia="宋体" w:hAnsi="Cambria Math" w:cs="宋体"/>
-            <w:kern w:val="0"/>
-            <w:szCs w:val="24"/>
-            <w14:ligatures w14:val="none"/>
+            <w:rFonts w:ascii="Cambria Math" w:hAnsi="Cambria Math" w:cs="Segoe UI"/>
+            <w:color w:val="0F1115"/>
           </w:rPr>
           <m:t>dx</m:t>
         </m:r>
       </m:oMath>
       <w:r>
         <w:rPr>
-          <w:rFonts w:ascii="Segoe UI" w:eastAsia="宋体" w:hAnsi="Segoe UI" w:cs="Segoe UI"/>
-          <w:color w:val="0F1115"/>
-          <w:kern w:val="0"/>
-          <w:szCs w:val="24"/>
-          <w14:ligatures w14:val="none"/>
+          <w:rFonts w:ascii="Segoe UI" w:hAnsi="Segoe UI" w:cs="Segoe UI"/>
+          <w:color w:val="0F1115"/>
         </w:rPr>
         <w:t>，</w:t>
       </w:r>
@@ -3161,20 +3154,16 @@
           <m:sSubPr>
             <m:ctrlPr>
               <w:rPr>
-                <w:rFonts w:ascii="Cambria Math" w:eastAsia="宋体" w:hAnsi="Cambria Math" w:cs="宋体"/>
-                <w:kern w:val="0"/>
-                <w:szCs w:val="24"/>
-                <w14:ligatures w14:val="none"/>
+                <w:rFonts w:ascii="Cambria Math" w:hAnsi="Cambria Math" w:cs="Segoe UI"/>
+                <w:color w:val="0F1115"/>
               </w:rPr>
             </m:ctrlPr>
           </m:sSubPr>
           <m:e>
             <m:r>
               <w:rPr>
-                <w:rFonts w:ascii="Cambria Math" w:eastAsia="宋体" w:hAnsi="Cambria Math" w:cs="宋体"/>
-                <w:kern w:val="0"/>
-                <w:szCs w:val="24"/>
-                <w14:ligatures w14:val="none"/>
+                <w:rFonts w:ascii="Cambria Math" w:hAnsi="Cambria Math" w:cs="Segoe UI"/>
+                <w:color w:val="0F1115"/>
               </w:rPr>
               <m:t>f</m:t>
             </m:r>
@@ -3182,53 +3171,52 @@
           <m:sub>
             <m:r>
               <w:rPr>
-                <w:rFonts w:ascii="Cambria Math" w:eastAsia="宋体" w:hAnsi="Cambria Math" w:cs="宋体"/>
-                <w:kern w:val="0"/>
-                <w:szCs w:val="24"/>
-                <w14:ligatures w14:val="none"/>
+                <w:rFonts w:ascii="Cambria Math" w:hAnsi="Cambria Math" w:cs="Segoe UI"/>
+                <w:color w:val="0F1115"/>
               </w:rPr>
               <m:t>y</m:t>
             </m:r>
           </m:sub>
         </m:sSub>
         <m:r>
+          <m:rPr>
+            <m:sty m:val="p"/>
+          </m:rPr>
           <w:rPr>
-            <w:rFonts w:ascii="Cambria Math" w:eastAsia="宋体" w:hAnsi="Cambria Math" w:cs="宋体"/>
-            <w:kern w:val="0"/>
-            <w:szCs w:val="24"/>
-            <w14:ligatures w14:val="none"/>
+            <w:rFonts w:ascii="Cambria Math" w:hAnsi="Cambria Math" w:cs="Segoe UI"/>
+            <w:color w:val="0F1115"/>
           </w:rPr>
-          <m:t>=f</m:t>
+          <m:t>=</m:t>
+        </m:r>
+        <m:r>
+          <w:rPr>
+            <w:rFonts w:ascii="Cambria Math" w:hAnsi="Cambria Math" w:cs="Segoe UI"/>
+            <w:color w:val="0F1115"/>
+          </w:rPr>
+          <m:t>f</m:t>
         </m:r>
         <m:r>
           <m:rPr>
             <m:sty m:val="p"/>
           </m:rPr>
           <w:rPr>
-            <w:rFonts w:ascii="Cambria Math" w:eastAsia="宋体" w:hAnsi="Cambria Math" w:cs="宋体"/>
-            <w:kern w:val="0"/>
-            <w:szCs w:val="24"/>
-            <w14:ligatures w14:val="none"/>
+            <w:rFonts w:ascii="Cambria Math" w:hAnsi="Cambria Math" w:cs="Segoe UI"/>
+            <w:color w:val="0F1115"/>
           </w:rPr>
           <m:t>/</m:t>
         </m:r>
         <m:r>
           <w:rPr>
-            <w:rFonts w:ascii="Cambria Math" w:eastAsia="宋体" w:hAnsi="Cambria Math" w:cs="宋体"/>
-            <w:kern w:val="0"/>
-            <w:szCs w:val="24"/>
-            <w14:ligatures w14:val="none"/>
+            <w:rFonts w:ascii="Cambria Math" w:hAnsi="Cambria Math" w:cs="Segoe UI"/>
+            <w:color w:val="0F1115"/>
           </w:rPr>
           <m:t>dy</m:t>
         </m:r>
       </m:oMath>
       <w:r>
         <w:rPr>
-          <w:rFonts w:ascii="Segoe UI" w:eastAsia="宋体" w:hAnsi="Segoe UI" w:cs="Segoe UI"/>
-          <w:color w:val="0F1115"/>
-          <w:kern w:val="0"/>
-          <w:szCs w:val="24"/>
-          <w14:ligatures w14:val="none"/>
+          <w:rFonts w:ascii="Segoe UI" w:hAnsi="Segoe UI" w:cs="Segoe UI"/>
+          <w:color w:val="0F1115"/>
         </w:rPr>
         <w:t>，单位为像素。</w:t>
       </w:r>
@@ -3246,55 +3234,38 @@
     </w:p>
     <w:p>
       <w:pPr>
-        <w:widowControl/>
+        <w:pStyle w:val="ds-markdown-paragraph"/>
         <w:shd w:val="clear" w:color="auto" w:fill="FFFFFF"/>
-        <w:spacing w:before="240" w:after="240"/>
-        <w:ind w:firstLineChars="0" w:firstLine="0"/>
-        <w:jc w:val="left"/>
-        <w:rPr>
-          <w:rFonts w:ascii="Segoe UI" w:eastAsia="宋体" w:hAnsi="Segoe UI" w:cs="Segoe UI"/>
-          <w:color w:val="0F1115"/>
-          <w:kern w:val="0"/>
-          <w:szCs w:val="24"/>
-          <w14:ligatures w14:val="none"/>
-        </w:rPr>
-      </w:pPr>
-      <w:r>
-        <w:rPr>
-          <w:rFonts w:ascii="Segoe UI" w:eastAsia="宋体" w:hAnsi="Segoe UI" w:cs="Segoe UI"/>
-          <w:color w:val="0F1115"/>
-          <w:kern w:val="0"/>
-          <w:szCs w:val="24"/>
-          <w14:ligatures w14:val="none"/>
+        <w:spacing w:before="240" w:beforeAutospacing="0" w:after="240" w:afterAutospacing="0" w:line="400" w:lineRule="exact"/>
+        <w:ind w:firstLine="482"/>
+        <w:rPr>
+          <w:rFonts w:ascii="Segoe UI" w:hAnsi="Segoe UI" w:cs="Segoe UI"/>
+          <w:color w:val="0F1115"/>
+        </w:rPr>
+      </w:pPr>
+      <w:r>
+        <w:rPr>
+          <w:rFonts w:ascii="Segoe UI" w:hAnsi="Segoe UI" w:cs="Segoe UI"/>
+          <w:color w:val="0F1115"/>
         </w:rPr>
         <w:t>张正友标定法是当今最常用的相机标定方法，其核心思想：</w:t>
       </w:r>
     </w:p>
     <w:p>
       <w:pPr>
-        <w:widowControl/>
-        <w:numPr>
-          <w:ilvl w:val="0"/>
-          <w:numId w:val="10"/>
-        </w:numPr>
+        <w:pStyle w:val="ds-markdown-paragraph"/>
         <w:shd w:val="clear" w:color="auto" w:fill="FFFFFF"/>
-        <w:ind w:firstLineChars="0"/>
-        <w:jc w:val="left"/>
-        <w:rPr>
-          <w:rFonts w:ascii="Segoe UI" w:eastAsia="宋体" w:hAnsi="Segoe UI" w:cs="Segoe UI"/>
-          <w:color w:val="0F1115"/>
-          <w:kern w:val="0"/>
-          <w:szCs w:val="24"/>
-          <w14:ligatures w14:val="none"/>
-        </w:rPr>
-      </w:pPr>
-      <w:r>
-        <w:rPr>
-          <w:rFonts w:ascii="Segoe UI" w:eastAsia="宋体" w:hAnsi="Segoe UI" w:cs="Segoe UI"/>
-          <w:color w:val="0F1115"/>
-          <w:kern w:val="0"/>
-          <w:szCs w:val="24"/>
-          <w14:ligatures w14:val="none"/>
+        <w:spacing w:before="240" w:beforeAutospacing="0" w:after="240" w:afterAutospacing="0" w:line="400" w:lineRule="exact"/>
+        <w:ind w:firstLine="482"/>
+        <w:rPr>
+          <w:rFonts w:ascii="Segoe UI" w:hAnsi="Segoe UI" w:cs="Segoe UI"/>
+          <w:color w:val="0F1115"/>
+        </w:rPr>
+      </w:pPr>
+      <w:r>
+        <w:rPr>
+          <w:rFonts w:ascii="Segoe UI" w:hAnsi="Segoe UI" w:cs="Segoe UI"/>
+          <w:color w:val="0F1115"/>
         </w:rPr>
         <w:lastRenderedPageBreak/>
         <w:t>平面标定板：将世界坐标系固定在棋盘格平面上（设</w:t>
@@ -3304,20 +3275,16 @@
           <m:sSubPr>
             <m:ctrlPr>
               <w:rPr>
-                <w:rFonts w:ascii="Cambria Math" w:eastAsia="宋体" w:hAnsi="Cambria Math" w:cs="宋体"/>
-                <w:kern w:val="0"/>
-                <w:szCs w:val="24"/>
-                <w14:ligatures w14:val="none"/>
+                <w:rFonts w:ascii="Cambria Math" w:hAnsi="Cambria Math" w:cs="Segoe UI"/>
+                <w:color w:val="0F1115"/>
               </w:rPr>
             </m:ctrlPr>
           </m:sSubPr>
           <m:e>
             <m:r>
               <w:rPr>
-                <w:rFonts w:ascii="Cambria Math" w:eastAsia="宋体" w:hAnsi="Cambria Math" w:cs="宋体"/>
-                <w:kern w:val="0"/>
-                <w:szCs w:val="24"/>
-                <w14:ligatures w14:val="none"/>
+                <w:rFonts w:ascii="Cambria Math" w:hAnsi="Cambria Math" w:cs="Segoe UI"/>
+                <w:color w:val="0F1115"/>
               </w:rPr>
               <m:t>Z</m:t>
             </m:r>
@@ -3325,114 +3292,123 @@
           <m:sub>
             <m:r>
               <w:rPr>
-                <w:rFonts w:ascii="Cambria Math" w:eastAsia="宋体" w:hAnsi="Cambria Math" w:cs="宋体"/>
-                <w:kern w:val="0"/>
-                <w:szCs w:val="24"/>
-                <w14:ligatures w14:val="none"/>
+                <w:rFonts w:ascii="Cambria Math" w:hAnsi="Cambria Math" w:cs="Segoe UI"/>
+                <w:color w:val="0F1115"/>
               </w:rPr>
               <m:t>w</m:t>
             </m:r>
           </m:sub>
         </m:sSub>
         <m:r>
+          <m:rPr>
+            <m:sty m:val="p"/>
+          </m:rPr>
           <w:rPr>
-            <w:rFonts w:ascii="Cambria Math" w:eastAsia="宋体" w:hAnsi="Cambria Math" w:cs="宋体"/>
-            <w:kern w:val="0"/>
-            <w:szCs w:val="24"/>
-            <w14:ligatures w14:val="none"/>
+            <w:rFonts w:ascii="Cambria Math" w:hAnsi="Cambria Math" w:cs="Segoe UI"/>
+            <w:color w:val="0F1115"/>
           </w:rPr>
           <m:t>=0</m:t>
         </m:r>
       </m:oMath>
       <w:r>
         <w:rPr>
-          <w:rFonts w:ascii="Segoe UI" w:eastAsia="宋体" w:hAnsi="Segoe UI" w:cs="Segoe UI"/>
-          <w:color w:val="0F1115"/>
-          <w:kern w:val="0"/>
-          <w:szCs w:val="24"/>
-          <w14:ligatures w14:val="none"/>
+          <w:rFonts w:ascii="Segoe UI" w:hAnsi="Segoe UI" w:cs="Segoe UI"/>
+          <w:color w:val="0F1115"/>
         </w:rPr>
         <w:t>），简化投影模型；</w:t>
       </w:r>
     </w:p>
     <w:p>
       <w:pPr>
-        <w:widowControl/>
-        <w:numPr>
-          <w:ilvl w:val="0"/>
-          <w:numId w:val="10"/>
-        </w:numPr>
+        <w:pStyle w:val="ds-markdown-paragraph"/>
         <w:shd w:val="clear" w:color="auto" w:fill="FFFFFF"/>
-        <w:ind w:firstLineChars="0"/>
-        <w:jc w:val="left"/>
-        <w:rPr>
-          <w:rFonts w:ascii="Segoe UI" w:eastAsia="宋体" w:hAnsi="Segoe UI" w:cs="Segoe UI"/>
-          <w:color w:val="0F1115"/>
-          <w:kern w:val="0"/>
-          <w:szCs w:val="24"/>
-          <w14:ligatures w14:val="none"/>
-        </w:rPr>
-      </w:pPr>
-      <w:r>
-        <w:rPr>
-          <w:rFonts w:ascii="Segoe UI" w:eastAsia="宋体" w:hAnsi="Segoe UI" w:cs="Segoe UI"/>
-          <w:color w:val="0F1115"/>
-          <w:kern w:val="0"/>
-          <w:szCs w:val="24"/>
-          <w14:ligatures w14:val="none"/>
+        <w:spacing w:before="240" w:beforeAutospacing="0" w:after="240" w:afterAutospacing="0" w:line="400" w:lineRule="exact"/>
+        <w:ind w:firstLine="482"/>
+        <w:rPr>
+          <w:rFonts w:ascii="Segoe UI" w:hAnsi="Segoe UI" w:cs="Segoe UI"/>
+          <w:color w:val="0F1115"/>
+        </w:rPr>
+      </w:pPr>
+      <w:r>
+        <w:rPr>
+          <w:rFonts w:ascii="Segoe UI" w:hAnsi="Segoe UI" w:cs="Segoe UI"/>
+          <w:color w:val="0F1115"/>
         </w:rPr>
         <w:t>单应性矩阵：建立棋盘格平面到图像平面的单应性变换</w:t>
       </w:r>
       <m:oMath>
         <m:r>
           <w:rPr>
-            <w:rFonts w:ascii="Cambria Math" w:eastAsia="宋体" w:hAnsi="Cambria Math" w:cs="宋体"/>
-            <w:kern w:val="0"/>
-            <w:szCs w:val="24"/>
-            <w14:ligatures w14:val="none"/>
+            <w:rFonts w:ascii="Cambria Math" w:hAnsi="Cambria Math" w:cs="Segoe UI"/>
+            <w:color w:val="0F1115"/>
           </w:rPr>
-          <m:t>H=K[</m:t>
+          <m:t>H</m:t>
+        </m:r>
+        <m:r>
+          <m:rPr>
+            <m:sty m:val="p"/>
+          </m:rPr>
+          <w:rPr>
+            <w:rFonts w:ascii="Cambria Math" w:hAnsi="Cambria Math" w:cs="Segoe UI"/>
+            <w:color w:val="0F1115"/>
+          </w:rPr>
+          <m:t>=</m:t>
+        </m:r>
+        <m:r>
+          <w:rPr>
+            <w:rFonts w:ascii="Cambria Math" w:hAnsi="Cambria Math" w:cs="Segoe UI"/>
+            <w:color w:val="0F1115"/>
+          </w:rPr>
+          <m:t>K</m:t>
+        </m:r>
+        <m:r>
+          <m:rPr>
+            <m:sty m:val="p"/>
+          </m:rPr>
+          <w:rPr>
+            <w:rFonts w:ascii="Cambria Math" w:hAnsi="Cambria Math" w:cs="Segoe UI"/>
+            <w:color w:val="0F1115"/>
+          </w:rPr>
+          <m:t>[</m:t>
         </m:r>
         <m:sSub>
           <m:sSubPr>
             <m:ctrlPr>
               <w:rPr>
-                <w:rFonts w:ascii="Cambria Math" w:eastAsia="宋体" w:hAnsi="Cambria Math" w:cs="宋体"/>
-                <w:kern w:val="0"/>
-                <w:szCs w:val="24"/>
-                <w14:ligatures w14:val="none"/>
+                <w:rFonts w:ascii="Cambria Math" w:hAnsi="Cambria Math" w:cs="Segoe UI"/>
+                <w:color w:val="0F1115"/>
               </w:rPr>
             </m:ctrlPr>
           </m:sSubPr>
           <m:e>
             <m:r>
               <w:rPr>
-                <w:rFonts w:ascii="Cambria Math" w:eastAsia="宋体" w:hAnsi="Cambria Math" w:cs="宋体"/>
-                <w:kern w:val="0"/>
-                <w:szCs w:val="24"/>
-                <w14:ligatures w14:val="none"/>
+                <w:rFonts w:ascii="Cambria Math" w:hAnsi="Cambria Math" w:cs="Segoe UI"/>
+                <w:color w:val="0F1115"/>
               </w:rPr>
               <m:t>r</m:t>
             </m:r>
           </m:e>
           <m:sub>
             <m:r>
+              <m:rPr>
+                <m:sty m:val="p"/>
+              </m:rPr>
               <w:rPr>
-                <w:rFonts w:ascii="Cambria Math" w:eastAsia="宋体" w:hAnsi="Cambria Math" w:cs="宋体"/>
-                <w:kern w:val="0"/>
-                <w:szCs w:val="24"/>
-                <w14:ligatures w14:val="none"/>
+                <w:rFonts w:ascii="Cambria Math" w:hAnsi="Cambria Math" w:cs="Segoe UI"/>
+                <w:color w:val="0F1115"/>
               </w:rPr>
               <m:t>1</m:t>
             </m:r>
           </m:sub>
         </m:sSub>
         <m:r>
+          <m:rPr>
+            <m:sty m:val="p"/>
+          </m:rPr>
           <w:rPr>
-            <w:rFonts w:ascii="Cambria Math" w:eastAsia="宋体" w:hAnsi="Cambria Math" w:cs="宋体"/>
-            <w:kern w:val="0"/>
-            <w:szCs w:val="24"/>
-            <w14:ligatures w14:val="none"/>
+            <w:rFonts w:ascii="Cambria Math" w:hAnsi="Cambria Math" w:cs="Segoe UI"/>
+            <w:color w:val="0F1115"/>
           </w:rPr>
           <m:t>,</m:t>
         </m:r>
@@ -3440,82 +3416,84 @@
           <m:sSubPr>
             <m:ctrlPr>
               <w:rPr>
-                <w:rFonts w:ascii="Cambria Math" w:eastAsia="宋体" w:hAnsi="Cambria Math" w:cs="宋体"/>
-                <w:kern w:val="0"/>
-                <w:szCs w:val="24"/>
-                <w14:ligatures w14:val="none"/>
+                <w:rFonts w:ascii="Cambria Math" w:hAnsi="Cambria Math" w:cs="Segoe UI"/>
+                <w:color w:val="0F1115"/>
               </w:rPr>
             </m:ctrlPr>
           </m:sSubPr>
           <m:e>
             <m:r>
               <w:rPr>
-                <w:rFonts w:ascii="Cambria Math" w:eastAsia="宋体" w:hAnsi="Cambria Math" w:cs="宋体"/>
-                <w:kern w:val="0"/>
-                <w:szCs w:val="24"/>
-                <w14:ligatures w14:val="none"/>
+                <w:rFonts w:ascii="Cambria Math" w:hAnsi="Cambria Math" w:cs="Segoe UI"/>
+                <w:color w:val="0F1115"/>
               </w:rPr>
               <m:t>r</m:t>
             </m:r>
           </m:e>
           <m:sub>
             <m:r>
+              <m:rPr>
+                <m:sty m:val="p"/>
+              </m:rPr>
               <w:rPr>
-                <w:rFonts w:ascii="Cambria Math" w:eastAsia="宋体" w:hAnsi="Cambria Math" w:cs="宋体"/>
-                <w:kern w:val="0"/>
-                <w:szCs w:val="24"/>
-                <w14:ligatures w14:val="none"/>
+                <w:rFonts w:ascii="Cambria Math" w:hAnsi="Cambria Math" w:cs="Segoe UI"/>
+                <w:color w:val="0F1115"/>
               </w:rPr>
               <m:t>2</m:t>
             </m:r>
           </m:sub>
         </m:sSub>
         <m:r>
+          <m:rPr>
+            <m:sty m:val="p"/>
+          </m:rPr>
           <w:rPr>
-            <w:rFonts w:ascii="Cambria Math" w:eastAsia="宋体" w:hAnsi="Cambria Math" w:cs="宋体"/>
-            <w:kern w:val="0"/>
-            <w:szCs w:val="24"/>
-            <w14:ligatures w14:val="none"/>
+            <w:rFonts w:ascii="Cambria Math" w:hAnsi="Cambria Math" w:cs="Segoe UI"/>
+            <w:color w:val="0F1115"/>
           </w:rPr>
-          <m:t>,t]</m:t>
+          <m:t>,</m:t>
+        </m:r>
+        <m:r>
+          <w:rPr>
+            <w:rFonts w:ascii="Cambria Math" w:hAnsi="Cambria Math" w:cs="Segoe UI"/>
+            <w:color w:val="0F1115"/>
+          </w:rPr>
+          <m:t>t</m:t>
+        </m:r>
+        <m:r>
+          <m:rPr>
+            <m:sty m:val="p"/>
+          </m:rPr>
+          <w:rPr>
+            <w:rFonts w:ascii="Cambria Math" w:hAnsi="Cambria Math" w:cs="Segoe UI"/>
+            <w:color w:val="0F1115"/>
+          </w:rPr>
+          <m:t>]</m:t>
         </m:r>
       </m:oMath>
       <w:r>
         <w:rPr>
-          <w:rFonts w:ascii="Segoe UI" w:eastAsia="宋体" w:hAnsi="Segoe UI" w:cs="Segoe UI"/>
-          <w:color w:val="0F1115"/>
-          <w:kern w:val="0"/>
-          <w:szCs w:val="24"/>
-          <w14:ligatures w14:val="none"/>
+          <w:rFonts w:ascii="Segoe UI" w:hAnsi="Segoe UI" w:cs="Segoe UI"/>
+          <w:color w:val="0F1115"/>
         </w:rPr>
         <w:t>；</w:t>
       </w:r>
     </w:p>
     <w:p>
       <w:pPr>
-        <w:widowControl/>
-        <w:numPr>
-          <w:ilvl w:val="0"/>
-          <w:numId w:val="10"/>
-        </w:numPr>
+        <w:pStyle w:val="ds-markdown-paragraph"/>
         <w:shd w:val="clear" w:color="auto" w:fill="FFFFFF"/>
-        <w:ind w:firstLineChars="0"/>
-        <w:jc w:val="left"/>
-        <w:rPr>
-          <w:rFonts w:ascii="Segoe UI" w:eastAsia="宋体" w:hAnsi="Segoe UI" w:cs="Segoe UI"/>
-          <w:color w:val="0F1115"/>
-          <w:kern w:val="0"/>
-          <w:szCs w:val="24"/>
-          <w14:ligatures w14:val="none"/>
-        </w:rPr>
-      </w:pPr>
-      <w:r>
-        <w:rPr>
-          <w:rFonts w:ascii="Segoe UI" w:eastAsia="宋体" w:hAnsi="Segoe UI" w:cs="Segoe UI"/>
-          <w:color w:val="0F1115"/>
-          <w:kern w:val="0"/>
-          <w:szCs w:val="24"/>
-          <w14:ligatures w14:val="none"/>
+        <w:spacing w:before="240" w:beforeAutospacing="0" w:after="240" w:afterAutospacing="0" w:line="400" w:lineRule="exact"/>
+        <w:ind w:firstLine="482"/>
+        <w:rPr>
+          <w:rFonts w:ascii="Segoe UI" w:hAnsi="Segoe UI" w:cs="Segoe UI"/>
+          <w:color w:val="0F1115"/>
+        </w:rPr>
+      </w:pPr>
+      <w:r>
+        <w:rPr>
+          <w:rFonts w:ascii="Segoe UI" w:hAnsi="Segoe UI" w:cs="Segoe UI"/>
+          <w:color w:val="0F1115"/>
         </w:rPr>
         <w:t>内参约束：利用旋转矩阵的正交性（</w:t>
       </w:r>
@@ -3524,31 +3502,28 @@
           <m:sSubSupPr>
             <m:ctrlPr>
               <w:rPr>
-                <w:rFonts w:ascii="Cambria Math" w:eastAsia="宋体" w:hAnsi="Cambria Math" w:cs="宋体"/>
-                <w:kern w:val="0"/>
-                <w:szCs w:val="24"/>
-                <w14:ligatures w14:val="none"/>
+                <w:rFonts w:ascii="Cambria Math" w:hAnsi="Cambria Math" w:cs="Segoe UI"/>
+                <w:color w:val="0F1115"/>
               </w:rPr>
             </m:ctrlPr>
           </m:sSubSupPr>
           <m:e>
             <m:r>
               <w:rPr>
-                <w:rFonts w:ascii="Cambria Math" w:eastAsia="宋体" w:hAnsi="Cambria Math" w:cs="宋体"/>
-                <w:kern w:val="0"/>
-                <w:szCs w:val="24"/>
-                <w14:ligatures w14:val="none"/>
+                <w:rFonts w:ascii="Cambria Math" w:hAnsi="Cambria Math" w:cs="Segoe UI"/>
+                <w:color w:val="0F1115"/>
               </w:rPr>
               <m:t>r</m:t>
             </m:r>
           </m:e>
           <m:sub>
             <m:r>
+              <m:rPr>
+                <m:sty m:val="p"/>
+              </m:rPr>
               <w:rPr>
-                <w:rFonts w:ascii="Cambria Math" w:eastAsia="宋体" w:hAnsi="Cambria Math" w:cs="宋体"/>
-                <w:kern w:val="0"/>
-                <w:szCs w:val="24"/>
-                <w14:ligatures w14:val="none"/>
+                <w:rFonts w:ascii="Cambria Math" w:hAnsi="Cambria Math" w:cs="Segoe UI"/>
+                <w:color w:val="0F1115"/>
               </w:rPr>
               <m:t>1</m:t>
             </m:r>
@@ -3556,10 +3531,8 @@
           <m:sup>
             <m:r>
               <w:rPr>
-                <w:rFonts w:ascii="Cambria Math" w:eastAsia="宋体" w:hAnsi="Cambria Math" w:cs="宋体"/>
-                <w:kern w:val="0"/>
-                <w:szCs w:val="24"/>
-                <w14:ligatures w14:val="none"/>
+                <w:rFonts w:ascii="Cambria Math" w:hAnsi="Cambria Math" w:cs="Segoe UI"/>
+                <w:color w:val="0F1115"/>
               </w:rPr>
               <m:t>T</m:t>
             </m:r>
@@ -3569,53 +3542,48 @@
           <m:sSubPr>
             <m:ctrlPr>
               <w:rPr>
-                <w:rFonts w:ascii="Cambria Math" w:eastAsia="宋体" w:hAnsi="Cambria Math" w:cs="宋体"/>
-                <w:kern w:val="0"/>
-                <w:szCs w:val="24"/>
-                <w14:ligatures w14:val="none"/>
+                <w:rFonts w:ascii="Cambria Math" w:hAnsi="Cambria Math" w:cs="Segoe UI"/>
+                <w:color w:val="0F1115"/>
               </w:rPr>
             </m:ctrlPr>
           </m:sSubPr>
           <m:e>
             <m:r>
               <w:rPr>
-                <w:rFonts w:ascii="Cambria Math" w:eastAsia="宋体" w:hAnsi="Cambria Math" w:cs="宋体"/>
-                <w:kern w:val="0"/>
-                <w:szCs w:val="24"/>
-                <w14:ligatures w14:val="none"/>
+                <w:rFonts w:ascii="Cambria Math" w:hAnsi="Cambria Math" w:cs="Segoe UI"/>
+                <w:color w:val="0F1115"/>
               </w:rPr>
               <m:t>r</m:t>
             </m:r>
           </m:e>
           <m:sub>
             <m:r>
+              <m:rPr>
+                <m:sty m:val="p"/>
+              </m:rPr>
               <w:rPr>
-                <w:rFonts w:ascii="Cambria Math" w:eastAsia="宋体" w:hAnsi="Cambria Math" w:cs="宋体"/>
-                <w:kern w:val="0"/>
-                <w:szCs w:val="24"/>
-                <w14:ligatures w14:val="none"/>
+                <w:rFonts w:ascii="Cambria Math" w:hAnsi="Cambria Math" w:cs="Segoe UI"/>
+                <w:color w:val="0F1115"/>
               </w:rPr>
               <m:t>2</m:t>
             </m:r>
           </m:sub>
         </m:sSub>
         <m:r>
+          <m:rPr>
+            <m:sty m:val="p"/>
+          </m:rPr>
           <w:rPr>
-            <w:rFonts w:ascii="Cambria Math" w:eastAsia="宋体" w:hAnsi="Cambria Math" w:cs="宋体"/>
-            <w:kern w:val="0"/>
-            <w:szCs w:val="24"/>
-            <w14:ligatures w14:val="none"/>
+            <w:rFonts w:ascii="Cambria Math" w:hAnsi="Cambria Math" w:cs="Segoe UI"/>
+            <w:color w:val="0F1115"/>
           </w:rPr>
           <m:t>=0</m:t>
         </m:r>
       </m:oMath>
       <w:r>
         <w:rPr>
-          <w:rFonts w:ascii="Segoe UI" w:eastAsia="宋体" w:hAnsi="Segoe UI" w:cs="Segoe UI"/>
-          <w:color w:val="0F1115"/>
-          <w:kern w:val="0"/>
-          <w:szCs w:val="24"/>
-          <w14:ligatures w14:val="none"/>
+          <w:rFonts w:ascii="Segoe UI" w:hAnsi="Segoe UI" w:cs="Segoe UI"/>
+          <w:color w:val="0F1115"/>
         </w:rPr>
         <w:t>，</w:t>
       </w:r>
@@ -3624,31 +3592,28 @@
           <m:sSubSupPr>
             <m:ctrlPr>
               <w:rPr>
-                <w:rFonts w:ascii="Cambria Math" w:eastAsia="宋体" w:hAnsi="Cambria Math" w:cs="宋体"/>
-                <w:kern w:val="0"/>
-                <w:szCs w:val="24"/>
-                <w14:ligatures w14:val="none"/>
+                <w:rFonts w:ascii="Cambria Math" w:hAnsi="Cambria Math" w:cs="Segoe UI"/>
+                <w:color w:val="0F1115"/>
               </w:rPr>
             </m:ctrlPr>
           </m:sSubSupPr>
           <m:e>
             <m:r>
               <w:rPr>
-                <w:rFonts w:ascii="Cambria Math" w:eastAsia="宋体" w:hAnsi="Cambria Math" w:cs="宋体"/>
-                <w:kern w:val="0"/>
-                <w:szCs w:val="24"/>
-                <w14:ligatures w14:val="none"/>
+                <w:rFonts w:ascii="Cambria Math" w:hAnsi="Cambria Math" w:cs="Segoe UI"/>
+                <w:color w:val="0F1115"/>
               </w:rPr>
               <m:t>r</m:t>
             </m:r>
           </m:e>
           <m:sub>
             <m:r>
+              <m:rPr>
+                <m:sty m:val="p"/>
+              </m:rPr>
               <w:rPr>
-                <w:rFonts w:ascii="Cambria Math" w:eastAsia="宋体" w:hAnsi="Cambria Math" w:cs="宋体"/>
-                <w:kern w:val="0"/>
-                <w:szCs w:val="24"/>
-                <w14:ligatures w14:val="none"/>
+                <w:rFonts w:ascii="Cambria Math" w:hAnsi="Cambria Math" w:cs="Segoe UI"/>
+                <w:color w:val="0F1115"/>
               </w:rPr>
               <m:t>1</m:t>
             </m:r>
@@ -3656,10 +3621,8 @@
           <m:sup>
             <m:r>
               <w:rPr>
-                <w:rFonts w:ascii="Cambria Math" w:eastAsia="宋体" w:hAnsi="Cambria Math" w:cs="宋体"/>
-                <w:kern w:val="0"/>
-                <w:szCs w:val="24"/>
-                <w14:ligatures w14:val="none"/>
+                <w:rFonts w:ascii="Cambria Math" w:hAnsi="Cambria Math" w:cs="Segoe UI"/>
+                <w:color w:val="0F1115"/>
               </w:rPr>
               <m:t>T</m:t>
             </m:r>
@@ -3669,42 +3632,40 @@
           <m:sSubPr>
             <m:ctrlPr>
               <w:rPr>
-                <w:rFonts w:ascii="Cambria Math" w:eastAsia="宋体" w:hAnsi="Cambria Math" w:cs="宋体"/>
-                <w:kern w:val="0"/>
-                <w:szCs w:val="24"/>
-                <w14:ligatures w14:val="none"/>
+                <w:rFonts w:ascii="Cambria Math" w:hAnsi="Cambria Math" w:cs="Segoe UI"/>
+                <w:color w:val="0F1115"/>
               </w:rPr>
             </m:ctrlPr>
           </m:sSubPr>
           <m:e>
             <m:r>
               <w:rPr>
-                <w:rFonts w:ascii="Cambria Math" w:eastAsia="宋体" w:hAnsi="Cambria Math" w:cs="宋体"/>
-                <w:kern w:val="0"/>
-                <w:szCs w:val="24"/>
-                <w14:ligatures w14:val="none"/>
+                <w:rFonts w:ascii="Cambria Math" w:hAnsi="Cambria Math" w:cs="Segoe UI"/>
+                <w:color w:val="0F1115"/>
               </w:rPr>
               <m:t>r</m:t>
             </m:r>
           </m:e>
           <m:sub>
             <m:r>
+              <m:rPr>
+                <m:sty m:val="p"/>
+              </m:rPr>
               <w:rPr>
-                <w:rFonts w:ascii="Cambria Math" w:eastAsia="宋体" w:hAnsi="Cambria Math" w:cs="宋体"/>
-                <w:kern w:val="0"/>
-                <w:szCs w:val="24"/>
-                <w14:ligatures w14:val="none"/>
+                <w:rFonts w:ascii="Cambria Math" w:hAnsi="Cambria Math" w:cs="Segoe UI"/>
+                <w:color w:val="0F1115"/>
               </w:rPr>
               <m:t>1</m:t>
             </m:r>
           </m:sub>
         </m:sSub>
         <m:r>
+          <m:rPr>
+            <m:sty m:val="p"/>
+          </m:rPr>
           <w:rPr>
-            <w:rFonts w:ascii="Cambria Math" w:eastAsia="宋体" w:hAnsi="Cambria Math" w:cs="宋体"/>
-            <w:kern w:val="0"/>
-            <w:szCs w:val="24"/>
-            <w14:ligatures w14:val="none"/>
+            <w:rFonts w:ascii="Cambria Math" w:hAnsi="Cambria Math" w:cs="Segoe UI"/>
+            <w:color w:val="0F1115"/>
           </w:rPr>
           <m:t>=</m:t>
         </m:r>
@@ -3712,31 +3673,28 @@
           <m:sSubSupPr>
             <m:ctrlPr>
               <w:rPr>
-                <w:rFonts w:ascii="Cambria Math" w:eastAsia="宋体" w:hAnsi="Cambria Math" w:cs="宋体"/>
-                <w:kern w:val="0"/>
-                <w:szCs w:val="24"/>
-                <w14:ligatures w14:val="none"/>
+                <w:rFonts w:ascii="Cambria Math" w:hAnsi="Cambria Math" w:cs="Segoe UI"/>
+                <w:color w:val="0F1115"/>
               </w:rPr>
             </m:ctrlPr>
           </m:sSubSupPr>
           <m:e>
             <m:r>
               <w:rPr>
-                <w:rFonts w:ascii="Cambria Math" w:eastAsia="宋体" w:hAnsi="Cambria Math" w:cs="宋体"/>
-                <w:kern w:val="0"/>
-                <w:szCs w:val="24"/>
-                <w14:ligatures w14:val="none"/>
+                <w:rFonts w:ascii="Cambria Math" w:hAnsi="Cambria Math" w:cs="Segoe UI"/>
+                <w:color w:val="0F1115"/>
               </w:rPr>
               <m:t>r</m:t>
             </m:r>
           </m:e>
           <m:sub>
             <m:r>
+              <m:rPr>
+                <m:sty m:val="p"/>
+              </m:rPr>
               <w:rPr>
-                <w:rFonts w:ascii="Cambria Math" w:eastAsia="宋体" w:hAnsi="Cambria Math" w:cs="宋体"/>
-                <w:kern w:val="0"/>
-                <w:szCs w:val="24"/>
-                <w14:ligatures w14:val="none"/>
+                <w:rFonts w:ascii="Cambria Math" w:hAnsi="Cambria Math" w:cs="Segoe UI"/>
+                <w:color w:val="0F1115"/>
               </w:rPr>
               <m:t>2</m:t>
             </m:r>
@@ -3744,10 +3702,8 @@
           <m:sup>
             <m:r>
               <w:rPr>
-                <w:rFonts w:ascii="Cambria Math" w:eastAsia="宋体" w:hAnsi="Cambria Math" w:cs="宋体"/>
-                <w:kern w:val="0"/>
-                <w:szCs w:val="24"/>
-                <w14:ligatures w14:val="none"/>
+                <w:rFonts w:ascii="Cambria Math" w:hAnsi="Cambria Math" w:cs="Segoe UI"/>
+                <w:color w:val="0F1115"/>
               </w:rPr>
               <m:t>T</m:t>
             </m:r>
@@ -3757,31 +3713,28 @@
           <m:sSubPr>
             <m:ctrlPr>
               <w:rPr>
-                <w:rFonts w:ascii="Cambria Math" w:eastAsia="宋体" w:hAnsi="Cambria Math" w:cs="宋体"/>
-                <w:kern w:val="0"/>
-                <w:szCs w:val="24"/>
-                <w14:ligatures w14:val="none"/>
+                <w:rFonts w:ascii="Cambria Math" w:hAnsi="Cambria Math" w:cs="Segoe UI"/>
+                <w:color w:val="0F1115"/>
               </w:rPr>
             </m:ctrlPr>
           </m:sSubPr>
           <m:e>
             <m:r>
               <w:rPr>
-                <w:rFonts w:ascii="Cambria Math" w:eastAsia="宋体" w:hAnsi="Cambria Math" w:cs="宋体"/>
-                <w:kern w:val="0"/>
-                <w:szCs w:val="24"/>
-                <w14:ligatures w14:val="none"/>
+                <w:rFonts w:ascii="Cambria Math" w:hAnsi="Cambria Math" w:cs="Segoe UI"/>
+                <w:color w:val="0F1115"/>
               </w:rPr>
               <m:t>r</m:t>
             </m:r>
           </m:e>
           <m:sub>
             <m:r>
+              <m:rPr>
+                <m:sty m:val="p"/>
+              </m:rPr>
               <w:rPr>
-                <w:rFonts w:ascii="Cambria Math" w:eastAsia="宋体" w:hAnsi="Cambria Math" w:cs="宋体"/>
-                <w:kern w:val="0"/>
-                <w:szCs w:val="24"/>
-                <w14:ligatures w14:val="none"/>
+                <w:rFonts w:ascii="Cambria Math" w:hAnsi="Cambria Math" w:cs="Segoe UI"/>
+                <w:color w:val="0F1115"/>
               </w:rPr>
               <m:t>2</m:t>
             </m:r>
@@ -3790,60 +3743,41 @@
       </m:oMath>
       <w:r>
         <w:rPr>
-          <w:rFonts w:ascii="Segoe UI" w:eastAsia="宋体" w:hAnsi="Segoe UI" w:cs="Segoe UI"/>
-          <w:color w:val="0F1115"/>
-          <w:kern w:val="0"/>
-          <w:szCs w:val="24"/>
-          <w14:ligatures w14:val="none"/>
+          <w:rFonts w:ascii="Segoe UI" w:hAnsi="Segoe UI" w:cs="Segoe UI"/>
+          <w:color w:val="0F1115"/>
         </w:rPr>
         <w:t>），建立内参约束方程；</w:t>
       </w:r>
     </w:p>
     <w:p>
       <w:pPr>
-        <w:widowControl/>
-        <w:numPr>
-          <w:ilvl w:val="0"/>
-          <w:numId w:val="10"/>
-        </w:numPr>
+        <w:pStyle w:val="ds-markdown-paragraph"/>
         <w:shd w:val="clear" w:color="auto" w:fill="FFFFFF"/>
-        <w:ind w:firstLineChars="0"/>
-        <w:jc w:val="left"/>
-        <w:rPr>
-          <w:rFonts w:ascii="Segoe UI" w:eastAsia="宋体" w:hAnsi="Segoe UI" w:cs="Segoe UI"/>
-          <w:color w:val="0F1115"/>
-          <w:kern w:val="0"/>
-          <w:szCs w:val="24"/>
-          <w14:ligatures w14:val="none"/>
-        </w:rPr>
-      </w:pPr>
-      <w:r>
-        <w:rPr>
-          <w:rFonts w:ascii="Segoe UI" w:eastAsia="宋体" w:hAnsi="Segoe UI" w:cs="Segoe UI"/>
-          <w:color w:val="0F1115"/>
-          <w:kern w:val="0"/>
-          <w:szCs w:val="24"/>
-          <w14:ligatures w14:val="none"/>
+        <w:spacing w:before="240" w:beforeAutospacing="0" w:after="240" w:afterAutospacing="0" w:line="400" w:lineRule="exact"/>
+        <w:ind w:firstLine="482"/>
+        <w:rPr>
+          <w:rFonts w:ascii="Segoe UI" w:hAnsi="Segoe UI" w:cs="Segoe UI"/>
+          <w:color w:val="0F1115"/>
+        </w:rPr>
+      </w:pPr>
+      <w:r>
+        <w:rPr>
+          <w:rFonts w:ascii="Segoe UI" w:hAnsi="Segoe UI" w:cs="Segoe UI"/>
+          <w:color w:val="0F1115"/>
         </w:rPr>
         <w:t>分步求解：先线性求解初值，再通过</w:t>
       </w:r>
       <w:r>
         <w:rPr>
-          <w:rFonts w:ascii="Segoe UI" w:eastAsia="宋体" w:hAnsi="Segoe UI" w:cs="Segoe UI"/>
-          <w:color w:val="0F1115"/>
-          <w:kern w:val="0"/>
-          <w:szCs w:val="24"/>
-          <w14:ligatures w14:val="none"/>
+          <w:rFonts w:ascii="Segoe UI" w:hAnsi="Segoe UI" w:cs="Segoe UI"/>
+          <w:color w:val="0F1115"/>
         </w:rPr>
         <w:t>Levenberg-Marquardt</w:t>
       </w:r>
       <w:r>
         <w:rPr>
-          <w:rFonts w:ascii="Segoe UI" w:eastAsia="宋体" w:hAnsi="Segoe UI" w:cs="Segoe UI"/>
-          <w:color w:val="0F1115"/>
-          <w:kern w:val="0"/>
-          <w:szCs w:val="24"/>
-          <w14:ligatures w14:val="none"/>
+          <w:rFonts w:ascii="Segoe UI" w:hAnsi="Segoe UI" w:cs="Segoe UI"/>
+          <w:color w:val="0F1115"/>
         </w:rPr>
         <w:t>算法非线性优化。</w:t>
       </w:r>
@@ -3864,85 +3798,61 @@
     </w:p>
     <w:p>
       <w:pPr>
-        <w:widowControl/>
+        <w:pStyle w:val="ds-markdown-paragraph"/>
         <w:shd w:val="clear" w:color="auto" w:fill="FFFFFF"/>
-        <w:spacing w:before="240" w:after="240" w:line="400" w:lineRule="exact"/>
-        <w:ind w:firstLineChars="0" w:firstLine="0"/>
-        <w:jc w:val="left"/>
-        <w:rPr>
-          <w:rFonts w:ascii="Segoe UI" w:eastAsia="宋体" w:hAnsi="Segoe UI" w:cs="Segoe UI"/>
-          <w:color w:val="0F1115"/>
-          <w:kern w:val="0"/>
-          <w:szCs w:val="24"/>
-          <w14:ligatures w14:val="none"/>
-        </w:rPr>
-      </w:pPr>
-      <w:r>
-        <w:rPr>
-          <w:rFonts w:ascii="Segoe UI" w:eastAsia="宋体" w:hAnsi="Segoe UI" w:cs="Segoe UI"/>
-          <w:color w:val="0F1115"/>
-          <w:kern w:val="0"/>
-          <w:szCs w:val="24"/>
-          <w14:ligatures w14:val="none"/>
+        <w:spacing w:before="240" w:beforeAutospacing="0" w:after="240" w:afterAutospacing="0" w:line="400" w:lineRule="exact"/>
+        <w:ind w:firstLine="482"/>
+        <w:rPr>
+          <w:rFonts w:ascii="Segoe UI" w:hAnsi="Segoe UI" w:cs="Segoe UI"/>
+          <w:color w:val="0F1115"/>
+        </w:rPr>
+      </w:pPr>
+      <w:r>
+        <w:rPr>
+          <w:rFonts w:ascii="Segoe UI" w:hAnsi="Segoe UI" w:cs="Segoe UI"/>
+          <w:color w:val="0F1115"/>
         </w:rPr>
         <w:t>手眼标定求解相机坐标系与机械臂末端坐标系之间的变换关系。</w:t>
       </w:r>
     </w:p>
     <w:p>
       <w:pPr>
-        <w:widowControl/>
+        <w:pStyle w:val="ds-markdown-paragraph"/>
         <w:shd w:val="clear" w:color="auto" w:fill="FFFFFF"/>
-        <w:spacing w:before="240" w:after="240" w:line="400" w:lineRule="exact"/>
-        <w:ind w:firstLineChars="0" w:firstLine="0"/>
-        <w:jc w:val="left"/>
-        <w:rPr>
-          <w:rFonts w:ascii="Segoe UI" w:eastAsia="宋体" w:hAnsi="Segoe UI" w:cs="Segoe UI"/>
-          <w:color w:val="0F1115"/>
-          <w:kern w:val="0"/>
-          <w:szCs w:val="24"/>
-          <w14:ligatures w14:val="none"/>
-        </w:rPr>
-      </w:pPr>
-      <w:r>
-        <w:rPr>
-          <w:rFonts w:ascii="Segoe UI" w:eastAsia="宋体" w:hAnsi="Segoe UI" w:cs="Segoe UI"/>
-          <w:b/>
-          <w:bCs/>
-          <w:color w:val="0F1115"/>
-          <w:kern w:val="0"/>
-          <w:szCs w:val="24"/>
-          <w14:ligatures w14:val="none"/>
+        <w:spacing w:before="240" w:beforeAutospacing="0" w:after="240" w:afterAutospacing="0" w:line="400" w:lineRule="exact"/>
+        <w:ind w:firstLine="482"/>
+        <w:rPr>
+          <w:rFonts w:ascii="Segoe UI" w:hAnsi="Segoe UI" w:cs="Segoe UI"/>
+          <w:color w:val="0F1115"/>
+        </w:rPr>
+      </w:pPr>
+      <w:r>
+        <w:rPr>
+          <w:rFonts w:ascii="Segoe UI" w:hAnsi="Segoe UI" w:cs="Segoe UI"/>
+          <w:color w:val="0F1115"/>
         </w:rPr>
         <w:t>问题描述</w:t>
       </w:r>
       <w:r>
         <w:rPr>
-          <w:rFonts w:ascii="Segoe UI" w:eastAsia="宋体" w:hAnsi="Segoe UI" w:cs="Segoe UI"/>
-          <w:color w:val="0F1115"/>
-          <w:kern w:val="0"/>
-          <w:szCs w:val="24"/>
-          <w14:ligatures w14:val="none"/>
+          <w:rFonts w:ascii="Segoe UI" w:hAnsi="Segoe UI" w:cs="Segoe UI"/>
+          <w:color w:val="0F1115"/>
         </w:rPr>
         <w:t>：设</w:t>
       </w:r>
       <m:oMath>
         <m:r>
           <w:rPr>
-            <w:rFonts w:ascii="Cambria Math" w:eastAsia="宋体" w:hAnsi="Cambria Math" w:cs="宋体"/>
-            <w:kern w:val="0"/>
-            <w:szCs w:val="24"/>
-            <w14:ligatures w14:val="none"/>
+            <w:rFonts w:ascii="Cambria Math" w:hAnsi="Cambria Math" w:cs="Segoe UI"/>
+            <w:color w:val="0F1115"/>
           </w:rPr>
           <m:t>X</m:t>
         </m:r>
       </m:oMath>
       <w:r>
         <w:rPr>
-          <w:rFonts w:ascii="Segoe UI" w:eastAsia="宋体" w:hAnsi="Segoe UI" w:cs="Segoe UI"/>
-          <w:color w:val="0F1115"/>
-          <w:kern w:val="0"/>
-          <w:szCs w:val="24"/>
-          <w14:ligatures w14:val="none"/>
+          <w:rFonts w:ascii="Segoe UI" w:hAnsi="Segoe UI" w:cs="Segoe UI"/>
+          <w:color w:val="0F1115"/>
         </w:rPr>
         <w:t>为相机在机械臂末端坐标系下的变换矩阵（待求）。机械臂从位姿</w:t>
       </w:r>
@@ -3951,31 +3861,28 @@
           <m:sSubPr>
             <m:ctrlPr>
               <w:rPr>
-                <w:rFonts w:ascii="Cambria Math" w:eastAsia="宋体" w:hAnsi="Cambria Math" w:cs="宋体"/>
-                <w:kern w:val="0"/>
-                <w:szCs w:val="24"/>
-                <w14:ligatures w14:val="none"/>
+                <w:rFonts w:ascii="Cambria Math" w:hAnsi="Cambria Math" w:cs="Segoe UI"/>
+                <w:color w:val="0F1115"/>
               </w:rPr>
             </m:ctrlPr>
           </m:sSubPr>
           <m:e>
             <m:r>
               <w:rPr>
-                <w:rFonts w:ascii="Cambria Math" w:eastAsia="宋体" w:hAnsi="Cambria Math" w:cs="宋体"/>
-                <w:kern w:val="0"/>
-                <w:szCs w:val="24"/>
-                <w14:ligatures w14:val="none"/>
+                <w:rFonts w:ascii="Cambria Math" w:hAnsi="Cambria Math" w:cs="Segoe UI"/>
+                <w:color w:val="0F1115"/>
               </w:rPr>
               <m:t>A</m:t>
             </m:r>
           </m:e>
           <m:sub>
             <m:r>
+              <m:rPr>
+                <m:sty m:val="p"/>
+              </m:rPr>
               <w:rPr>
-                <w:rFonts w:ascii="Cambria Math" w:eastAsia="宋体" w:hAnsi="Cambria Math" w:cs="宋体"/>
-                <w:kern w:val="0"/>
-                <w:szCs w:val="24"/>
-                <w14:ligatures w14:val="none"/>
+                <w:rFonts w:ascii="Cambria Math" w:hAnsi="Cambria Math" w:cs="Segoe UI"/>
+                <w:color w:val="0F1115"/>
               </w:rPr>
               <m:t>1</m:t>
             </m:r>
@@ -3984,11 +3891,8 @@
       </m:oMath>
       <w:r>
         <w:rPr>
-          <w:rFonts w:ascii="Segoe UI" w:eastAsia="宋体" w:hAnsi="Segoe UI" w:cs="Segoe UI"/>
-          <w:color w:val="0F1115"/>
-          <w:kern w:val="0"/>
-          <w:szCs w:val="24"/>
-          <w14:ligatures w14:val="none"/>
+          <w:rFonts w:ascii="Segoe UI" w:hAnsi="Segoe UI" w:cs="Segoe UI"/>
+          <w:color w:val="0F1115"/>
         </w:rPr>
         <w:t>运动到</w:t>
       </w:r>
@@ -3997,31 +3901,28 @@
           <m:sSubPr>
             <m:ctrlPr>
               <w:rPr>
-                <w:rFonts w:ascii="Cambria Math" w:eastAsia="宋体" w:hAnsi="Cambria Math" w:cs="宋体"/>
-                <w:kern w:val="0"/>
-                <w:szCs w:val="24"/>
-                <w14:ligatures w14:val="none"/>
+                <w:rFonts w:ascii="Cambria Math" w:hAnsi="Cambria Math" w:cs="Segoe UI"/>
+                <w:color w:val="0F1115"/>
               </w:rPr>
             </m:ctrlPr>
           </m:sSubPr>
           <m:e>
             <m:r>
               <w:rPr>
-                <w:rFonts w:ascii="Cambria Math" w:eastAsia="宋体" w:hAnsi="Cambria Math" w:cs="宋体"/>
-                <w:kern w:val="0"/>
-                <w:szCs w:val="24"/>
-                <w14:ligatures w14:val="none"/>
+                <w:rFonts w:ascii="Cambria Math" w:hAnsi="Cambria Math" w:cs="Segoe UI"/>
+                <w:color w:val="0F1115"/>
               </w:rPr>
               <m:t>A</m:t>
             </m:r>
           </m:e>
           <m:sub>
             <m:r>
+              <m:rPr>
+                <m:sty m:val="p"/>
+              </m:rPr>
               <w:rPr>
-                <w:rFonts w:ascii="Cambria Math" w:eastAsia="宋体" w:hAnsi="Cambria Math" w:cs="宋体"/>
-                <w:kern w:val="0"/>
-                <w:szCs w:val="24"/>
-                <w14:ligatures w14:val="none"/>
+                <w:rFonts w:ascii="Cambria Math" w:hAnsi="Cambria Math" w:cs="Segoe UI"/>
+                <w:color w:val="0F1115"/>
               </w:rPr>
               <m:t>2</m:t>
             </m:r>
@@ -4030,11 +3931,8 @@
       </m:oMath>
       <w:r>
         <w:rPr>
-          <w:rFonts w:ascii="Segoe UI" w:eastAsia="宋体" w:hAnsi="Segoe UI" w:cs="Segoe UI"/>
-          <w:color w:val="0F1115"/>
-          <w:kern w:val="0"/>
-          <w:szCs w:val="24"/>
-          <w14:ligatures w14:val="none"/>
+          <w:rFonts w:ascii="Segoe UI" w:hAnsi="Segoe UI" w:cs="Segoe UI"/>
+          <w:color w:val="0F1115"/>
         </w:rPr>
         <w:t>，相机观测标定板从位姿</w:t>
       </w:r>
@@ -4043,31 +3941,28 @@
           <m:sSubPr>
             <m:ctrlPr>
               <w:rPr>
-                <w:rFonts w:ascii="Cambria Math" w:eastAsia="宋体" w:hAnsi="Cambria Math" w:cs="宋体"/>
-                <w:kern w:val="0"/>
-                <w:szCs w:val="24"/>
-                <w14:ligatures w14:val="none"/>
+                <w:rFonts w:ascii="Cambria Math" w:hAnsi="Cambria Math" w:cs="Segoe UI"/>
+                <w:color w:val="0F1115"/>
               </w:rPr>
             </m:ctrlPr>
           </m:sSubPr>
           <m:e>
             <m:r>
               <w:rPr>
-                <w:rFonts w:ascii="Cambria Math" w:eastAsia="宋体" w:hAnsi="Cambria Math" w:cs="宋体"/>
-                <w:kern w:val="0"/>
-                <w:szCs w:val="24"/>
-                <w14:ligatures w14:val="none"/>
+                <w:rFonts w:ascii="Cambria Math" w:hAnsi="Cambria Math" w:cs="Segoe UI"/>
+                <w:color w:val="0F1115"/>
               </w:rPr>
               <m:t>B</m:t>
             </m:r>
           </m:e>
           <m:sub>
             <m:r>
+              <m:rPr>
+                <m:sty m:val="p"/>
+              </m:rPr>
               <w:rPr>
-                <w:rFonts w:ascii="Cambria Math" w:eastAsia="宋体" w:hAnsi="Cambria Math" w:cs="宋体"/>
-                <w:kern w:val="0"/>
-                <w:szCs w:val="24"/>
-                <w14:ligatures w14:val="none"/>
+                <w:rFonts w:ascii="Cambria Math" w:hAnsi="Cambria Math" w:cs="Segoe UI"/>
+                <w:color w:val="0F1115"/>
               </w:rPr>
               <m:t>1</m:t>
             </m:r>
@@ -4076,11 +3971,8 @@
       </m:oMath>
       <w:r>
         <w:rPr>
-          <w:rFonts w:ascii="Segoe UI" w:eastAsia="宋体" w:hAnsi="Segoe UI" w:cs="Segoe UI"/>
-          <w:color w:val="0F1115"/>
-          <w:kern w:val="0"/>
-          <w:szCs w:val="24"/>
-          <w14:ligatures w14:val="none"/>
+          <w:rFonts w:ascii="Segoe UI" w:hAnsi="Segoe UI" w:cs="Segoe UI"/>
+          <w:color w:val="0F1115"/>
         </w:rPr>
         <w:t>运动到</w:t>
       </w:r>
@@ -4089,31 +3981,28 @@
           <m:sSubPr>
             <m:ctrlPr>
               <w:rPr>
-                <w:rFonts w:ascii="Cambria Math" w:eastAsia="宋体" w:hAnsi="Cambria Math" w:cs="宋体"/>
-                <w:kern w:val="0"/>
-                <w:szCs w:val="24"/>
-                <w14:ligatures w14:val="none"/>
+                <w:rFonts w:ascii="Cambria Math" w:hAnsi="Cambria Math" w:cs="Segoe UI"/>
+                <w:color w:val="0F1115"/>
               </w:rPr>
             </m:ctrlPr>
           </m:sSubPr>
           <m:e>
             <m:r>
               <w:rPr>
-                <w:rFonts w:ascii="Cambria Math" w:eastAsia="宋体" w:hAnsi="Cambria Math" w:cs="宋体"/>
-                <w:kern w:val="0"/>
-                <w:szCs w:val="24"/>
-                <w14:ligatures w14:val="none"/>
+                <w:rFonts w:ascii="Cambria Math" w:hAnsi="Cambria Math" w:cs="Segoe UI"/>
+                <w:color w:val="0F1115"/>
               </w:rPr>
               <m:t>B</m:t>
             </m:r>
           </m:e>
           <m:sub>
             <m:r>
+              <m:rPr>
+                <m:sty m:val="p"/>
+              </m:rPr>
               <w:rPr>
-                <w:rFonts w:ascii="Cambria Math" w:eastAsia="宋体" w:hAnsi="Cambria Math" w:cs="宋体"/>
-                <w:kern w:val="0"/>
-                <w:szCs w:val="24"/>
-                <w14:ligatures w14:val="none"/>
+                <w:rFonts w:ascii="Cambria Math" w:hAnsi="Cambria Math" w:cs="Segoe UI"/>
+                <w:color w:val="0F1115"/>
               </w:rPr>
               <m:t>2</m:t>
             </m:r>
@@ -4122,11 +4011,8 @@
       </m:oMath>
       <w:r>
         <w:rPr>
-          <w:rFonts w:ascii="Segoe UI" w:eastAsia="宋体" w:hAnsi="Segoe UI" w:cs="Segoe UI"/>
-          <w:color w:val="0F1115"/>
-          <w:kern w:val="0"/>
-          <w:szCs w:val="24"/>
-          <w14:ligatures w14:val="none"/>
+          <w:rFonts w:ascii="Segoe UI" w:hAnsi="Segoe UI" w:cs="Segoe UI"/>
+          <w:color w:val="0F1115"/>
         </w:rPr>
         <w:t>，则有：</w:t>
       </w:r>
@@ -4137,7 +4023,7 @@
         <w:ind w:firstLineChars="0" w:firstLine="0"/>
         <w:jc w:val="left"/>
         <w:rPr>
-          <w:rFonts w:ascii="宋体" w:eastAsia="宋体" w:hAnsi="宋体" w:cs="宋体"/>
+          <w:rFonts w:ascii="宋体" w:eastAsia="宋体" w:hAnsi="宋体" w:cs="宋体" w:hint="eastAsia"/>
           <w:kern w:val="0"/>
           <w:szCs w:val="24"/>
           <w14:ligatures w14:val="none"/>
@@ -4159,26 +4045,19 @@
     </w:p>
     <w:p>
       <w:pPr>
-        <w:widowControl/>
+        <w:pStyle w:val="ds-markdown-paragraph"/>
         <w:shd w:val="clear" w:color="auto" w:fill="FFFFFF"/>
-        <w:spacing w:before="240" w:after="240"/>
-        <w:ind w:firstLineChars="0" w:firstLine="0"/>
-        <w:jc w:val="left"/>
-        <w:rPr>
-          <w:rFonts w:ascii="Segoe UI" w:eastAsia="宋体" w:hAnsi="Segoe UI" w:cs="Segoe UI"/>
-          <w:color w:val="0F1115"/>
-          <w:kern w:val="0"/>
-          <w:szCs w:val="24"/>
-          <w14:ligatures w14:val="none"/>
-        </w:rPr>
-      </w:pPr>
-      <w:r>
-        <w:rPr>
-          <w:rFonts w:ascii="Segoe UI" w:eastAsia="宋体" w:hAnsi="Segoe UI" w:cs="Segoe UI"/>
-          <w:color w:val="0F1115"/>
-          <w:kern w:val="0"/>
-          <w:szCs w:val="24"/>
-          <w14:ligatures w14:val="none"/>
+        <w:spacing w:before="240" w:beforeAutospacing="0" w:after="240" w:afterAutospacing="0" w:line="400" w:lineRule="exact"/>
+        <w:ind w:firstLine="482"/>
+        <w:rPr>
+          <w:rFonts w:ascii="Segoe UI" w:hAnsi="Segoe UI" w:cs="Segoe UI"/>
+          <w:color w:val="0F1115"/>
+        </w:rPr>
+      </w:pPr>
+      <w:r>
+        <w:rPr>
+          <w:rFonts w:ascii="Segoe UI" w:hAnsi="Segoe UI" w:cs="Segoe UI"/>
+          <w:color w:val="0F1115"/>
         </w:rPr>
         <w:t>其中：</w:t>
       </w:r>
@@ -4523,38 +4402,26 @@
     </w:p>
     <w:p>
       <w:pPr>
-        <w:widowControl/>
+        <w:pStyle w:val="ds-markdown-paragraph"/>
         <w:shd w:val="clear" w:color="auto" w:fill="FFFFFF"/>
-        <w:spacing w:before="240" w:after="240"/>
-        <w:ind w:firstLineChars="0" w:firstLine="0"/>
-        <w:jc w:val="left"/>
-        <w:rPr>
-          <w:rFonts w:ascii="Segoe UI" w:eastAsia="宋体" w:hAnsi="Segoe UI" w:cs="Segoe UI"/>
-          <w:color w:val="0F1115"/>
-          <w:kern w:val="0"/>
-          <w:szCs w:val="24"/>
-          <w14:ligatures w14:val="none"/>
-        </w:rPr>
-      </w:pPr>
-      <w:r>
-        <w:rPr>
-          <w:rFonts w:ascii="Segoe UI" w:eastAsia="宋体" w:hAnsi="Segoe UI" w:cs="Segoe UI"/>
-          <w:b/>
-          <w:bCs/>
-          <w:color w:val="0F1115"/>
-          <w:kern w:val="0"/>
-          <w:szCs w:val="24"/>
-          <w14:ligatures w14:val="none"/>
+        <w:spacing w:before="240" w:beforeAutospacing="0" w:after="240" w:afterAutospacing="0" w:line="400" w:lineRule="exact"/>
+        <w:ind w:firstLine="482"/>
+        <w:rPr>
+          <w:rFonts w:ascii="Segoe UI" w:hAnsi="Segoe UI" w:cs="Segoe UI"/>
+          <w:color w:val="0F1115"/>
+        </w:rPr>
+      </w:pPr>
+      <w:r>
+        <w:rPr>
+          <w:rFonts w:ascii="Segoe UI" w:hAnsi="Segoe UI" w:cs="Segoe UI"/>
+          <w:color w:val="0F1115"/>
         </w:rPr>
         <w:t>推导过程</w:t>
       </w:r>
       <w:r>
         <w:rPr>
-          <w:rFonts w:ascii="Segoe UI" w:eastAsia="宋体" w:hAnsi="Segoe UI" w:cs="Segoe UI"/>
-          <w:color w:val="0F1115"/>
-          <w:kern w:val="0"/>
-          <w:szCs w:val="24"/>
-          <w14:ligatures w14:val="none"/>
+          <w:rFonts w:ascii="Segoe UI" w:hAnsi="Segoe UI" w:cs="Segoe UI"/>
+          <w:color w:val="0F1115"/>
         </w:rPr>
         <w:t>：</w:t>
       </w:r>
@@ -4756,7 +4623,7 @@
         <w:ind w:firstLineChars="0" w:firstLine="0"/>
         <w:jc w:val="left"/>
         <w:rPr>
-          <w:rFonts w:ascii="宋体" w:eastAsia="宋体" w:hAnsi="宋体" w:cs="宋体"/>
+          <w:rFonts w:ascii="宋体" w:eastAsia="宋体" w:hAnsi="宋体" w:cs="宋体" w:hint="eastAsia"/>
           <w:kern w:val="0"/>
           <w:szCs w:val="24"/>
           <w14:ligatures w14:val="none"/>
@@ -5064,26 +4931,19 @@
     </w:p>
     <w:p>
       <w:pPr>
-        <w:widowControl/>
+        <w:pStyle w:val="ds-markdown-paragraph"/>
         <w:shd w:val="clear" w:color="auto" w:fill="FFFFFF"/>
-        <w:spacing w:before="240" w:after="240"/>
-        <w:ind w:firstLineChars="0" w:firstLine="0"/>
-        <w:jc w:val="left"/>
-        <w:rPr>
-          <w:rFonts w:ascii="Segoe UI" w:eastAsia="宋体" w:hAnsi="Segoe UI" w:cs="Segoe UI"/>
-          <w:color w:val="0F1115"/>
-          <w:kern w:val="0"/>
-          <w:szCs w:val="24"/>
-          <w14:ligatures w14:val="none"/>
-        </w:rPr>
-      </w:pPr>
-      <w:r>
-        <w:rPr>
-          <w:rFonts w:ascii="Segoe UI" w:eastAsia="宋体" w:hAnsi="Segoe UI" w:cs="Segoe UI"/>
-          <w:color w:val="0F1115"/>
-          <w:kern w:val="0"/>
-          <w:szCs w:val="24"/>
-          <w14:ligatures w14:val="none"/>
+        <w:spacing w:before="240" w:beforeAutospacing="0" w:after="240" w:afterAutospacing="0" w:line="400" w:lineRule="exact"/>
+        <w:ind w:firstLine="482"/>
+        <w:rPr>
+          <w:rFonts w:ascii="Segoe UI" w:hAnsi="Segoe UI" w:cs="Segoe UI"/>
+          <w:color w:val="0F1115"/>
+        </w:rPr>
+      </w:pPr>
+      <w:r>
+        <w:rPr>
+          <w:rFonts w:ascii="Segoe UI" w:hAnsi="Segoe UI" w:cs="Segoe UI"/>
+          <w:color w:val="0F1115"/>
         </w:rPr>
         <w:t>整理得：</w:t>
       </w:r>
@@ -5094,7 +4954,7 @@
         <w:ind w:firstLineChars="0" w:firstLine="0"/>
         <w:jc w:val="left"/>
         <w:rPr>
-          <w:rFonts w:ascii="宋体" w:eastAsia="宋体" w:hAnsi="宋体" w:cs="宋体"/>
+          <w:rFonts w:ascii="宋体" w:eastAsia="宋体" w:hAnsi="宋体" w:cs="宋体" w:hint="eastAsia"/>
           <w:kern w:val="0"/>
           <w:szCs w:val="24"/>
           <w14:ligatures w14:val="none"/>
@@ -5397,26 +5257,19 @@
     </w:p>
     <w:p>
       <w:pPr>
-        <w:widowControl/>
+        <w:pStyle w:val="ds-markdown-paragraph"/>
         <w:shd w:val="clear" w:color="auto" w:fill="FFFFFF"/>
-        <w:spacing w:before="240" w:after="240"/>
-        <w:ind w:firstLineChars="0" w:firstLine="480"/>
-        <w:jc w:val="left"/>
-        <w:rPr>
-          <w:rFonts w:ascii="Segoe UI" w:eastAsia="宋体" w:hAnsi="Segoe UI" w:cs="Segoe UI"/>
-          <w:color w:val="0F1115"/>
-          <w:kern w:val="0"/>
-          <w:szCs w:val="24"/>
-          <w14:ligatures w14:val="none"/>
-        </w:rPr>
-      </w:pPr>
-      <w:r>
-        <w:rPr>
-          <w:rFonts w:ascii="Segoe UI" w:eastAsia="宋体" w:hAnsi="Segoe UI" w:cs="Segoe UI"/>
-          <w:color w:val="0F1115"/>
-          <w:kern w:val="0"/>
-          <w:szCs w:val="24"/>
-          <w14:ligatures w14:val="none"/>
+        <w:spacing w:before="240" w:beforeAutospacing="0" w:after="240" w:afterAutospacing="0" w:line="400" w:lineRule="exact"/>
+        <w:ind w:firstLine="482"/>
+        <w:rPr>
+          <w:rFonts w:ascii="Segoe UI" w:hAnsi="Segoe UI" w:cs="Segoe UI"/>
+          <w:color w:val="0F1115"/>
+        </w:rPr>
+      </w:pPr>
+      <w:r>
+        <w:rPr>
+          <w:rFonts w:ascii="Segoe UI" w:hAnsi="Segoe UI" w:cs="Segoe UI"/>
+          <w:color w:val="0F1115"/>
         </w:rPr>
         <w:t>即：</w:t>
       </w:r>
@@ -5449,7 +5302,7 @@
       <w:pPr>
         <w:pStyle w:val="2"/>
         <w:rPr>
-          <w:rFonts w:eastAsia="宋体"/>
+          <w:rFonts w:eastAsia="宋体" w:hint="eastAsia"/>
           <w:sz w:val="27"/>
           <w:szCs w:val="27"/>
         </w:rPr>
@@ -5457,107 +5310,6 @@
       <w:r>
         <w:lastRenderedPageBreak/>
         <w:t>算法实现流程</w:t>
-      </w:r>
-    </w:p>
-    <w:p>
-      <w:pPr>
-        <w:widowControl/>
-        <w:pBdr>
-          <w:top w:val="single" w:sz="4" w:space="1" w:color="auto"/>
-          <w:left w:val="single" w:sz="4" w:space="4" w:color="auto"/>
-          <w:bottom w:val="single" w:sz="4" w:space="1" w:color="auto"/>
-          <w:right w:val="single" w:sz="4" w:space="4" w:color="auto"/>
-          <w:between w:val="single" w:sz="4" w:space="1" w:color="auto"/>
-          <w:bar w:val="single" w:sz="4" w:color="auto"/>
-        </w:pBdr>
-        <w:tabs>
-          <w:tab w:val="left" w:pos="916"/>
-          <w:tab w:val="left" w:pos="1832"/>
-          <w:tab w:val="left" w:pos="2748"/>
-          <w:tab w:val="left" w:pos="3664"/>
-          <w:tab w:val="left" w:pos="4580"/>
-          <w:tab w:val="left" w:pos="5496"/>
-          <w:tab w:val="left" w:pos="6412"/>
-          <w:tab w:val="left" w:pos="7328"/>
-          <w:tab w:val="left" w:pos="8244"/>
-          <w:tab w:val="left" w:pos="9160"/>
-          <w:tab w:val="left" w:pos="10076"/>
-          <w:tab w:val="left" w:pos="10992"/>
-          <w:tab w:val="left" w:pos="11908"/>
-          <w:tab w:val="left" w:pos="12824"/>
-          <w:tab w:val="left" w:pos="13740"/>
-          <w:tab w:val="left" w:pos="14656"/>
-        </w:tabs>
-        <w:spacing w:line="400" w:lineRule="exact"/>
-        <w:ind w:firstLineChars="0" w:firstLine="480"/>
-        <w:jc w:val="left"/>
-        <w:rPr>
-          <w:rFonts w:ascii="var(--ds-font-family-code)" w:eastAsia="宋体" w:hAnsi="var(--ds-font-family-code)" w:cs="宋体"/>
-          <w:color w:val="0F1115"/>
-          <w:kern w:val="0"/>
-          <w:szCs w:val="24"/>
-          <w14:ligatures w14:val="none"/>
-        </w:rPr>
-      </w:pPr>
-      <w:r>
-        <w:rPr>
-          <w:rFonts w:ascii="var(--ds-font-family-code)" w:eastAsia="宋体" w:hAnsi="var(--ds-font-family-code)" w:cs="宋体"/>
-          <w:color w:val="0F1115"/>
-          <w:kern w:val="0"/>
-          <w:szCs w:val="24"/>
-          <w14:ligatures w14:val="none"/>
-        </w:rPr>
-        <w:t xml:space="preserve">1. </w:t>
-      </w:r>
-      <w:r>
-        <w:rPr>
-          <w:rFonts w:ascii="var(--ds-font-family-code)" w:eastAsia="宋体" w:hAnsi="var(--ds-font-family-code)" w:cs="宋体"/>
-          <w:color w:val="0F1115"/>
-          <w:kern w:val="0"/>
-          <w:szCs w:val="24"/>
-          <w14:ligatures w14:val="none"/>
-        </w:rPr>
-        <w:t>设置棋盘格参数（角点：</w:t>
-      </w:r>
-      <w:r>
-        <w:rPr>
-          <w:rFonts w:ascii="var(--ds-font-family-code)" w:eastAsia="宋体" w:hAnsi="var(--ds-font-family-code)" w:cs="宋体"/>
-          <w:color w:val="0F1115"/>
-          <w:kern w:val="0"/>
-          <w:szCs w:val="24"/>
-          <w14:ligatures w14:val="none"/>
-        </w:rPr>
-        <w:t>9×6</w:t>
-      </w:r>
-      <w:r>
-        <w:rPr>
-          <w:rFonts w:ascii="var(--ds-font-family-code)" w:eastAsia="宋体" w:hAnsi="var(--ds-font-family-code)" w:cs="宋体"/>
-          <w:color w:val="0F1115"/>
-          <w:kern w:val="0"/>
-          <w:szCs w:val="24"/>
-          <w14:ligatures w14:val="none"/>
-        </w:rPr>
-        <w:t>，边长：</w:t>
-      </w:r>
-      <w:r>
-        <w:rPr>
-          <w:rFonts w:ascii="var(--ds-font-family-code)" w:eastAsia="宋体" w:hAnsi="var(--ds-font-family-code)" w:cs="宋体"/>
-          <w:color w:val="0F1115"/>
-          <w:kern w:val="0"/>
-          <w:szCs w:val="24"/>
-          <w14:ligatures w14:val="none"/>
-        </w:rPr>
-        <w:t>0.02m</w:t>
-      </w:r>
-      <w:r>
-        <w:rPr>
-          <w:rFonts w:ascii="var(--ds-font-family-code)" w:eastAsia="宋体" w:hAnsi="var(--ds-font-family-code)" w:cs="宋体"/>
-          <w:color w:val="0F1115"/>
-          <w:kern w:val="0"/>
-          <w:szCs w:val="24"/>
-          <w14:ligatures w14:val="none"/>
-        </w:rPr>
-        <w:t>）</w:t>
       </w:r>
     </w:p>
     <w:p>
@@ -5574,1087 +5326,52 @@
         <w:shd w:val="clear" w:color="auto" w:fill="FFFFFF"/>
         <w:spacing w:before="240" w:beforeAutospacing="0" w:after="240" w:afterAutospacing="0" w:line="400" w:lineRule="exact"/>
         <w:ind w:firstLine="482"/>
-      </w:pPr>
-      <w:r>
-        <w:t>2. 生成世界坐标系角点坐标（Z_w = 0）</w:t>
-      </w:r>
-    </w:p>
-    <w:p>
-      <w:pPr>
-        <w:pStyle w:val="ds-markdown-paragraph"/>
-        <w:pBdr>
-          <w:top w:val="single" w:sz="4" w:space="1" w:color="auto"/>
-          <w:left w:val="single" w:sz="4" w:space="4" w:color="auto"/>
-          <w:bottom w:val="single" w:sz="4" w:space="1" w:color="auto"/>
-          <w:right w:val="single" w:sz="4" w:space="4" w:color="auto"/>
-          <w:between w:val="single" w:sz="4" w:space="1" w:color="auto"/>
-          <w:bar w:val="single" w:sz="4" w:color="auto"/>
-        </w:pBdr>
-        <w:shd w:val="clear" w:color="auto" w:fill="FFFFFF"/>
-        <w:spacing w:before="240" w:after="240" w:line="400" w:lineRule="exact"/>
-        <w:ind w:firstLine="482"/>
-      </w:pPr>
-      <w:r>
-        <w:t>3. 遍历所有标定图像</w:t>
-      </w:r>
-    </w:p>
-    <w:p>
-      <w:pPr>
-        <w:pStyle w:val="ds-markdown-paragraph"/>
-        <w:pBdr>
-          <w:top w:val="single" w:sz="4" w:space="1" w:color="auto"/>
-          <w:left w:val="single" w:sz="4" w:space="4" w:color="auto"/>
-          <w:bottom w:val="single" w:sz="4" w:space="1" w:color="auto"/>
-          <w:right w:val="single" w:sz="4" w:space="4" w:color="auto"/>
-          <w:between w:val="single" w:sz="4" w:space="1" w:color="auto"/>
-          <w:bar w:val="single" w:sz="4" w:color="auto"/>
-        </w:pBdr>
-        <w:shd w:val="clear" w:color="auto" w:fill="FFFFFF"/>
-        <w:spacing w:before="240" w:after="240" w:line="400" w:lineRule="exact"/>
-        <w:ind w:firstLine="482"/>
-      </w:pPr>
-      <w:r>
-        <w:t>4. calibrateCamera() 求解内参和外参</w:t>
-      </w:r>
-    </w:p>
-    <w:p>
-      <w:pPr>
-        <w:pStyle w:val="ds-markdown-paragraph"/>
-        <w:pBdr>
-          <w:top w:val="single" w:sz="4" w:space="1" w:color="auto"/>
-          <w:left w:val="single" w:sz="4" w:space="4" w:color="auto"/>
-          <w:bottom w:val="single" w:sz="4" w:space="1" w:color="auto"/>
-          <w:right w:val="single" w:sz="4" w:space="4" w:color="auto"/>
-          <w:between w:val="single" w:sz="4" w:space="1" w:color="auto"/>
-          <w:bar w:val="single" w:sz="4" w:color="auto"/>
-        </w:pBdr>
-        <w:shd w:val="clear" w:color="auto" w:fill="FFFFFF"/>
-        <w:spacing w:before="240" w:after="240" w:line="400" w:lineRule="exact"/>
-        <w:ind w:firstLine="482"/>
-      </w:pPr>
-      <w:r>
-        <w:t>5. 计算重投影误差评估标定精度</w:t>
-      </w:r>
-    </w:p>
-    <w:p>
-      <w:pPr>
-        <w:pStyle w:val="ds-markdown-paragraph"/>
-        <w:pBdr>
-          <w:top w:val="single" w:sz="4" w:space="1" w:color="auto"/>
-          <w:left w:val="single" w:sz="4" w:space="4" w:color="auto"/>
-          <w:bottom w:val="single" w:sz="4" w:space="1" w:color="auto"/>
-          <w:right w:val="single" w:sz="4" w:space="4" w:color="auto"/>
-          <w:between w:val="single" w:sz="4" w:space="1" w:color="auto"/>
-          <w:bar w:val="single" w:sz="4" w:color="auto"/>
-        </w:pBdr>
-        <w:shd w:val="clear" w:color="auto" w:fill="FFFFFF"/>
-        <w:spacing w:before="240" w:after="240" w:line="400" w:lineRule="exact"/>
-        <w:ind w:firstLine="482"/>
-      </w:pPr>
-      <w:r>
-        <w:t>6. Rodrigues() 将旋转向量转为旋转矩阵</w:t>
-      </w:r>
-    </w:p>
-    <w:p>
-      <w:pPr>
-        <w:pStyle w:val="ds-markdown-paragraph"/>
-        <w:pBdr>
-          <w:top w:val="single" w:sz="4" w:space="1" w:color="auto"/>
-          <w:left w:val="single" w:sz="4" w:space="4" w:color="auto"/>
-          <w:bottom w:val="single" w:sz="4" w:space="1" w:color="auto"/>
-          <w:right w:val="single" w:sz="4" w:space="4" w:color="auto"/>
-          <w:between w:val="single" w:sz="4" w:space="1" w:color="auto"/>
-          <w:bar w:val="single" w:sz="4" w:color="auto"/>
-        </w:pBdr>
-        <w:shd w:val="clear" w:color="auto" w:fill="FFFFFF"/>
-        <w:spacing w:before="240" w:after="240" w:line="400" w:lineRule="exact"/>
-        <w:ind w:firstLine="482"/>
-      </w:pPr>
-      <w:r>
-        <w:t>7. 构建每张图像的外参矩阵 H_board2cam</w:t>
-      </w:r>
-    </w:p>
-    <w:p>
-      <w:pPr>
-        <w:pStyle w:val="ds-markdown-paragraph"/>
-        <w:pBdr>
-          <w:top w:val="single" w:sz="4" w:space="1" w:color="auto"/>
-          <w:left w:val="single" w:sz="4" w:space="4" w:color="auto"/>
-          <w:bottom w:val="single" w:sz="4" w:space="1" w:color="auto"/>
-          <w:right w:val="single" w:sz="4" w:space="4" w:color="auto"/>
-          <w:between w:val="single" w:sz="4" w:space="1" w:color="auto"/>
-          <w:bar w:val="single" w:sz="4" w:color="auto"/>
-        </w:pBdr>
-        <w:shd w:val="clear" w:color="auto" w:fill="FFFFFF"/>
-        <w:spacing w:before="240" w:after="240" w:line="400" w:lineRule="exact"/>
-        <w:ind w:firstLine="482"/>
-      </w:pPr>
-      <w:r>
-        <w:t>8. 解析机械臂位姿文件 robot_poses.txt</w:t>
-      </w:r>
-    </w:p>
-    <w:p>
-      <w:pPr>
-        <w:pStyle w:val="ds-markdown-paragraph"/>
-        <w:pBdr>
-          <w:top w:val="single" w:sz="4" w:space="1" w:color="auto"/>
-          <w:left w:val="single" w:sz="4" w:space="4" w:color="auto"/>
-          <w:bottom w:val="single" w:sz="4" w:space="1" w:color="auto"/>
-          <w:right w:val="single" w:sz="4" w:space="4" w:color="auto"/>
-          <w:between w:val="single" w:sz="4" w:space="1" w:color="auto"/>
-          <w:bar w:val="single" w:sz="4" w:color="auto"/>
-        </w:pBdr>
-        <w:shd w:val="clear" w:color="auto" w:fill="FFFFFF"/>
-        <w:spacing w:before="240" w:after="240" w:line="400" w:lineRule="exact"/>
-        <w:ind w:firstLine="482"/>
-      </w:pPr>
-      <w:r>
-        <w:t>9. calibrateHandEye() 求解手眼变换矩阵</w:t>
-      </w:r>
-    </w:p>
-    <w:p>
-      <w:pPr>
-        <w:pStyle w:val="ds-markdown-paragraph"/>
-        <w:pBdr>
-          <w:top w:val="single" w:sz="4" w:space="1" w:color="auto"/>
-          <w:left w:val="single" w:sz="4" w:space="4" w:color="auto"/>
-          <w:bottom w:val="single" w:sz="4" w:space="1" w:color="auto"/>
-          <w:right w:val="single" w:sz="4" w:space="4" w:color="auto"/>
-          <w:between w:val="single" w:sz="4" w:space="1" w:color="auto"/>
-          <w:bar w:val="single" w:sz="4" w:color="auto"/>
-        </w:pBdr>
-        <w:shd w:val="clear" w:color="auto" w:fill="FFFFFF"/>
-        <w:spacing w:before="240" w:after="240" w:line="400" w:lineRule="exact"/>
-        <w:ind w:firstLine="482"/>
-      </w:pPr>
-      <w:r>
-        <w:t>10. 验证 AX = XB 方程</w:t>
-      </w:r>
-    </w:p>
-    <w:p>
-      <w:pPr>
-        <w:pStyle w:val="2"/>
-      </w:pPr>
-      <w:r>
-        <w:t>核心代码</w:t>
-      </w:r>
-    </w:p>
-    <w:p>
-      <w:pPr>
-        <w:pStyle w:val="ds-markdown-paragraph"/>
-        <w:pBdr>
-          <w:top w:val="single" w:sz="4" w:space="1" w:color="auto"/>
-          <w:left w:val="single" w:sz="4" w:space="4" w:color="auto"/>
-          <w:bottom w:val="single" w:sz="4" w:space="1" w:color="auto"/>
-          <w:right w:val="single" w:sz="4" w:space="4" w:color="auto"/>
-          <w:between w:val="single" w:sz="4" w:space="1" w:color="auto"/>
-          <w:bar w:val="single" w:sz="4" w:color="auto"/>
-        </w:pBdr>
-        <w:shd w:val="clear" w:color="auto" w:fill="FFFFFF"/>
-        <w:spacing w:before="240" w:after="240" w:line="400" w:lineRule="exact"/>
-        <w:ind w:firstLine="482"/>
-        <w:rPr>
-          <w:rStyle w:val="af0"/>
-          <w:b w:val="0"/>
-          <w:bCs w:val="0"/>
-        </w:rPr>
-      </w:pPr>
-      <w:r>
-        <w:rPr>
-          <w:rStyle w:val="af0"/>
-          <w:b w:val="0"/>
-          <w:bCs w:val="0"/>
-        </w:rPr>
-        <w:t>import cv2</w:t>
-      </w:r>
-    </w:p>
-    <w:p>
-      <w:pPr>
-        <w:pStyle w:val="ds-markdown-paragraph"/>
-        <w:pBdr>
-          <w:top w:val="single" w:sz="4" w:space="1" w:color="auto"/>
-          <w:left w:val="single" w:sz="4" w:space="4" w:color="auto"/>
-          <w:bottom w:val="single" w:sz="4" w:space="1" w:color="auto"/>
-          <w:right w:val="single" w:sz="4" w:space="4" w:color="auto"/>
-          <w:between w:val="single" w:sz="4" w:space="1" w:color="auto"/>
-          <w:bar w:val="single" w:sz="4" w:color="auto"/>
-        </w:pBdr>
-        <w:shd w:val="clear" w:color="auto" w:fill="FFFFFF"/>
-        <w:spacing w:before="240" w:after="240" w:line="400" w:lineRule="exact"/>
-        <w:ind w:firstLine="482"/>
-        <w:rPr>
-          <w:rStyle w:val="af0"/>
-          <w:b w:val="0"/>
-          <w:bCs w:val="0"/>
-        </w:rPr>
-      </w:pPr>
-      <w:r>
-        <w:rPr>
-          <w:rStyle w:val="af0"/>
-          <w:b w:val="0"/>
-          <w:bCs w:val="0"/>
-        </w:rPr>
-        <w:t>import numpy as np</w:t>
-      </w:r>
-    </w:p>
-    <w:p>
-      <w:pPr>
-        <w:pStyle w:val="ds-markdown-paragraph"/>
-        <w:pBdr>
-          <w:top w:val="single" w:sz="4" w:space="1" w:color="auto"/>
-          <w:left w:val="single" w:sz="4" w:space="4" w:color="auto"/>
-          <w:bottom w:val="single" w:sz="4" w:space="1" w:color="auto"/>
-          <w:right w:val="single" w:sz="4" w:space="4" w:color="auto"/>
-          <w:between w:val="single" w:sz="4" w:space="1" w:color="auto"/>
-          <w:bar w:val="single" w:sz="4" w:color="auto"/>
-        </w:pBdr>
-        <w:shd w:val="clear" w:color="auto" w:fill="FFFFFF"/>
-        <w:spacing w:before="240" w:after="240" w:line="400" w:lineRule="exact"/>
-        <w:ind w:firstLine="482"/>
-        <w:rPr>
-          <w:rStyle w:val="af0"/>
-          <w:b w:val="0"/>
-          <w:bCs w:val="0"/>
-        </w:rPr>
-      </w:pPr>
-      <w:r>
-        <w:rPr>
-          <w:rStyle w:val="af0"/>
-          <w:b w:val="0"/>
-          <w:bCs w:val="0"/>
-        </w:rPr>
-        <w:t>import glob</w:t>
-      </w:r>
-    </w:p>
-    <w:p>
-      <w:pPr>
-        <w:pStyle w:val="ds-markdown-paragraph"/>
-        <w:pBdr>
-          <w:top w:val="single" w:sz="4" w:space="1" w:color="auto"/>
-          <w:left w:val="single" w:sz="4" w:space="4" w:color="auto"/>
-          <w:bottom w:val="single" w:sz="4" w:space="1" w:color="auto"/>
-          <w:right w:val="single" w:sz="4" w:space="4" w:color="auto"/>
-          <w:between w:val="single" w:sz="4" w:space="1" w:color="auto"/>
-          <w:bar w:val="single" w:sz="4" w:color="auto"/>
-        </w:pBdr>
-        <w:shd w:val="clear" w:color="auto" w:fill="FFFFFF"/>
-        <w:spacing w:before="240" w:after="240" w:line="400" w:lineRule="exact"/>
-        <w:ind w:firstLine="482"/>
-        <w:rPr>
-          <w:rStyle w:val="af0"/>
-          <w:b w:val="0"/>
-          <w:bCs w:val="0"/>
-        </w:rPr>
-      </w:pPr>
-    </w:p>
-    <w:p>
-      <w:pPr>
-        <w:pStyle w:val="ds-markdown-paragraph"/>
-        <w:pBdr>
-          <w:top w:val="single" w:sz="4" w:space="1" w:color="auto"/>
-          <w:left w:val="single" w:sz="4" w:space="4" w:color="auto"/>
-          <w:bottom w:val="single" w:sz="4" w:space="1" w:color="auto"/>
-          <w:right w:val="single" w:sz="4" w:space="4" w:color="auto"/>
-          <w:between w:val="single" w:sz="4" w:space="1" w:color="auto"/>
-          <w:bar w:val="single" w:sz="4" w:color="auto"/>
-        </w:pBdr>
-        <w:shd w:val="clear" w:color="auto" w:fill="FFFFFF"/>
-        <w:spacing w:before="240" w:after="240" w:line="400" w:lineRule="exact"/>
-        <w:ind w:firstLine="482"/>
-        <w:rPr>
-          <w:rStyle w:val="af0"/>
-          <w:b w:val="0"/>
-          <w:bCs w:val="0"/>
-        </w:rPr>
-      </w:pPr>
-      <w:r>
-        <w:rPr>
-          <w:rStyle w:val="af0"/>
-          <w:b w:val="0"/>
-          <w:bCs w:val="0"/>
-        </w:rPr>
-        <w:t># 参数设置</w:t>
-      </w:r>
-    </w:p>
-    <w:p>
-      <w:pPr>
-        <w:pStyle w:val="ds-markdown-paragraph"/>
-        <w:pBdr>
-          <w:top w:val="single" w:sz="4" w:space="1" w:color="auto"/>
-          <w:left w:val="single" w:sz="4" w:space="4" w:color="auto"/>
-          <w:bottom w:val="single" w:sz="4" w:space="1" w:color="auto"/>
-          <w:right w:val="single" w:sz="4" w:space="4" w:color="auto"/>
-          <w:between w:val="single" w:sz="4" w:space="1" w:color="auto"/>
-          <w:bar w:val="single" w:sz="4" w:color="auto"/>
-        </w:pBdr>
-        <w:shd w:val="clear" w:color="auto" w:fill="FFFFFF"/>
-        <w:spacing w:before="240" w:after="240" w:line="400" w:lineRule="exact"/>
-        <w:ind w:firstLine="482"/>
-        <w:rPr>
-          <w:rStyle w:val="af0"/>
-          <w:b w:val="0"/>
-          <w:bCs w:val="0"/>
-        </w:rPr>
-      </w:pPr>
-      <w:r>
-        <w:rPr>
-          <w:rStyle w:val="af0"/>
-          <w:b w:val="0"/>
-          <w:bCs w:val="0"/>
-        </w:rPr>
-        <w:t>BOARD_SIZE = (9, 6)      # 内角点数</w:t>
-      </w:r>
-    </w:p>
-    <w:p>
-      <w:pPr>
-        <w:pStyle w:val="ds-markdown-paragraph"/>
-        <w:pBdr>
-          <w:top w:val="single" w:sz="4" w:space="1" w:color="auto"/>
-          <w:left w:val="single" w:sz="4" w:space="4" w:color="auto"/>
-          <w:bottom w:val="single" w:sz="4" w:space="1" w:color="auto"/>
-          <w:right w:val="single" w:sz="4" w:space="4" w:color="auto"/>
-          <w:between w:val="single" w:sz="4" w:space="1" w:color="auto"/>
-          <w:bar w:val="single" w:sz="4" w:color="auto"/>
-        </w:pBdr>
-        <w:shd w:val="clear" w:color="auto" w:fill="FFFFFF"/>
-        <w:spacing w:before="240" w:after="240" w:line="400" w:lineRule="exact"/>
-        <w:ind w:firstLine="482"/>
-        <w:rPr>
-          <w:rStyle w:val="af0"/>
-          <w:b w:val="0"/>
-          <w:bCs w:val="0"/>
-        </w:rPr>
-      </w:pPr>
-      <w:r>
-        <w:rPr>
-          <w:rStyle w:val="af0"/>
-          <w:b w:val="0"/>
-          <w:bCs w:val="0"/>
-        </w:rPr>
-        <w:t>SQUARE_SIZE = 0.02       # 方格边长（米）</w:t>
-      </w:r>
-    </w:p>
-    <w:p>
-      <w:pPr>
-        <w:pStyle w:val="ds-markdown-paragraph"/>
-        <w:pBdr>
-          <w:top w:val="single" w:sz="4" w:space="1" w:color="auto"/>
-          <w:left w:val="single" w:sz="4" w:space="4" w:color="auto"/>
-          <w:bottom w:val="single" w:sz="4" w:space="1" w:color="auto"/>
-          <w:right w:val="single" w:sz="4" w:space="4" w:color="auto"/>
-          <w:between w:val="single" w:sz="4" w:space="1" w:color="auto"/>
-          <w:bar w:val="single" w:sz="4" w:color="auto"/>
-        </w:pBdr>
-        <w:shd w:val="clear" w:color="auto" w:fill="FFFFFF"/>
-        <w:spacing w:before="240" w:after="240" w:line="400" w:lineRule="exact"/>
-        <w:ind w:firstLine="482"/>
-        <w:rPr>
-          <w:rStyle w:val="af0"/>
-          <w:b w:val="0"/>
-          <w:bCs w:val="0"/>
-        </w:rPr>
-      </w:pPr>
-    </w:p>
-    <w:p>
-      <w:pPr>
-        <w:pStyle w:val="ds-markdown-paragraph"/>
-        <w:pBdr>
-          <w:top w:val="single" w:sz="4" w:space="1" w:color="auto"/>
-          <w:left w:val="single" w:sz="4" w:space="4" w:color="auto"/>
-          <w:bottom w:val="single" w:sz="4" w:space="1" w:color="auto"/>
-          <w:right w:val="single" w:sz="4" w:space="4" w:color="auto"/>
-          <w:between w:val="single" w:sz="4" w:space="1" w:color="auto"/>
-          <w:bar w:val="single" w:sz="4" w:color="auto"/>
-        </w:pBdr>
-        <w:shd w:val="clear" w:color="auto" w:fill="FFFFFF"/>
-        <w:spacing w:before="240" w:after="240" w:line="400" w:lineRule="exact"/>
-        <w:ind w:firstLine="482"/>
-        <w:rPr>
-          <w:rStyle w:val="af0"/>
-          <w:b w:val="0"/>
-          <w:bCs w:val="0"/>
-        </w:rPr>
-      </w:pPr>
-      <w:r>
-        <w:rPr>
-          <w:rStyle w:val="af0"/>
-          <w:b w:val="0"/>
-          <w:bCs w:val="0"/>
-        </w:rPr>
-        <w:t># 生成世界坐标</w:t>
-      </w:r>
-    </w:p>
-    <w:p>
-      <w:pPr>
-        <w:pStyle w:val="ds-markdown-paragraph"/>
-        <w:pBdr>
-          <w:top w:val="single" w:sz="4" w:space="1" w:color="auto"/>
-          <w:left w:val="single" w:sz="4" w:space="4" w:color="auto"/>
-          <w:bottom w:val="single" w:sz="4" w:space="1" w:color="auto"/>
-          <w:right w:val="single" w:sz="4" w:space="4" w:color="auto"/>
-          <w:between w:val="single" w:sz="4" w:space="1" w:color="auto"/>
-          <w:bar w:val="single" w:sz="4" w:color="auto"/>
-        </w:pBdr>
-        <w:shd w:val="clear" w:color="auto" w:fill="FFFFFF"/>
-        <w:spacing w:before="240" w:after="240" w:line="400" w:lineRule="exact"/>
-        <w:ind w:firstLine="482"/>
-        <w:rPr>
-          <w:rStyle w:val="af0"/>
-          <w:b w:val="0"/>
-          <w:bCs w:val="0"/>
-        </w:rPr>
-      </w:pPr>
-      <w:r>
-        <w:rPr>
-          <w:rStyle w:val="af0"/>
-          <w:b w:val="0"/>
-          <w:bCs w:val="0"/>
-        </w:rPr>
-        <w:t>objp = np.zeros((54, 3), np.float32)</w:t>
-      </w:r>
-    </w:p>
-    <w:p>
-      <w:pPr>
-        <w:pStyle w:val="ds-markdown-paragraph"/>
-        <w:pBdr>
-          <w:top w:val="single" w:sz="4" w:space="1" w:color="auto"/>
-          <w:left w:val="single" w:sz="4" w:space="4" w:color="auto"/>
-          <w:bottom w:val="single" w:sz="4" w:space="1" w:color="auto"/>
-          <w:right w:val="single" w:sz="4" w:space="4" w:color="auto"/>
-          <w:between w:val="single" w:sz="4" w:space="1" w:color="auto"/>
-          <w:bar w:val="single" w:sz="4" w:color="auto"/>
-        </w:pBdr>
-        <w:shd w:val="clear" w:color="auto" w:fill="FFFFFF"/>
-        <w:spacing w:before="240" w:after="240" w:line="400" w:lineRule="exact"/>
-        <w:ind w:firstLine="482"/>
-        <w:rPr>
-          <w:rStyle w:val="af0"/>
-          <w:b w:val="0"/>
-          <w:bCs w:val="0"/>
-        </w:rPr>
-      </w:pPr>
-      <w:r>
-        <w:rPr>
-          <w:rStyle w:val="af0"/>
-          <w:b w:val="0"/>
-          <w:bCs w:val="0"/>
-        </w:rPr>
-        <w:t>objp[:, :2] = np.mgrid[0:9, 0:6].T.reshape(-1, 2) * SQUARE_SIZE</w:t>
-      </w:r>
-    </w:p>
-    <w:p>
-      <w:pPr>
-        <w:pStyle w:val="ds-markdown-paragraph"/>
-        <w:pBdr>
-          <w:top w:val="single" w:sz="4" w:space="1" w:color="auto"/>
-          <w:left w:val="single" w:sz="4" w:space="4" w:color="auto"/>
-          <w:bottom w:val="single" w:sz="4" w:space="1" w:color="auto"/>
-          <w:right w:val="single" w:sz="4" w:space="4" w:color="auto"/>
-          <w:between w:val="single" w:sz="4" w:space="1" w:color="auto"/>
-          <w:bar w:val="single" w:sz="4" w:color="auto"/>
-        </w:pBdr>
-        <w:shd w:val="clear" w:color="auto" w:fill="FFFFFF"/>
-        <w:spacing w:before="240" w:after="240" w:line="400" w:lineRule="exact"/>
-        <w:ind w:firstLine="482"/>
-        <w:rPr>
-          <w:rStyle w:val="af0"/>
-          <w:b w:val="0"/>
-          <w:bCs w:val="0"/>
-        </w:rPr>
-      </w:pPr>
-    </w:p>
-    <w:p>
-      <w:pPr>
-        <w:pStyle w:val="ds-markdown-paragraph"/>
-        <w:pBdr>
-          <w:top w:val="single" w:sz="4" w:space="1" w:color="auto"/>
-          <w:left w:val="single" w:sz="4" w:space="4" w:color="auto"/>
-          <w:bottom w:val="single" w:sz="4" w:space="1" w:color="auto"/>
-          <w:right w:val="single" w:sz="4" w:space="4" w:color="auto"/>
-          <w:between w:val="single" w:sz="4" w:space="1" w:color="auto"/>
-          <w:bar w:val="single" w:sz="4" w:color="auto"/>
-        </w:pBdr>
-        <w:shd w:val="clear" w:color="auto" w:fill="FFFFFF"/>
-        <w:spacing w:before="240" w:after="240" w:line="400" w:lineRule="exact"/>
-        <w:ind w:firstLine="482"/>
-        <w:rPr>
-          <w:rStyle w:val="af0"/>
-          <w:b w:val="0"/>
-          <w:bCs w:val="0"/>
-        </w:rPr>
-      </w:pPr>
-      <w:r>
-        <w:rPr>
-          <w:rStyle w:val="af0"/>
-          <w:b w:val="0"/>
-          <w:bCs w:val="0"/>
-        </w:rPr>
-        <w:t># 角点检测</w:t>
-      </w:r>
-    </w:p>
-    <w:p>
-      <w:pPr>
-        <w:pStyle w:val="ds-markdown-paragraph"/>
-        <w:pBdr>
-          <w:top w:val="single" w:sz="4" w:space="1" w:color="auto"/>
-          <w:left w:val="single" w:sz="4" w:space="4" w:color="auto"/>
-          <w:bottom w:val="single" w:sz="4" w:space="1" w:color="auto"/>
-          <w:right w:val="single" w:sz="4" w:space="4" w:color="auto"/>
-          <w:between w:val="single" w:sz="4" w:space="1" w:color="auto"/>
-          <w:bar w:val="single" w:sz="4" w:color="auto"/>
-        </w:pBdr>
-        <w:shd w:val="clear" w:color="auto" w:fill="FFFFFF"/>
-        <w:spacing w:before="240" w:after="240" w:line="400" w:lineRule="exact"/>
-        <w:ind w:firstLine="482"/>
-        <w:rPr>
-          <w:rStyle w:val="af0"/>
-          <w:b w:val="0"/>
-          <w:bCs w:val="0"/>
-        </w:rPr>
-      </w:pPr>
-      <w:r>
-        <w:rPr>
-          <w:rStyle w:val="af0"/>
-          <w:b w:val="0"/>
-          <w:bCs w:val="0"/>
-        </w:rPr>
-        <w:t>for img_path in sorted(glob.glob("calib_images/*.bmp")):</w:t>
-      </w:r>
-    </w:p>
-    <w:p>
-      <w:pPr>
-        <w:pStyle w:val="ds-markdown-paragraph"/>
-        <w:pBdr>
-          <w:top w:val="single" w:sz="4" w:space="1" w:color="auto"/>
-          <w:left w:val="single" w:sz="4" w:space="4" w:color="auto"/>
-          <w:bottom w:val="single" w:sz="4" w:space="1" w:color="auto"/>
-          <w:right w:val="single" w:sz="4" w:space="4" w:color="auto"/>
-          <w:between w:val="single" w:sz="4" w:space="1" w:color="auto"/>
-          <w:bar w:val="single" w:sz="4" w:color="auto"/>
-        </w:pBdr>
-        <w:shd w:val="clear" w:color="auto" w:fill="FFFFFF"/>
-        <w:spacing w:before="240" w:after="240" w:line="400" w:lineRule="exact"/>
-        <w:ind w:firstLine="482"/>
-        <w:rPr>
-          <w:rStyle w:val="af0"/>
-          <w:b w:val="0"/>
-          <w:bCs w:val="0"/>
-        </w:rPr>
-      </w:pPr>
-      <w:r>
-        <w:rPr>
-          <w:rStyle w:val="af0"/>
-          <w:b w:val="0"/>
-          <w:bCs w:val="0"/>
-        </w:rPr>
-        <w:t xml:space="preserve">    img = cv2.imread(img_path)</w:t>
-      </w:r>
-    </w:p>
-    <w:p>
-      <w:pPr>
-        <w:pStyle w:val="ds-markdown-paragraph"/>
-        <w:pBdr>
-          <w:top w:val="single" w:sz="4" w:space="1" w:color="auto"/>
-          <w:left w:val="single" w:sz="4" w:space="4" w:color="auto"/>
-          <w:bottom w:val="single" w:sz="4" w:space="1" w:color="auto"/>
-          <w:right w:val="single" w:sz="4" w:space="4" w:color="auto"/>
-          <w:between w:val="single" w:sz="4" w:space="1" w:color="auto"/>
-          <w:bar w:val="single" w:sz="4" w:color="auto"/>
-        </w:pBdr>
-        <w:shd w:val="clear" w:color="auto" w:fill="FFFFFF"/>
-        <w:spacing w:before="240" w:after="240" w:line="400" w:lineRule="exact"/>
-        <w:ind w:firstLine="482"/>
-        <w:rPr>
-          <w:rStyle w:val="af0"/>
-          <w:b w:val="0"/>
-          <w:bCs w:val="0"/>
-        </w:rPr>
-      </w:pPr>
-      <w:r>
-        <w:rPr>
-          <w:rStyle w:val="af0"/>
-          <w:b w:val="0"/>
-          <w:bCs w:val="0"/>
-        </w:rPr>
-        <w:t xml:space="preserve">    gray = cv2.cvtColor(img, cv2.COLOR_BGR2GRAY)</w:t>
-      </w:r>
-    </w:p>
-    <w:p>
-      <w:pPr>
-        <w:pStyle w:val="ds-markdown-paragraph"/>
-        <w:pBdr>
-          <w:top w:val="single" w:sz="4" w:space="1" w:color="auto"/>
-          <w:left w:val="single" w:sz="4" w:space="4" w:color="auto"/>
-          <w:bottom w:val="single" w:sz="4" w:space="1" w:color="auto"/>
-          <w:right w:val="single" w:sz="4" w:space="4" w:color="auto"/>
-          <w:between w:val="single" w:sz="4" w:space="1" w:color="auto"/>
-          <w:bar w:val="single" w:sz="4" w:color="auto"/>
-        </w:pBdr>
-        <w:shd w:val="clear" w:color="auto" w:fill="FFFFFF"/>
-        <w:spacing w:before="240" w:after="240" w:line="400" w:lineRule="exact"/>
-        <w:ind w:firstLine="482"/>
-        <w:rPr>
-          <w:rStyle w:val="af0"/>
-          <w:b w:val="0"/>
-          <w:bCs w:val="0"/>
-        </w:rPr>
-      </w:pPr>
-      <w:r>
-        <w:rPr>
-          <w:rStyle w:val="af0"/>
-          <w:b w:val="0"/>
-          <w:bCs w:val="0"/>
-        </w:rPr>
-        <w:t xml:space="preserve">    ret, corners = cv2.findChessboardCorners(gray, BOARD_SIZE, None)</w:t>
-      </w:r>
-    </w:p>
-    <w:p>
-      <w:pPr>
-        <w:pStyle w:val="ds-markdown-paragraph"/>
-        <w:pBdr>
-          <w:top w:val="single" w:sz="4" w:space="1" w:color="auto"/>
-          <w:left w:val="single" w:sz="4" w:space="4" w:color="auto"/>
-          <w:bottom w:val="single" w:sz="4" w:space="1" w:color="auto"/>
-          <w:right w:val="single" w:sz="4" w:space="4" w:color="auto"/>
-          <w:between w:val="single" w:sz="4" w:space="1" w:color="auto"/>
-          <w:bar w:val="single" w:sz="4" w:color="auto"/>
-        </w:pBdr>
-        <w:shd w:val="clear" w:color="auto" w:fill="FFFFFF"/>
-        <w:spacing w:before="240" w:after="240" w:line="400" w:lineRule="exact"/>
-        <w:ind w:firstLine="482"/>
-        <w:rPr>
-          <w:rStyle w:val="af0"/>
-          <w:b w:val="0"/>
-          <w:bCs w:val="0"/>
-        </w:rPr>
-      </w:pPr>
-      <w:r>
-        <w:rPr>
-          <w:rStyle w:val="af0"/>
-          <w:b w:val="0"/>
-          <w:bCs w:val="0"/>
-        </w:rPr>
-        <w:t xml:space="preserve">    if ret:</w:t>
-      </w:r>
-    </w:p>
-    <w:p>
-      <w:pPr>
-        <w:pStyle w:val="ds-markdown-paragraph"/>
-        <w:pBdr>
-          <w:top w:val="single" w:sz="4" w:space="1" w:color="auto"/>
-          <w:left w:val="single" w:sz="4" w:space="4" w:color="auto"/>
-          <w:bottom w:val="single" w:sz="4" w:space="1" w:color="auto"/>
-          <w:right w:val="single" w:sz="4" w:space="4" w:color="auto"/>
-          <w:between w:val="single" w:sz="4" w:space="1" w:color="auto"/>
-          <w:bar w:val="single" w:sz="4" w:color="auto"/>
-        </w:pBdr>
-        <w:shd w:val="clear" w:color="auto" w:fill="FFFFFF"/>
-        <w:spacing w:before="240" w:after="240" w:line="400" w:lineRule="exact"/>
-        <w:ind w:firstLine="482"/>
-        <w:rPr>
-          <w:rStyle w:val="af0"/>
-          <w:b w:val="0"/>
-          <w:bCs w:val="0"/>
-        </w:rPr>
-      </w:pPr>
-      <w:r>
-        <w:rPr>
-          <w:rStyle w:val="af0"/>
-          <w:b w:val="0"/>
-          <w:bCs w:val="0"/>
-        </w:rPr>
-        <w:t xml:space="preserve">        criteria = (cv2.TERM_CRITERIA_EPS + cv2.TERM_CRITERIA_MAX_ITER, 30, 0.001)</w:t>
-      </w:r>
-    </w:p>
-    <w:p>
-      <w:pPr>
-        <w:pStyle w:val="ds-markdown-paragraph"/>
-        <w:pBdr>
-          <w:top w:val="single" w:sz="4" w:space="1" w:color="auto"/>
-          <w:left w:val="single" w:sz="4" w:space="4" w:color="auto"/>
-          <w:bottom w:val="single" w:sz="4" w:space="1" w:color="auto"/>
-          <w:right w:val="single" w:sz="4" w:space="4" w:color="auto"/>
-          <w:between w:val="single" w:sz="4" w:space="1" w:color="auto"/>
-          <w:bar w:val="single" w:sz="4" w:color="auto"/>
-        </w:pBdr>
-        <w:shd w:val="clear" w:color="auto" w:fill="FFFFFF"/>
-        <w:spacing w:before="240" w:after="240" w:line="400" w:lineRule="exact"/>
-        <w:ind w:firstLine="482"/>
-        <w:rPr>
-          <w:rStyle w:val="af0"/>
-          <w:b w:val="0"/>
-          <w:bCs w:val="0"/>
-        </w:rPr>
-      </w:pPr>
-      <w:r>
-        <w:rPr>
-          <w:rStyle w:val="af0"/>
-          <w:b w:val="0"/>
-          <w:bCs w:val="0"/>
-        </w:rPr>
-        <w:t xml:space="preserve">        corners_sub = cv2.cornerSubPix(gray, corners, (11,11), (-1,-1), criteria)</w:t>
-      </w:r>
-    </w:p>
-    <w:p>
-      <w:pPr>
-        <w:pStyle w:val="ds-markdown-paragraph"/>
-        <w:pBdr>
-          <w:top w:val="single" w:sz="4" w:space="1" w:color="auto"/>
-          <w:left w:val="single" w:sz="4" w:space="4" w:color="auto"/>
-          <w:bottom w:val="single" w:sz="4" w:space="1" w:color="auto"/>
-          <w:right w:val="single" w:sz="4" w:space="4" w:color="auto"/>
-          <w:between w:val="single" w:sz="4" w:space="1" w:color="auto"/>
-          <w:bar w:val="single" w:sz="4" w:color="auto"/>
-        </w:pBdr>
-        <w:shd w:val="clear" w:color="auto" w:fill="FFFFFF"/>
-        <w:spacing w:before="240" w:after="240" w:line="400" w:lineRule="exact"/>
-        <w:ind w:firstLine="482"/>
-        <w:rPr>
-          <w:rStyle w:val="af0"/>
-          <w:b w:val="0"/>
-          <w:bCs w:val="0"/>
-        </w:rPr>
-      </w:pPr>
-      <w:r>
-        <w:rPr>
-          <w:rStyle w:val="af0"/>
-          <w:b w:val="0"/>
-          <w:bCs w:val="0"/>
-        </w:rPr>
-        <w:t xml:space="preserve">        obj_points.append(objp)</w:t>
-      </w:r>
-    </w:p>
-    <w:p>
-      <w:pPr>
-        <w:pStyle w:val="ds-markdown-paragraph"/>
-        <w:pBdr>
-          <w:top w:val="single" w:sz="4" w:space="1" w:color="auto"/>
-          <w:left w:val="single" w:sz="4" w:space="4" w:color="auto"/>
-          <w:bottom w:val="single" w:sz="4" w:space="1" w:color="auto"/>
-          <w:right w:val="single" w:sz="4" w:space="4" w:color="auto"/>
-          <w:between w:val="single" w:sz="4" w:space="1" w:color="auto"/>
-          <w:bar w:val="single" w:sz="4" w:color="auto"/>
-        </w:pBdr>
-        <w:shd w:val="clear" w:color="auto" w:fill="FFFFFF"/>
-        <w:spacing w:before="240" w:after="240" w:line="400" w:lineRule="exact"/>
-        <w:ind w:firstLine="482"/>
-        <w:rPr>
-          <w:rStyle w:val="af0"/>
-          <w:b w:val="0"/>
-          <w:bCs w:val="0"/>
-        </w:rPr>
-      </w:pPr>
-      <w:r>
-        <w:rPr>
-          <w:rStyle w:val="af0"/>
-          <w:b w:val="0"/>
-          <w:bCs w:val="0"/>
-        </w:rPr>
-        <w:t xml:space="preserve">        img_points.append(corners_sub)</w:t>
-      </w:r>
-    </w:p>
-    <w:p>
-      <w:pPr>
-        <w:pStyle w:val="ds-markdown-paragraph"/>
-        <w:pBdr>
-          <w:top w:val="single" w:sz="4" w:space="1" w:color="auto"/>
-          <w:left w:val="single" w:sz="4" w:space="4" w:color="auto"/>
-          <w:bottom w:val="single" w:sz="4" w:space="1" w:color="auto"/>
-          <w:right w:val="single" w:sz="4" w:space="4" w:color="auto"/>
-          <w:between w:val="single" w:sz="4" w:space="1" w:color="auto"/>
-          <w:bar w:val="single" w:sz="4" w:color="auto"/>
-        </w:pBdr>
-        <w:shd w:val="clear" w:color="auto" w:fill="FFFFFF"/>
-        <w:spacing w:before="240" w:after="240" w:line="400" w:lineRule="exact"/>
-        <w:ind w:firstLine="482"/>
-        <w:rPr>
-          <w:rStyle w:val="af0"/>
-          <w:b w:val="0"/>
-          <w:bCs w:val="0"/>
-        </w:rPr>
-      </w:pPr>
-    </w:p>
-    <w:p>
-      <w:pPr>
-        <w:pStyle w:val="ds-markdown-paragraph"/>
-        <w:pBdr>
-          <w:top w:val="single" w:sz="4" w:space="1" w:color="auto"/>
-          <w:left w:val="single" w:sz="4" w:space="4" w:color="auto"/>
-          <w:bottom w:val="single" w:sz="4" w:space="1" w:color="auto"/>
-          <w:right w:val="single" w:sz="4" w:space="4" w:color="auto"/>
-          <w:between w:val="single" w:sz="4" w:space="1" w:color="auto"/>
-          <w:bar w:val="single" w:sz="4" w:color="auto"/>
-        </w:pBdr>
-        <w:shd w:val="clear" w:color="auto" w:fill="FFFFFF"/>
-        <w:spacing w:before="240" w:after="240" w:line="400" w:lineRule="exact"/>
-        <w:ind w:firstLine="482"/>
-        <w:rPr>
-          <w:rStyle w:val="af0"/>
-          <w:b w:val="0"/>
-          <w:bCs w:val="0"/>
-        </w:rPr>
-      </w:pPr>
-      <w:r>
-        <w:rPr>
-          <w:rStyle w:val="af0"/>
-          <w:b w:val="0"/>
-          <w:bCs w:val="0"/>
-        </w:rPr>
-        <w:t># 相机标定</w:t>
-      </w:r>
-    </w:p>
-    <w:p>
-      <w:pPr>
-        <w:pStyle w:val="ds-markdown-paragraph"/>
-        <w:pBdr>
-          <w:top w:val="single" w:sz="4" w:space="1" w:color="auto"/>
-          <w:left w:val="single" w:sz="4" w:space="4" w:color="auto"/>
-          <w:bottom w:val="single" w:sz="4" w:space="1" w:color="auto"/>
-          <w:right w:val="single" w:sz="4" w:space="4" w:color="auto"/>
-          <w:between w:val="single" w:sz="4" w:space="1" w:color="auto"/>
-          <w:bar w:val="single" w:sz="4" w:color="auto"/>
-        </w:pBdr>
-        <w:shd w:val="clear" w:color="auto" w:fill="FFFFFF"/>
-        <w:spacing w:before="240" w:after="240" w:line="400" w:lineRule="exact"/>
-        <w:ind w:firstLine="482"/>
-        <w:rPr>
-          <w:rStyle w:val="af0"/>
-          <w:b w:val="0"/>
-          <w:bCs w:val="0"/>
-        </w:rPr>
-      </w:pPr>
-      <w:r>
-        <w:rPr>
-          <w:rStyle w:val="af0"/>
-          <w:b w:val="0"/>
-          <w:bCs w:val="0"/>
-        </w:rPr>
-        <w:lastRenderedPageBreak/>
-        <w:t>ret, K, dist, rvecs, tvecs = cv2.calibrateCamera(</w:t>
-      </w:r>
-    </w:p>
-    <w:p>
-      <w:pPr>
-        <w:pStyle w:val="ds-markdown-paragraph"/>
-        <w:pBdr>
-          <w:top w:val="single" w:sz="4" w:space="1" w:color="auto"/>
-          <w:left w:val="single" w:sz="4" w:space="4" w:color="auto"/>
-          <w:bottom w:val="single" w:sz="4" w:space="1" w:color="auto"/>
-          <w:right w:val="single" w:sz="4" w:space="4" w:color="auto"/>
-          <w:between w:val="single" w:sz="4" w:space="1" w:color="auto"/>
-          <w:bar w:val="single" w:sz="4" w:color="auto"/>
-        </w:pBdr>
-        <w:shd w:val="clear" w:color="auto" w:fill="FFFFFF"/>
-        <w:spacing w:before="240" w:after="240" w:line="400" w:lineRule="exact"/>
-        <w:ind w:firstLine="482"/>
-        <w:rPr>
-          <w:rStyle w:val="af0"/>
-          <w:b w:val="0"/>
-          <w:bCs w:val="0"/>
-        </w:rPr>
-      </w:pPr>
-      <w:r>
-        <w:rPr>
-          <w:rStyle w:val="af0"/>
-          <w:b w:val="0"/>
-          <w:bCs w:val="0"/>
-        </w:rPr>
-        <w:t xml:space="preserve">    obj_points, img_points, img.shape[:2][::-1], None, None</w:t>
-      </w:r>
-    </w:p>
-    <w:p>
-      <w:pPr>
-        <w:pStyle w:val="ds-markdown-paragraph"/>
-        <w:pBdr>
-          <w:top w:val="single" w:sz="4" w:space="1" w:color="auto"/>
-          <w:left w:val="single" w:sz="4" w:space="4" w:color="auto"/>
-          <w:bottom w:val="single" w:sz="4" w:space="1" w:color="auto"/>
-          <w:right w:val="single" w:sz="4" w:space="4" w:color="auto"/>
-          <w:between w:val="single" w:sz="4" w:space="1" w:color="auto"/>
-          <w:bar w:val="single" w:sz="4" w:color="auto"/>
-        </w:pBdr>
-        <w:shd w:val="clear" w:color="auto" w:fill="FFFFFF"/>
-        <w:spacing w:before="240" w:after="240" w:line="400" w:lineRule="exact"/>
-        <w:ind w:firstLine="482"/>
-        <w:rPr>
-          <w:rStyle w:val="af0"/>
-          <w:b w:val="0"/>
-          <w:bCs w:val="0"/>
-        </w:rPr>
-      </w:pPr>
-      <w:r>
-        <w:rPr>
-          <w:rStyle w:val="af0"/>
-          <w:b w:val="0"/>
-          <w:bCs w:val="0"/>
-        </w:rPr>
-        <w:t>)</w:t>
-      </w:r>
-    </w:p>
-    <w:p>
-      <w:pPr>
-        <w:pStyle w:val="ds-markdown-paragraph"/>
-        <w:pBdr>
-          <w:top w:val="single" w:sz="4" w:space="1" w:color="auto"/>
-          <w:left w:val="single" w:sz="4" w:space="4" w:color="auto"/>
-          <w:bottom w:val="single" w:sz="4" w:space="1" w:color="auto"/>
-          <w:right w:val="single" w:sz="4" w:space="4" w:color="auto"/>
-          <w:between w:val="single" w:sz="4" w:space="1" w:color="auto"/>
-          <w:bar w:val="single" w:sz="4" w:color="auto"/>
-        </w:pBdr>
-        <w:shd w:val="clear" w:color="auto" w:fill="FFFFFF"/>
-        <w:spacing w:before="240" w:after="240" w:line="400" w:lineRule="exact"/>
-        <w:ind w:firstLine="482"/>
-        <w:rPr>
-          <w:rStyle w:val="af0"/>
-          <w:b w:val="0"/>
-          <w:bCs w:val="0"/>
-        </w:rPr>
-      </w:pPr>
-    </w:p>
-    <w:p>
-      <w:pPr>
-        <w:pStyle w:val="ds-markdown-paragraph"/>
-        <w:pBdr>
-          <w:top w:val="single" w:sz="4" w:space="1" w:color="auto"/>
-          <w:left w:val="single" w:sz="4" w:space="4" w:color="auto"/>
-          <w:bottom w:val="single" w:sz="4" w:space="1" w:color="auto"/>
-          <w:right w:val="single" w:sz="4" w:space="4" w:color="auto"/>
-          <w:between w:val="single" w:sz="4" w:space="1" w:color="auto"/>
-          <w:bar w:val="single" w:sz="4" w:color="auto"/>
-        </w:pBdr>
-        <w:shd w:val="clear" w:color="auto" w:fill="FFFFFF"/>
-        <w:spacing w:before="240" w:after="240" w:line="400" w:lineRule="exact"/>
-        <w:ind w:firstLine="482"/>
-        <w:rPr>
-          <w:rStyle w:val="af0"/>
-          <w:b w:val="0"/>
-          <w:bCs w:val="0"/>
-        </w:rPr>
-      </w:pPr>
-      <w:r>
-        <w:rPr>
-          <w:rStyle w:val="af0"/>
-          <w:b w:val="0"/>
-          <w:bCs w:val="0"/>
-        </w:rPr>
-        <w:t># 手眼标定</w:t>
-      </w:r>
-    </w:p>
-    <w:p>
-      <w:pPr>
-        <w:pStyle w:val="ds-markdown-paragraph"/>
-        <w:pBdr>
-          <w:top w:val="single" w:sz="4" w:space="1" w:color="auto"/>
-          <w:left w:val="single" w:sz="4" w:space="4" w:color="auto"/>
-          <w:bottom w:val="single" w:sz="4" w:space="1" w:color="auto"/>
-          <w:right w:val="single" w:sz="4" w:space="4" w:color="auto"/>
-          <w:between w:val="single" w:sz="4" w:space="1" w:color="auto"/>
-          <w:bar w:val="single" w:sz="4" w:color="auto"/>
-        </w:pBdr>
-        <w:shd w:val="clear" w:color="auto" w:fill="FFFFFF"/>
-        <w:spacing w:before="240" w:after="240" w:line="400" w:lineRule="exact"/>
-        <w:ind w:firstLine="482"/>
-        <w:rPr>
-          <w:rStyle w:val="af0"/>
-          <w:b w:val="0"/>
-          <w:bCs w:val="0"/>
-        </w:rPr>
-      </w:pPr>
-      <w:r>
-        <w:rPr>
-          <w:rStyle w:val="af0"/>
-          <w:b w:val="0"/>
-          <w:bCs w:val="0"/>
-        </w:rPr>
-        <w:t>R_gripper2base = [pose[:3,:3] for pose in robot_poses]</w:t>
-      </w:r>
-    </w:p>
-    <w:p>
-      <w:pPr>
-        <w:pStyle w:val="ds-markdown-paragraph"/>
-        <w:pBdr>
-          <w:top w:val="single" w:sz="4" w:space="1" w:color="auto"/>
-          <w:left w:val="single" w:sz="4" w:space="4" w:color="auto"/>
-          <w:bottom w:val="single" w:sz="4" w:space="1" w:color="auto"/>
-          <w:right w:val="single" w:sz="4" w:space="4" w:color="auto"/>
-          <w:between w:val="single" w:sz="4" w:space="1" w:color="auto"/>
-          <w:bar w:val="single" w:sz="4" w:color="auto"/>
-        </w:pBdr>
-        <w:shd w:val="clear" w:color="auto" w:fill="FFFFFF"/>
-        <w:spacing w:before="240" w:after="240" w:line="400" w:lineRule="exact"/>
-        <w:ind w:firstLine="482"/>
-        <w:rPr>
-          <w:rStyle w:val="af0"/>
-          <w:b w:val="0"/>
-          <w:bCs w:val="0"/>
-        </w:rPr>
-      </w:pPr>
-      <w:r>
-        <w:rPr>
-          <w:rStyle w:val="af0"/>
-          <w:b w:val="0"/>
-          <w:bCs w:val="0"/>
-        </w:rPr>
-        <w:t>t_gripper2base = [pose[:3,3] for pose in robot_poses]</w:t>
-      </w:r>
-    </w:p>
-    <w:p>
-      <w:pPr>
-        <w:pStyle w:val="ds-markdown-paragraph"/>
-        <w:pBdr>
-          <w:top w:val="single" w:sz="4" w:space="1" w:color="auto"/>
-          <w:left w:val="single" w:sz="4" w:space="4" w:color="auto"/>
-          <w:bottom w:val="single" w:sz="4" w:space="1" w:color="auto"/>
-          <w:right w:val="single" w:sz="4" w:space="4" w:color="auto"/>
-          <w:between w:val="single" w:sz="4" w:space="1" w:color="auto"/>
-          <w:bar w:val="single" w:sz="4" w:color="auto"/>
-        </w:pBdr>
-        <w:shd w:val="clear" w:color="auto" w:fill="FFFFFF"/>
-        <w:spacing w:before="240" w:after="240" w:line="400" w:lineRule="exact"/>
-        <w:ind w:firstLine="482"/>
-        <w:rPr>
-          <w:rStyle w:val="af0"/>
-          <w:b w:val="0"/>
-          <w:bCs w:val="0"/>
-        </w:rPr>
-      </w:pPr>
-      <w:r>
-        <w:rPr>
-          <w:rStyle w:val="af0"/>
-          <w:b w:val="0"/>
-          <w:bCs w:val="0"/>
-        </w:rPr>
-        <w:t>R_cam2gripper, t_cam2gripper = cv2.calibrateHandEye(</w:t>
-      </w:r>
-    </w:p>
-    <w:p>
-      <w:pPr>
-        <w:pStyle w:val="ds-markdown-paragraph"/>
-        <w:pBdr>
-          <w:top w:val="single" w:sz="4" w:space="1" w:color="auto"/>
-          <w:left w:val="single" w:sz="4" w:space="4" w:color="auto"/>
-          <w:bottom w:val="single" w:sz="4" w:space="1" w:color="auto"/>
-          <w:right w:val="single" w:sz="4" w:space="4" w:color="auto"/>
-          <w:between w:val="single" w:sz="4" w:space="1" w:color="auto"/>
-          <w:bar w:val="single" w:sz="4" w:color="auto"/>
-        </w:pBdr>
-        <w:shd w:val="clear" w:color="auto" w:fill="FFFFFF"/>
-        <w:spacing w:before="240" w:after="240" w:line="400" w:lineRule="exact"/>
-        <w:ind w:firstLine="482"/>
-        <w:rPr>
-          <w:rStyle w:val="af0"/>
-          <w:b w:val="0"/>
-          <w:bCs w:val="0"/>
-        </w:rPr>
-      </w:pPr>
-      <w:r>
-        <w:rPr>
-          <w:rStyle w:val="af0"/>
-          <w:b w:val="0"/>
-          <w:bCs w:val="0"/>
-        </w:rPr>
-        <w:t xml:space="preserve">    R_gripper2base, t_gripper2base, R_target2cam, t_target2cam</w:t>
+        <w:rPr>
+          <w:rFonts w:ascii="Segoe UI" w:hAnsi="Segoe UI" w:cs="Segoe UI" w:hint="eastAsia"/>
+          <w:color w:val="0F1115"/>
+        </w:rPr>
+      </w:pPr>
+      <w:r>
+        <w:rPr>
+          <w:rFonts w:ascii="Segoe UI" w:hAnsi="Segoe UI" w:cs="Segoe UI"/>
+          <w:color w:val="0F1115"/>
+        </w:rPr>
+        <w:t xml:space="preserve">1. </w:t>
+      </w:r>
+      <w:r>
+        <w:rPr>
+          <w:rFonts w:ascii="Segoe UI" w:hAnsi="Segoe UI" w:cs="Segoe UI"/>
+          <w:color w:val="0F1115"/>
+        </w:rPr>
+        <w:t>设置棋盘格参数（角点：</w:t>
+      </w:r>
+      <w:r>
+        <w:rPr>
+          <w:rFonts w:ascii="Segoe UI" w:hAnsi="Segoe UI" w:cs="Segoe UI"/>
+          <w:color w:val="0F1115"/>
+        </w:rPr>
+        <w:t>9×6</w:t>
+      </w:r>
+      <w:r>
+        <w:rPr>
+          <w:rFonts w:ascii="Segoe UI" w:hAnsi="Segoe UI" w:cs="Segoe UI"/>
+          <w:color w:val="0F1115"/>
+        </w:rPr>
+        <w:t>，边长：</w:t>
+      </w:r>
+      <w:r>
+        <w:rPr>
+          <w:rFonts w:ascii="Segoe UI" w:hAnsi="Segoe UI" w:cs="Segoe UI"/>
+          <w:color w:val="0F1115"/>
+        </w:rPr>
+        <w:t>0.02m</w:t>
+      </w:r>
+      <w:r>
+        <w:rPr>
+          <w:rFonts w:ascii="Segoe UI" w:hAnsi="Segoe UI" w:cs="Segoe UI"/>
+          <w:color w:val="0F1115"/>
+        </w:rPr>
+        <w:t>）</w:t>
       </w:r>
     </w:p>
     <w:p>
@@ -6672,25 +5389,819 @@
         <w:spacing w:before="240" w:beforeAutospacing="0" w:after="240" w:afterAutospacing="0" w:line="400" w:lineRule="exact"/>
         <w:ind w:firstLine="482"/>
         <w:rPr>
-          <w:rStyle w:val="af0"/>
-          <w:b w:val="0"/>
-          <w:bCs w:val="0"/>
-        </w:rPr>
-      </w:pPr>
-      <w:r>
-        <w:rPr>
-          <w:rStyle w:val="af0"/>
-          <w:b w:val="0"/>
-          <w:bCs w:val="0"/>
-        </w:rPr>
-        <w:t>)</w:t>
+          <w:rFonts w:ascii="Segoe UI" w:hAnsi="Segoe UI" w:cs="Segoe UI" w:hint="eastAsia"/>
+          <w:color w:val="0F1115"/>
+        </w:rPr>
+      </w:pPr>
+      <w:r>
+        <w:rPr>
+          <w:rFonts w:ascii="Segoe UI" w:hAnsi="Segoe UI" w:cs="Segoe UI"/>
+          <w:color w:val="0F1115"/>
+        </w:rPr>
+        <w:t xml:space="preserve">2. </w:t>
+      </w:r>
+      <w:r>
+        <w:rPr>
+          <w:rFonts w:ascii="Segoe UI" w:hAnsi="Segoe UI" w:cs="Segoe UI"/>
+          <w:color w:val="0F1115"/>
+        </w:rPr>
+        <w:t>生成世界坐标系角点坐标（</w:t>
+      </w:r>
+      <w:r>
+        <w:rPr>
+          <w:rFonts w:ascii="Segoe UI" w:hAnsi="Segoe UI" w:cs="Segoe UI"/>
+          <w:color w:val="0F1115"/>
+        </w:rPr>
+        <w:t>Z_w = 0</w:t>
+      </w:r>
+      <w:r>
+        <w:rPr>
+          <w:rFonts w:ascii="Segoe UI" w:hAnsi="Segoe UI" w:cs="Segoe UI"/>
+          <w:color w:val="0F1115"/>
+        </w:rPr>
+        <w:t>）</w:t>
       </w:r>
     </w:p>
     <w:p>
       <w:pPr>
+        <w:pStyle w:val="ds-markdown-paragraph"/>
+        <w:pBdr>
+          <w:top w:val="single" w:sz="4" w:space="1" w:color="auto"/>
+          <w:left w:val="single" w:sz="4" w:space="4" w:color="auto"/>
+          <w:bottom w:val="single" w:sz="4" w:space="1" w:color="auto"/>
+          <w:right w:val="single" w:sz="4" w:space="4" w:color="auto"/>
+          <w:between w:val="single" w:sz="4" w:space="1" w:color="auto"/>
+          <w:bar w:val="single" w:sz="4" w:color="auto"/>
+        </w:pBdr>
+        <w:shd w:val="clear" w:color="auto" w:fill="FFFFFF"/>
+        <w:spacing w:before="240" w:beforeAutospacing="0" w:after="240" w:afterAutospacing="0" w:line="400" w:lineRule="exact"/>
+        <w:ind w:firstLine="482"/>
+        <w:rPr>
+          <w:rFonts w:ascii="Segoe UI" w:hAnsi="Segoe UI" w:cs="Segoe UI" w:hint="eastAsia"/>
+          <w:color w:val="0F1115"/>
+        </w:rPr>
+      </w:pPr>
+      <w:r>
+        <w:rPr>
+          <w:rFonts w:ascii="Segoe UI" w:hAnsi="Segoe UI" w:cs="Segoe UI"/>
+          <w:color w:val="0F1115"/>
+        </w:rPr>
+        <w:t xml:space="preserve">3. </w:t>
+      </w:r>
+      <w:r>
+        <w:rPr>
+          <w:rFonts w:ascii="Segoe UI" w:hAnsi="Segoe UI" w:cs="Segoe UI"/>
+          <w:color w:val="0F1115"/>
+        </w:rPr>
+        <w:t>遍历所有标定图像</w:t>
+      </w:r>
+    </w:p>
+    <w:p>
+      <w:pPr>
+        <w:pStyle w:val="ds-markdown-paragraph"/>
+        <w:pBdr>
+          <w:top w:val="single" w:sz="4" w:space="1" w:color="auto"/>
+          <w:left w:val="single" w:sz="4" w:space="4" w:color="auto"/>
+          <w:bottom w:val="single" w:sz="4" w:space="1" w:color="auto"/>
+          <w:right w:val="single" w:sz="4" w:space="4" w:color="auto"/>
+          <w:between w:val="single" w:sz="4" w:space="1" w:color="auto"/>
+          <w:bar w:val="single" w:sz="4" w:color="auto"/>
+        </w:pBdr>
+        <w:shd w:val="clear" w:color="auto" w:fill="FFFFFF"/>
+        <w:spacing w:before="240" w:beforeAutospacing="0" w:after="240" w:afterAutospacing="0" w:line="400" w:lineRule="exact"/>
+        <w:ind w:firstLine="482"/>
+        <w:rPr>
+          <w:rFonts w:ascii="Segoe UI" w:hAnsi="Segoe UI" w:cs="Segoe UI" w:hint="eastAsia"/>
+          <w:color w:val="0F1115"/>
+        </w:rPr>
+      </w:pPr>
+      <w:r>
+        <w:rPr>
+          <w:rFonts w:ascii="Segoe UI" w:hAnsi="Segoe UI" w:cs="Segoe UI"/>
+          <w:color w:val="0F1115"/>
+        </w:rPr>
+        <w:t xml:space="preserve">4. calibrateCamera() </w:t>
+      </w:r>
+      <w:r>
+        <w:rPr>
+          <w:rFonts w:ascii="Segoe UI" w:hAnsi="Segoe UI" w:cs="Segoe UI"/>
+          <w:color w:val="0F1115"/>
+        </w:rPr>
+        <w:t>求解内参和外参</w:t>
+      </w:r>
+    </w:p>
+    <w:p>
+      <w:pPr>
+        <w:pStyle w:val="ds-markdown-paragraph"/>
+        <w:pBdr>
+          <w:top w:val="single" w:sz="4" w:space="1" w:color="auto"/>
+          <w:left w:val="single" w:sz="4" w:space="4" w:color="auto"/>
+          <w:bottom w:val="single" w:sz="4" w:space="1" w:color="auto"/>
+          <w:right w:val="single" w:sz="4" w:space="4" w:color="auto"/>
+          <w:between w:val="single" w:sz="4" w:space="1" w:color="auto"/>
+          <w:bar w:val="single" w:sz="4" w:color="auto"/>
+        </w:pBdr>
+        <w:shd w:val="clear" w:color="auto" w:fill="FFFFFF"/>
+        <w:spacing w:before="240" w:beforeAutospacing="0" w:after="240" w:afterAutospacing="0" w:line="400" w:lineRule="exact"/>
+        <w:ind w:firstLine="482"/>
+        <w:rPr>
+          <w:rFonts w:ascii="Segoe UI" w:hAnsi="Segoe UI" w:cs="Segoe UI" w:hint="eastAsia"/>
+          <w:color w:val="0F1115"/>
+        </w:rPr>
+      </w:pPr>
+      <w:r>
+        <w:rPr>
+          <w:rFonts w:ascii="Segoe UI" w:hAnsi="Segoe UI" w:cs="Segoe UI"/>
+          <w:color w:val="0F1115"/>
+        </w:rPr>
+        <w:t xml:space="preserve">5. </w:t>
+      </w:r>
+      <w:r>
+        <w:rPr>
+          <w:rFonts w:ascii="Segoe UI" w:hAnsi="Segoe UI" w:cs="Segoe UI"/>
+          <w:color w:val="0F1115"/>
+        </w:rPr>
+        <w:t>计算重投影误差评估标定精度</w:t>
+      </w:r>
+    </w:p>
+    <w:p>
+      <w:pPr>
+        <w:pStyle w:val="ds-markdown-paragraph"/>
+        <w:pBdr>
+          <w:top w:val="single" w:sz="4" w:space="1" w:color="auto"/>
+          <w:left w:val="single" w:sz="4" w:space="4" w:color="auto"/>
+          <w:bottom w:val="single" w:sz="4" w:space="1" w:color="auto"/>
+          <w:right w:val="single" w:sz="4" w:space="4" w:color="auto"/>
+          <w:between w:val="single" w:sz="4" w:space="1" w:color="auto"/>
+          <w:bar w:val="single" w:sz="4" w:color="auto"/>
+        </w:pBdr>
+        <w:shd w:val="clear" w:color="auto" w:fill="FFFFFF"/>
+        <w:spacing w:before="240" w:beforeAutospacing="0" w:after="240" w:afterAutospacing="0" w:line="400" w:lineRule="exact"/>
+        <w:ind w:firstLine="482"/>
+        <w:rPr>
+          <w:rFonts w:ascii="Segoe UI" w:hAnsi="Segoe UI" w:cs="Segoe UI" w:hint="eastAsia"/>
+          <w:color w:val="0F1115"/>
+        </w:rPr>
+      </w:pPr>
+      <w:r>
+        <w:rPr>
+          <w:rFonts w:ascii="Segoe UI" w:hAnsi="Segoe UI" w:cs="Segoe UI"/>
+          <w:color w:val="0F1115"/>
+        </w:rPr>
+        <w:t xml:space="preserve">6. Rodrigues() </w:t>
+      </w:r>
+      <w:r>
+        <w:rPr>
+          <w:rFonts w:ascii="Segoe UI" w:hAnsi="Segoe UI" w:cs="Segoe UI"/>
+          <w:color w:val="0F1115"/>
+        </w:rPr>
+        <w:t>将旋转向量转为旋转矩阵</w:t>
+      </w:r>
+    </w:p>
+    <w:p>
+      <w:pPr>
+        <w:pStyle w:val="ds-markdown-paragraph"/>
+        <w:pBdr>
+          <w:top w:val="single" w:sz="4" w:space="1" w:color="auto"/>
+          <w:left w:val="single" w:sz="4" w:space="4" w:color="auto"/>
+          <w:bottom w:val="single" w:sz="4" w:space="1" w:color="auto"/>
+          <w:right w:val="single" w:sz="4" w:space="4" w:color="auto"/>
+          <w:between w:val="single" w:sz="4" w:space="1" w:color="auto"/>
+          <w:bar w:val="single" w:sz="4" w:color="auto"/>
+        </w:pBdr>
+        <w:shd w:val="clear" w:color="auto" w:fill="FFFFFF"/>
+        <w:spacing w:before="240" w:beforeAutospacing="0" w:after="240" w:afterAutospacing="0" w:line="400" w:lineRule="exact"/>
+        <w:ind w:firstLine="482"/>
+        <w:rPr>
+          <w:rFonts w:ascii="Segoe UI" w:hAnsi="Segoe UI" w:cs="Segoe UI" w:hint="eastAsia"/>
+          <w:color w:val="0F1115"/>
+        </w:rPr>
+      </w:pPr>
+      <w:r>
+        <w:rPr>
+          <w:rFonts w:ascii="Segoe UI" w:hAnsi="Segoe UI" w:cs="Segoe UI"/>
+          <w:color w:val="0F1115"/>
+        </w:rPr>
+        <w:t xml:space="preserve">7. </w:t>
+      </w:r>
+      <w:r>
+        <w:rPr>
+          <w:rFonts w:ascii="Segoe UI" w:hAnsi="Segoe UI" w:cs="Segoe UI"/>
+          <w:color w:val="0F1115"/>
+        </w:rPr>
+        <w:t>构建每张图像的外参矩阵</w:t>
+      </w:r>
+      <w:r>
+        <w:rPr>
+          <w:rFonts w:ascii="Segoe UI" w:hAnsi="Segoe UI" w:cs="Segoe UI"/>
+          <w:color w:val="0F1115"/>
+        </w:rPr>
+        <w:t xml:space="preserve"> H_board2cam</w:t>
+      </w:r>
+    </w:p>
+    <w:p>
+      <w:pPr>
+        <w:pStyle w:val="ds-markdown-paragraph"/>
+        <w:pBdr>
+          <w:top w:val="single" w:sz="4" w:space="1" w:color="auto"/>
+          <w:left w:val="single" w:sz="4" w:space="4" w:color="auto"/>
+          <w:bottom w:val="single" w:sz="4" w:space="1" w:color="auto"/>
+          <w:right w:val="single" w:sz="4" w:space="4" w:color="auto"/>
+          <w:between w:val="single" w:sz="4" w:space="1" w:color="auto"/>
+          <w:bar w:val="single" w:sz="4" w:color="auto"/>
+        </w:pBdr>
+        <w:shd w:val="clear" w:color="auto" w:fill="FFFFFF"/>
+        <w:spacing w:before="240" w:beforeAutospacing="0" w:after="240" w:afterAutospacing="0" w:line="400" w:lineRule="exact"/>
+        <w:ind w:firstLine="482"/>
+        <w:rPr>
+          <w:rFonts w:ascii="Segoe UI" w:hAnsi="Segoe UI" w:cs="Segoe UI" w:hint="eastAsia"/>
+          <w:color w:val="0F1115"/>
+        </w:rPr>
+      </w:pPr>
+      <w:r>
+        <w:rPr>
+          <w:rFonts w:ascii="Segoe UI" w:hAnsi="Segoe UI" w:cs="Segoe UI"/>
+          <w:color w:val="0F1115"/>
+        </w:rPr>
+        <w:t xml:space="preserve">8. </w:t>
+      </w:r>
+      <w:r>
+        <w:rPr>
+          <w:rFonts w:ascii="Segoe UI" w:hAnsi="Segoe UI" w:cs="Segoe UI"/>
+          <w:color w:val="0F1115"/>
+        </w:rPr>
+        <w:t>解析机械臂位姿文件</w:t>
+      </w:r>
+      <w:r>
+        <w:rPr>
+          <w:rFonts w:ascii="Segoe UI" w:hAnsi="Segoe UI" w:cs="Segoe UI"/>
+          <w:color w:val="0F1115"/>
+        </w:rPr>
+        <w:t xml:space="preserve"> robot_poses.txt</w:t>
+      </w:r>
+    </w:p>
+    <w:p>
+      <w:pPr>
+        <w:pStyle w:val="ds-markdown-paragraph"/>
+        <w:pBdr>
+          <w:top w:val="single" w:sz="4" w:space="1" w:color="auto"/>
+          <w:left w:val="single" w:sz="4" w:space="4" w:color="auto"/>
+          <w:bottom w:val="single" w:sz="4" w:space="1" w:color="auto"/>
+          <w:right w:val="single" w:sz="4" w:space="4" w:color="auto"/>
+          <w:between w:val="single" w:sz="4" w:space="1" w:color="auto"/>
+          <w:bar w:val="single" w:sz="4" w:color="auto"/>
+        </w:pBdr>
+        <w:shd w:val="clear" w:color="auto" w:fill="FFFFFF"/>
+        <w:spacing w:before="240" w:beforeAutospacing="0" w:after="240" w:afterAutospacing="0" w:line="400" w:lineRule="exact"/>
+        <w:ind w:firstLine="482"/>
+        <w:rPr>
+          <w:rFonts w:ascii="Segoe UI" w:hAnsi="Segoe UI" w:cs="Segoe UI" w:hint="eastAsia"/>
+          <w:color w:val="0F1115"/>
+        </w:rPr>
+      </w:pPr>
+      <w:r>
+        <w:rPr>
+          <w:rFonts w:ascii="Segoe UI" w:hAnsi="Segoe UI" w:cs="Segoe UI"/>
+          <w:color w:val="0F1115"/>
+        </w:rPr>
+        <w:t xml:space="preserve">9. calibrateHandEye() </w:t>
+      </w:r>
+      <w:r>
+        <w:rPr>
+          <w:rFonts w:ascii="Segoe UI" w:hAnsi="Segoe UI" w:cs="Segoe UI"/>
+          <w:color w:val="0F1115"/>
+        </w:rPr>
+        <w:t>求解手眼变换矩阵</w:t>
+      </w:r>
+    </w:p>
+    <w:p>
+      <w:pPr>
+        <w:pStyle w:val="ds-markdown-paragraph"/>
+        <w:pBdr>
+          <w:top w:val="single" w:sz="4" w:space="1" w:color="auto"/>
+          <w:left w:val="single" w:sz="4" w:space="4" w:color="auto"/>
+          <w:bottom w:val="single" w:sz="4" w:space="1" w:color="auto"/>
+          <w:right w:val="single" w:sz="4" w:space="4" w:color="auto"/>
+          <w:between w:val="single" w:sz="4" w:space="1" w:color="auto"/>
+          <w:bar w:val="single" w:sz="4" w:color="auto"/>
+        </w:pBdr>
+        <w:shd w:val="clear" w:color="auto" w:fill="FFFFFF"/>
+        <w:spacing w:before="240" w:beforeAutospacing="0" w:after="240" w:afterAutospacing="0" w:line="400" w:lineRule="exact"/>
+        <w:ind w:firstLine="482"/>
+        <w:rPr>
+          <w:rFonts w:ascii="Segoe UI" w:hAnsi="Segoe UI" w:cs="Segoe UI" w:hint="eastAsia"/>
+          <w:color w:val="0F1115"/>
+        </w:rPr>
+      </w:pPr>
+      <w:r>
+        <w:rPr>
+          <w:rFonts w:ascii="Segoe UI" w:hAnsi="Segoe UI" w:cs="Segoe UI"/>
+          <w:color w:val="0F1115"/>
+        </w:rPr>
+        <w:t xml:space="preserve">10. </w:t>
+      </w:r>
+      <w:r>
+        <w:rPr>
+          <w:rFonts w:ascii="Segoe UI" w:hAnsi="Segoe UI" w:cs="Segoe UI"/>
+          <w:color w:val="0F1115"/>
+        </w:rPr>
+        <w:t>验证</w:t>
+      </w:r>
+      <w:r>
+        <w:rPr>
+          <w:rFonts w:ascii="Segoe UI" w:hAnsi="Segoe UI" w:cs="Segoe UI"/>
+          <w:color w:val="0F1115"/>
+        </w:rPr>
+        <w:t xml:space="preserve"> AX = XB </w:t>
+      </w:r>
+      <w:r>
+        <w:rPr>
+          <w:rFonts w:ascii="Segoe UI" w:hAnsi="Segoe UI" w:cs="Segoe UI"/>
+          <w:color w:val="0F1115"/>
+        </w:rPr>
+        <w:t>方程</w:t>
+      </w:r>
+    </w:p>
+    <w:p>
+      <w:pPr>
         <w:pStyle w:val="2"/>
-      </w:pPr>
-      <w:r>
+        <w:rPr>
+          <w:rFonts w:hint="eastAsia"/>
+        </w:rPr>
+      </w:pPr>
+      <w:r>
+        <w:t>核心代码</w:t>
+      </w:r>
+    </w:p>
+    <w:p>
+      <w:pPr>
+        <w:pStyle w:val="ds-markdown-paragraph"/>
+        <w:pBdr>
+          <w:top w:val="single" w:sz="4" w:space="1" w:color="auto"/>
+          <w:left w:val="single" w:sz="4" w:space="4" w:color="auto"/>
+          <w:bottom w:val="single" w:sz="4" w:space="1" w:color="auto"/>
+          <w:right w:val="single" w:sz="4" w:space="4" w:color="auto"/>
+          <w:between w:val="single" w:sz="4" w:space="1" w:color="auto"/>
+          <w:bar w:val="single" w:sz="4" w:color="auto"/>
+        </w:pBdr>
+        <w:shd w:val="clear" w:color="auto" w:fill="FFFFFF"/>
+        <w:spacing w:before="240" w:beforeAutospacing="0" w:after="240" w:afterAutospacing="0" w:line="400" w:lineRule="exact"/>
+        <w:ind w:firstLine="482"/>
+      </w:pPr>
+      <w:r>
+        <w:t>import cv2</w:t>
+      </w:r>
+    </w:p>
+    <w:p>
+      <w:pPr>
+        <w:pStyle w:val="ds-markdown-paragraph"/>
+        <w:pBdr>
+          <w:top w:val="single" w:sz="4" w:space="1" w:color="auto"/>
+          <w:left w:val="single" w:sz="4" w:space="4" w:color="auto"/>
+          <w:bottom w:val="single" w:sz="4" w:space="1" w:color="auto"/>
+          <w:right w:val="single" w:sz="4" w:space="4" w:color="auto"/>
+          <w:between w:val="single" w:sz="4" w:space="1" w:color="auto"/>
+          <w:bar w:val="single" w:sz="4" w:color="auto"/>
+        </w:pBdr>
+        <w:shd w:val="clear" w:color="auto" w:fill="FFFFFF"/>
+        <w:spacing w:before="240" w:beforeAutospacing="0" w:after="240" w:afterAutospacing="0" w:line="400" w:lineRule="exact"/>
+        <w:ind w:firstLine="482"/>
+      </w:pPr>
+      <w:r>
+        <w:t>import numpy as np</w:t>
+      </w:r>
+    </w:p>
+    <w:p>
+      <w:pPr>
+        <w:pStyle w:val="ds-markdown-paragraph"/>
+        <w:pBdr>
+          <w:top w:val="single" w:sz="4" w:space="1" w:color="auto"/>
+          <w:left w:val="single" w:sz="4" w:space="4" w:color="auto"/>
+          <w:bottom w:val="single" w:sz="4" w:space="1" w:color="auto"/>
+          <w:right w:val="single" w:sz="4" w:space="4" w:color="auto"/>
+          <w:between w:val="single" w:sz="4" w:space="1" w:color="auto"/>
+          <w:bar w:val="single" w:sz="4" w:color="auto"/>
+        </w:pBdr>
+        <w:shd w:val="clear" w:color="auto" w:fill="FFFFFF"/>
+        <w:spacing w:before="240" w:beforeAutospacing="0" w:after="240" w:afterAutospacing="0" w:line="400" w:lineRule="exact"/>
+        <w:ind w:firstLine="482"/>
+      </w:pPr>
+      <w:r>
+        <w:t>import glob</w:t>
+      </w:r>
+    </w:p>
+    <w:p>
+      <w:pPr>
+        <w:pStyle w:val="ds-markdown-paragraph"/>
+        <w:pBdr>
+          <w:top w:val="single" w:sz="4" w:space="1" w:color="auto"/>
+          <w:left w:val="single" w:sz="4" w:space="4" w:color="auto"/>
+          <w:bottom w:val="single" w:sz="4" w:space="1" w:color="auto"/>
+          <w:right w:val="single" w:sz="4" w:space="4" w:color="auto"/>
+          <w:between w:val="single" w:sz="4" w:space="1" w:color="auto"/>
+          <w:bar w:val="single" w:sz="4" w:color="auto"/>
+        </w:pBdr>
+        <w:shd w:val="clear" w:color="auto" w:fill="FFFFFF"/>
+        <w:spacing w:before="240" w:beforeAutospacing="0" w:after="240" w:afterAutospacing="0" w:line="400" w:lineRule="exact"/>
+        <w:ind w:firstLine="482"/>
+      </w:pPr>
+      <w:r>
+        <w:t>BOARD_SIZE = (9, 6)      # 内角点数</w:t>
+      </w:r>
+    </w:p>
+    <w:p>
+      <w:pPr>
+        <w:pStyle w:val="ds-markdown-paragraph"/>
+        <w:pBdr>
+          <w:top w:val="single" w:sz="4" w:space="1" w:color="auto"/>
+          <w:left w:val="single" w:sz="4" w:space="4" w:color="auto"/>
+          <w:bottom w:val="single" w:sz="4" w:space="1" w:color="auto"/>
+          <w:right w:val="single" w:sz="4" w:space="4" w:color="auto"/>
+          <w:between w:val="single" w:sz="4" w:space="1" w:color="auto"/>
+          <w:bar w:val="single" w:sz="4" w:color="auto"/>
+        </w:pBdr>
+        <w:shd w:val="clear" w:color="auto" w:fill="FFFFFF"/>
+        <w:spacing w:before="240" w:beforeAutospacing="0" w:after="240" w:afterAutospacing="0" w:line="400" w:lineRule="exact"/>
+        <w:ind w:firstLine="482"/>
+        <w:rPr>
+          <w:rFonts w:hint="eastAsia"/>
+        </w:rPr>
+      </w:pPr>
+      <w:r>
+        <w:t>SQUARE_SIZE = 0.02       # 方格边长（米）</w:t>
+      </w:r>
+    </w:p>
+    <w:p>
+      <w:pPr>
+        <w:pStyle w:val="ds-markdown-paragraph"/>
+        <w:pBdr>
+          <w:top w:val="single" w:sz="4" w:space="1" w:color="auto"/>
+          <w:left w:val="single" w:sz="4" w:space="4" w:color="auto"/>
+          <w:bottom w:val="single" w:sz="4" w:space="1" w:color="auto"/>
+          <w:right w:val="single" w:sz="4" w:space="4" w:color="auto"/>
+          <w:between w:val="single" w:sz="4" w:space="1" w:color="auto"/>
+          <w:bar w:val="single" w:sz="4" w:color="auto"/>
+        </w:pBdr>
+        <w:shd w:val="clear" w:color="auto" w:fill="FFFFFF"/>
+        <w:spacing w:before="240" w:beforeAutospacing="0" w:after="240" w:afterAutospacing="0" w:line="400" w:lineRule="exact"/>
+        <w:ind w:firstLine="482"/>
+      </w:pPr>
+      <w:r>
+        <w:t>objp = np.zeros((54, 3), np.float32)</w:t>
+      </w:r>
+    </w:p>
+    <w:p>
+      <w:pPr>
+        <w:pStyle w:val="ds-markdown-paragraph"/>
+        <w:pBdr>
+          <w:top w:val="single" w:sz="4" w:space="1" w:color="auto"/>
+          <w:left w:val="single" w:sz="4" w:space="4" w:color="auto"/>
+          <w:bottom w:val="single" w:sz="4" w:space="1" w:color="auto"/>
+          <w:right w:val="single" w:sz="4" w:space="4" w:color="auto"/>
+          <w:between w:val="single" w:sz="4" w:space="1" w:color="auto"/>
+          <w:bar w:val="single" w:sz="4" w:color="auto"/>
+        </w:pBdr>
+        <w:shd w:val="clear" w:color="auto" w:fill="FFFFFF"/>
+        <w:spacing w:before="240" w:beforeAutospacing="0" w:after="240" w:afterAutospacing="0" w:line="400" w:lineRule="exact"/>
+        <w:ind w:firstLine="482"/>
+      </w:pPr>
+      <w:r>
+        <w:t>objp[:, :2] = np.mgrid[0:9, 0:6].T.reshape(-1, 2) * SQUARE_SIZE</w:t>
+      </w:r>
+    </w:p>
+    <w:p>
+      <w:pPr>
+        <w:pStyle w:val="ds-markdown-paragraph"/>
+        <w:pBdr>
+          <w:top w:val="single" w:sz="4" w:space="1" w:color="auto"/>
+          <w:left w:val="single" w:sz="4" w:space="4" w:color="auto"/>
+          <w:bottom w:val="single" w:sz="4" w:space="1" w:color="auto"/>
+          <w:right w:val="single" w:sz="4" w:space="4" w:color="auto"/>
+          <w:between w:val="single" w:sz="4" w:space="1" w:color="auto"/>
+          <w:bar w:val="single" w:sz="4" w:color="auto"/>
+        </w:pBdr>
+        <w:shd w:val="clear" w:color="auto" w:fill="FFFFFF"/>
+        <w:spacing w:before="240" w:beforeAutospacing="0" w:after="240" w:afterAutospacing="0" w:line="400" w:lineRule="exact"/>
+        <w:ind w:firstLine="482"/>
+      </w:pPr>
+      <w:r>
+        <w:t>for img_path in sorted(glob.glob("calib_images/*.bmp")):</w:t>
+      </w:r>
+    </w:p>
+    <w:p>
+      <w:pPr>
+        <w:pStyle w:val="ds-markdown-paragraph"/>
+        <w:pBdr>
+          <w:top w:val="single" w:sz="4" w:space="1" w:color="auto"/>
+          <w:left w:val="single" w:sz="4" w:space="4" w:color="auto"/>
+          <w:bottom w:val="single" w:sz="4" w:space="1" w:color="auto"/>
+          <w:right w:val="single" w:sz="4" w:space="4" w:color="auto"/>
+          <w:between w:val="single" w:sz="4" w:space="1" w:color="auto"/>
+          <w:bar w:val="single" w:sz="4" w:color="auto"/>
+        </w:pBdr>
+        <w:shd w:val="clear" w:color="auto" w:fill="FFFFFF"/>
+        <w:spacing w:before="240" w:beforeAutospacing="0" w:after="240" w:afterAutospacing="0" w:line="400" w:lineRule="exact"/>
+        <w:ind w:firstLine="482"/>
+      </w:pPr>
+      <w:r>
+        <w:lastRenderedPageBreak/>
+        <w:t xml:space="preserve">    img = cv2.imread(img_path)</w:t>
+      </w:r>
+    </w:p>
+    <w:p>
+      <w:pPr>
+        <w:pStyle w:val="ds-markdown-paragraph"/>
+        <w:pBdr>
+          <w:top w:val="single" w:sz="4" w:space="1" w:color="auto"/>
+          <w:left w:val="single" w:sz="4" w:space="4" w:color="auto"/>
+          <w:bottom w:val="single" w:sz="4" w:space="1" w:color="auto"/>
+          <w:right w:val="single" w:sz="4" w:space="4" w:color="auto"/>
+          <w:between w:val="single" w:sz="4" w:space="1" w:color="auto"/>
+          <w:bar w:val="single" w:sz="4" w:color="auto"/>
+        </w:pBdr>
+        <w:shd w:val="clear" w:color="auto" w:fill="FFFFFF"/>
+        <w:spacing w:before="240" w:beforeAutospacing="0" w:after="240" w:afterAutospacing="0" w:line="400" w:lineRule="exact"/>
+        <w:ind w:firstLine="482"/>
+      </w:pPr>
+      <w:r>
+        <w:t xml:space="preserve">    gray = cv2.cvtColor(img, cv2.COLOR_BGR2GRAY)</w:t>
+      </w:r>
+    </w:p>
+    <w:p>
+      <w:pPr>
+        <w:pStyle w:val="ds-markdown-paragraph"/>
+        <w:pBdr>
+          <w:top w:val="single" w:sz="4" w:space="1" w:color="auto"/>
+          <w:left w:val="single" w:sz="4" w:space="4" w:color="auto"/>
+          <w:bottom w:val="single" w:sz="4" w:space="1" w:color="auto"/>
+          <w:right w:val="single" w:sz="4" w:space="4" w:color="auto"/>
+          <w:between w:val="single" w:sz="4" w:space="1" w:color="auto"/>
+          <w:bar w:val="single" w:sz="4" w:color="auto"/>
+        </w:pBdr>
+        <w:shd w:val="clear" w:color="auto" w:fill="FFFFFF"/>
+        <w:spacing w:before="240" w:beforeAutospacing="0" w:after="240" w:afterAutospacing="0" w:line="400" w:lineRule="exact"/>
+        <w:ind w:firstLine="482"/>
+      </w:pPr>
+      <w:r>
+        <w:t xml:space="preserve">    ret, corners = cv2.findChessboardCorners(gray, BOARD_SIZE, None)</w:t>
+      </w:r>
+    </w:p>
+    <w:p>
+      <w:pPr>
+        <w:pStyle w:val="ds-markdown-paragraph"/>
+        <w:pBdr>
+          <w:top w:val="single" w:sz="4" w:space="1" w:color="auto"/>
+          <w:left w:val="single" w:sz="4" w:space="4" w:color="auto"/>
+          <w:bottom w:val="single" w:sz="4" w:space="1" w:color="auto"/>
+          <w:right w:val="single" w:sz="4" w:space="4" w:color="auto"/>
+          <w:between w:val="single" w:sz="4" w:space="1" w:color="auto"/>
+          <w:bar w:val="single" w:sz="4" w:color="auto"/>
+        </w:pBdr>
+        <w:shd w:val="clear" w:color="auto" w:fill="FFFFFF"/>
+        <w:spacing w:before="240" w:beforeAutospacing="0" w:after="240" w:afterAutospacing="0" w:line="400" w:lineRule="exact"/>
+        <w:ind w:firstLine="482"/>
+      </w:pPr>
+      <w:r>
+        <w:t xml:space="preserve">    if ret:</w:t>
+      </w:r>
+    </w:p>
+    <w:p>
+      <w:pPr>
+        <w:pStyle w:val="ds-markdown-paragraph"/>
+        <w:pBdr>
+          <w:top w:val="single" w:sz="4" w:space="1" w:color="auto"/>
+          <w:left w:val="single" w:sz="4" w:space="4" w:color="auto"/>
+          <w:bottom w:val="single" w:sz="4" w:space="1" w:color="auto"/>
+          <w:right w:val="single" w:sz="4" w:space="4" w:color="auto"/>
+          <w:between w:val="single" w:sz="4" w:space="1" w:color="auto"/>
+          <w:bar w:val="single" w:sz="4" w:color="auto"/>
+        </w:pBdr>
+        <w:shd w:val="clear" w:color="auto" w:fill="FFFFFF"/>
+        <w:spacing w:before="240" w:beforeAutospacing="0" w:after="240" w:afterAutospacing="0" w:line="400" w:lineRule="exact"/>
+        <w:ind w:firstLine="482"/>
+      </w:pPr>
+      <w:r>
+        <w:t xml:space="preserve">        criteria = (cv2.TERM_CRITERIA_EPS + cv2.TERM_CRITERIA_MAX_ITER, 30, 0.001)</w:t>
+      </w:r>
+    </w:p>
+    <w:p>
+      <w:pPr>
+        <w:pStyle w:val="ds-markdown-paragraph"/>
+        <w:pBdr>
+          <w:top w:val="single" w:sz="4" w:space="1" w:color="auto"/>
+          <w:left w:val="single" w:sz="4" w:space="4" w:color="auto"/>
+          <w:bottom w:val="single" w:sz="4" w:space="1" w:color="auto"/>
+          <w:right w:val="single" w:sz="4" w:space="4" w:color="auto"/>
+          <w:between w:val="single" w:sz="4" w:space="1" w:color="auto"/>
+          <w:bar w:val="single" w:sz="4" w:color="auto"/>
+        </w:pBdr>
+        <w:shd w:val="clear" w:color="auto" w:fill="FFFFFF"/>
+        <w:spacing w:before="240" w:beforeAutospacing="0" w:after="240" w:afterAutospacing="0" w:line="400" w:lineRule="exact"/>
+        <w:ind w:firstLine="482"/>
+      </w:pPr>
+      <w:r>
+        <w:t xml:space="preserve">        corners_sub = cv2.cornerSubPix(gray, corners, (11,11), (-1,-1), criteria)</w:t>
+      </w:r>
+    </w:p>
+    <w:p>
+      <w:pPr>
+        <w:pStyle w:val="ds-markdown-paragraph"/>
+        <w:pBdr>
+          <w:top w:val="single" w:sz="4" w:space="1" w:color="auto"/>
+          <w:left w:val="single" w:sz="4" w:space="4" w:color="auto"/>
+          <w:bottom w:val="single" w:sz="4" w:space="1" w:color="auto"/>
+          <w:right w:val="single" w:sz="4" w:space="4" w:color="auto"/>
+          <w:between w:val="single" w:sz="4" w:space="1" w:color="auto"/>
+          <w:bar w:val="single" w:sz="4" w:color="auto"/>
+        </w:pBdr>
+        <w:shd w:val="clear" w:color="auto" w:fill="FFFFFF"/>
+        <w:spacing w:before="240" w:beforeAutospacing="0" w:after="240" w:afterAutospacing="0" w:line="400" w:lineRule="exact"/>
+        <w:ind w:firstLine="482"/>
+      </w:pPr>
+      <w:r>
+        <w:t xml:space="preserve">        obj_points.append(objp)</w:t>
+      </w:r>
+    </w:p>
+    <w:p>
+      <w:pPr>
+        <w:pStyle w:val="ds-markdown-paragraph"/>
+        <w:pBdr>
+          <w:top w:val="single" w:sz="4" w:space="1" w:color="auto"/>
+          <w:left w:val="single" w:sz="4" w:space="4" w:color="auto"/>
+          <w:bottom w:val="single" w:sz="4" w:space="1" w:color="auto"/>
+          <w:right w:val="single" w:sz="4" w:space="4" w:color="auto"/>
+          <w:between w:val="single" w:sz="4" w:space="1" w:color="auto"/>
+          <w:bar w:val="single" w:sz="4" w:color="auto"/>
+        </w:pBdr>
+        <w:shd w:val="clear" w:color="auto" w:fill="FFFFFF"/>
+        <w:spacing w:before="240" w:beforeAutospacing="0" w:after="240" w:afterAutospacing="0" w:line="400" w:lineRule="exact"/>
+        <w:ind w:firstLine="482"/>
+      </w:pPr>
+      <w:r>
+        <w:t xml:space="preserve">        img_points.append(corners_sub)</w:t>
+      </w:r>
+    </w:p>
+    <w:p>
+      <w:pPr>
+        <w:pStyle w:val="ds-markdown-paragraph"/>
+        <w:pBdr>
+          <w:top w:val="single" w:sz="4" w:space="1" w:color="auto"/>
+          <w:left w:val="single" w:sz="4" w:space="4" w:color="auto"/>
+          <w:bottom w:val="single" w:sz="4" w:space="1" w:color="auto"/>
+          <w:right w:val="single" w:sz="4" w:space="4" w:color="auto"/>
+          <w:between w:val="single" w:sz="4" w:space="1" w:color="auto"/>
+          <w:bar w:val="single" w:sz="4" w:color="auto"/>
+        </w:pBdr>
+        <w:shd w:val="clear" w:color="auto" w:fill="FFFFFF"/>
+        <w:spacing w:before="240" w:beforeAutospacing="0" w:after="240" w:afterAutospacing="0" w:line="400" w:lineRule="exact"/>
+        <w:ind w:firstLine="482"/>
+      </w:pPr>
+      <w:r>
+        <w:t>ret, K, dist, rvecs, tvecs = cv2.calibrateCamera(</w:t>
+      </w:r>
+    </w:p>
+    <w:p>
+      <w:pPr>
+        <w:pStyle w:val="ds-markdown-paragraph"/>
+        <w:pBdr>
+          <w:top w:val="single" w:sz="4" w:space="1" w:color="auto"/>
+          <w:left w:val="single" w:sz="4" w:space="4" w:color="auto"/>
+          <w:bottom w:val="single" w:sz="4" w:space="1" w:color="auto"/>
+          <w:right w:val="single" w:sz="4" w:space="4" w:color="auto"/>
+          <w:between w:val="single" w:sz="4" w:space="1" w:color="auto"/>
+          <w:bar w:val="single" w:sz="4" w:color="auto"/>
+        </w:pBdr>
+        <w:shd w:val="clear" w:color="auto" w:fill="FFFFFF"/>
+        <w:spacing w:before="240" w:beforeAutospacing="0" w:after="240" w:afterAutospacing="0" w:line="400" w:lineRule="exact"/>
+        <w:ind w:firstLine="482"/>
+      </w:pPr>
+      <w:r>
+        <w:t xml:space="preserve">    obj_points, img_points, img.shape[:2][::-1], None, None</w:t>
+      </w:r>
+    </w:p>
+    <w:p>
+      <w:pPr>
+        <w:pStyle w:val="ds-markdown-paragraph"/>
+        <w:pBdr>
+          <w:top w:val="single" w:sz="4" w:space="1" w:color="auto"/>
+          <w:left w:val="single" w:sz="4" w:space="4" w:color="auto"/>
+          <w:bottom w:val="single" w:sz="4" w:space="1" w:color="auto"/>
+          <w:right w:val="single" w:sz="4" w:space="4" w:color="auto"/>
+          <w:between w:val="single" w:sz="4" w:space="1" w:color="auto"/>
+          <w:bar w:val="single" w:sz="4" w:color="auto"/>
+        </w:pBdr>
+        <w:shd w:val="clear" w:color="auto" w:fill="FFFFFF"/>
+        <w:spacing w:before="240" w:beforeAutospacing="0" w:after="240" w:afterAutospacing="0" w:line="400" w:lineRule="exact"/>
+        <w:ind w:firstLine="482"/>
+      </w:pPr>
+      <w:r>
+        <w:t>)</w:t>
+      </w:r>
+    </w:p>
+    <w:p>
+      <w:pPr>
+        <w:pStyle w:val="ds-markdown-paragraph"/>
+        <w:pBdr>
+          <w:top w:val="single" w:sz="4" w:space="1" w:color="auto"/>
+          <w:left w:val="single" w:sz="4" w:space="4" w:color="auto"/>
+          <w:bottom w:val="single" w:sz="4" w:space="1" w:color="auto"/>
+          <w:right w:val="single" w:sz="4" w:space="4" w:color="auto"/>
+          <w:between w:val="single" w:sz="4" w:space="1" w:color="auto"/>
+          <w:bar w:val="single" w:sz="4" w:color="auto"/>
+        </w:pBdr>
+        <w:shd w:val="clear" w:color="auto" w:fill="FFFFFF"/>
+        <w:spacing w:before="240" w:beforeAutospacing="0" w:after="240" w:afterAutospacing="0" w:line="400" w:lineRule="exact"/>
+        <w:ind w:firstLine="482"/>
+      </w:pPr>
+      <w:r>
+        <w:t>R_gripper2base = [pose[:3,:3] for pose in robot_poses]</w:t>
+      </w:r>
+    </w:p>
+    <w:p>
+      <w:pPr>
+        <w:pStyle w:val="ds-markdown-paragraph"/>
+        <w:pBdr>
+          <w:top w:val="single" w:sz="4" w:space="1" w:color="auto"/>
+          <w:left w:val="single" w:sz="4" w:space="4" w:color="auto"/>
+          <w:bottom w:val="single" w:sz="4" w:space="1" w:color="auto"/>
+          <w:right w:val="single" w:sz="4" w:space="4" w:color="auto"/>
+          <w:between w:val="single" w:sz="4" w:space="1" w:color="auto"/>
+          <w:bar w:val="single" w:sz="4" w:color="auto"/>
+        </w:pBdr>
+        <w:shd w:val="clear" w:color="auto" w:fill="FFFFFF"/>
+        <w:spacing w:before="240" w:beforeAutospacing="0" w:after="240" w:afterAutospacing="0" w:line="400" w:lineRule="exact"/>
+        <w:ind w:firstLine="482"/>
+      </w:pPr>
+      <w:r>
+        <w:t>t_gripper2base = [pose[:3,3] for pose in robot_poses]</w:t>
+      </w:r>
+    </w:p>
+    <w:p>
+      <w:pPr>
+        <w:pStyle w:val="ds-markdown-paragraph"/>
+        <w:pBdr>
+          <w:top w:val="single" w:sz="4" w:space="1" w:color="auto"/>
+          <w:left w:val="single" w:sz="4" w:space="4" w:color="auto"/>
+          <w:bottom w:val="single" w:sz="4" w:space="1" w:color="auto"/>
+          <w:right w:val="single" w:sz="4" w:space="4" w:color="auto"/>
+          <w:between w:val="single" w:sz="4" w:space="1" w:color="auto"/>
+          <w:bar w:val="single" w:sz="4" w:color="auto"/>
+        </w:pBdr>
+        <w:shd w:val="clear" w:color="auto" w:fill="FFFFFF"/>
+        <w:spacing w:before="240" w:beforeAutospacing="0" w:after="240" w:afterAutospacing="0" w:line="400" w:lineRule="exact"/>
+        <w:ind w:firstLine="482"/>
+      </w:pPr>
+      <w:r>
+        <w:t>R_cam2gripper, t_cam2gripper = cv2.calibrateHandEye(</w:t>
+      </w:r>
+    </w:p>
+    <w:p>
+      <w:pPr>
+        <w:pStyle w:val="ds-markdown-paragraph"/>
+        <w:pBdr>
+          <w:top w:val="single" w:sz="4" w:space="1" w:color="auto"/>
+          <w:left w:val="single" w:sz="4" w:space="4" w:color="auto"/>
+          <w:bottom w:val="single" w:sz="4" w:space="1" w:color="auto"/>
+          <w:right w:val="single" w:sz="4" w:space="4" w:color="auto"/>
+          <w:between w:val="single" w:sz="4" w:space="1" w:color="auto"/>
+          <w:bar w:val="single" w:sz="4" w:color="auto"/>
+        </w:pBdr>
+        <w:shd w:val="clear" w:color="auto" w:fill="FFFFFF"/>
+        <w:spacing w:before="240" w:beforeAutospacing="0" w:after="240" w:afterAutospacing="0" w:line="400" w:lineRule="exact"/>
+        <w:ind w:firstLine="482"/>
+      </w:pPr>
+      <w:r>
+        <w:t xml:space="preserve">    R_gripper2base, t_gripper2base, R_target2cam, t_target2cam</w:t>
+      </w:r>
+    </w:p>
+    <w:p>
+      <w:pPr>
+        <w:pStyle w:val="ds-markdown-paragraph"/>
+        <w:pBdr>
+          <w:top w:val="single" w:sz="4" w:space="1" w:color="auto"/>
+          <w:left w:val="single" w:sz="4" w:space="4" w:color="auto"/>
+          <w:bottom w:val="single" w:sz="4" w:space="1" w:color="auto"/>
+          <w:right w:val="single" w:sz="4" w:space="4" w:color="auto"/>
+          <w:between w:val="single" w:sz="4" w:space="1" w:color="auto"/>
+          <w:bar w:val="single" w:sz="4" w:color="auto"/>
+        </w:pBdr>
+        <w:shd w:val="clear" w:color="auto" w:fill="FFFFFF"/>
+        <w:spacing w:before="240" w:beforeAutospacing="0" w:after="240" w:afterAutospacing="0" w:line="400" w:lineRule="exact"/>
+        <w:ind w:firstLine="482"/>
+      </w:pPr>
+      <w:r>
+        <w:t>)</w:t>
+      </w:r>
+    </w:p>
+    <w:p>
+      <w:pPr>
+        <w:pStyle w:val="2"/>
+        <w:rPr>
+          <w:rFonts w:hint="eastAsia"/>
+        </w:rPr>
+      </w:pPr>
+      <w:r>
+        <w:lastRenderedPageBreak/>
         <w:t>实验结果</w:t>
       </w:r>
     </w:p>
@@ -6750,7 +6261,7 @@
       <w:pPr>
         <w:ind w:firstLine="480"/>
         <w:rPr>
-          <w:rFonts w:ascii="宋体" w:hAnsi="宋体" w:cs="宋体"/>
+          <w:rFonts w:ascii="宋体" w:hAnsi="宋体" w:cs="宋体" w:hint="eastAsia"/>
         </w:rPr>
       </w:pPr>
       <m:oMathPara>
@@ -6922,7 +6433,7 @@
               <w:ind w:firstLineChars="0" w:firstLine="0"/>
               <w:jc w:val="center"/>
               <w:rPr>
-                <w:rFonts w:ascii="宋体" w:hAnsi="宋体" w:cs="宋体"/>
+                <w:rFonts w:ascii="宋体" w:hAnsi="宋体" w:cs="宋体" w:hint="eastAsia"/>
               </w:rPr>
             </w:pPr>
             <w:r>
@@ -7338,23 +6849,14 @@
       <w:pPr>
         <w:pStyle w:val="ds-markdown-paragraph"/>
         <w:shd w:val="clear" w:color="auto" w:fill="FFFFFF"/>
-        <w:spacing w:before="240" w:beforeAutospacing="0" w:after="240" w:afterAutospacing="0"/>
-        <w:ind w:firstLine="480"/>
-        <w:rPr>
-          <w:rFonts w:ascii="Segoe UI" w:hAnsi="Segoe UI" w:cs="Segoe UI"/>
-          <w:b/>
-          <w:bCs/>
-          <w:color w:val="0F1115"/>
-        </w:rPr>
-      </w:pPr>
-      <w:r>
-        <w:rPr>
-          <w:rStyle w:val="af0"/>
-          <w:rFonts w:ascii="Segoe UI" w:hAnsi="Segoe UI" w:cs="Segoe UI"/>
-          <w:b w:val="0"/>
-          <w:bCs w:val="0"/>
-          <w:color w:val="0F1115"/>
-        </w:rPr>
+        <w:spacing w:before="240" w:beforeAutospacing="0" w:after="240" w:afterAutospacing="0" w:line="400" w:lineRule="exact"/>
+        <w:ind w:firstLine="482"/>
+        <w:rPr>
+          <w:rFonts w:ascii="Segoe UI" w:hAnsi="Segoe UI" w:cs="Segoe UI"/>
+          <w:color w:val="0F1115"/>
+        </w:rPr>
+      </w:pPr>
+      <w:r>
         <w:t>畸变系数：</w:t>
       </w:r>
     </w:p>
@@ -7362,7 +6864,7 @@
       <w:pPr>
         <w:ind w:firstLine="480"/>
         <w:rPr>
-          <w:rFonts w:ascii="宋体" w:hAnsi="宋体" w:cs="宋体"/>
+          <w:rFonts w:ascii="宋体" w:hAnsi="宋体" w:cs="宋体" w:hint="eastAsia"/>
         </w:rPr>
       </w:pPr>
       <m:oMathPara>
@@ -7570,7 +7072,7 @@
               <w:ind w:firstLineChars="0" w:firstLine="0"/>
               <w:jc w:val="center"/>
               <w:rPr>
-                <w:rFonts w:ascii="宋体" w:hAnsi="宋体" w:cs="宋体"/>
+                <w:rFonts w:ascii="宋体" w:hAnsi="宋体" w:cs="宋体" w:hint="eastAsia"/>
               </w:rPr>
             </w:pPr>
             <w:r>
@@ -7637,64 +7139,28 @@
       <w:pPr>
         <w:pStyle w:val="ds-markdown-paragraph"/>
         <w:shd w:val="clear" w:color="auto" w:fill="FFFFFF"/>
-        <w:spacing w:before="240" w:beforeAutospacing="0" w:after="240" w:afterAutospacing="0"/>
-        <w:ind w:firstLine="480"/>
-        <w:rPr>
-          <w:rFonts w:ascii="Segoe UI" w:hAnsi="Segoe UI" w:cs="Segoe UI"/>
-          <w:color w:val="0F1115"/>
-        </w:rPr>
-      </w:pPr>
-      <w:r>
-        <w:rPr>
-          <w:rStyle w:val="af0"/>
-          <w:rFonts w:ascii="Segoe UI" w:hAnsi="Segoe UI" w:cs="Segoe UI"/>
-          <w:color w:val="0F1115"/>
+        <w:spacing w:before="240" w:beforeAutospacing="0" w:after="240" w:afterAutospacing="0" w:line="400" w:lineRule="exact"/>
+        <w:ind w:firstLine="482"/>
+      </w:pPr>
+      <w:r>
+        <w:rPr>
+          <w:b/>
+          <w:bCs/>
         </w:rPr>
         <w:t>分析</w:t>
       </w:r>
       <w:r>
-        <w:rPr>
-          <w:rFonts w:ascii="Segoe UI" w:hAnsi="Segoe UI" w:cs="Segoe UI"/>
-          <w:color w:val="0F1115"/>
-        </w:rPr>
         <w:t>：平均重投影误差为</w:t>
       </w:r>
       <w:r>
         <w:rPr>
-          <w:rStyle w:val="af0"/>
-          <w:rFonts w:ascii="Segoe UI" w:hAnsi="Segoe UI" w:cs="Segoe UI"/>
-          <w:color w:val="0F1115"/>
-        </w:rPr>
-        <w:t>0.107</w:t>
-      </w:r>
-      <w:r>
-        <w:rPr>
-          <w:rStyle w:val="af0"/>
-          <w:rFonts w:ascii="Segoe UI" w:hAnsi="Segoe UI" w:cs="Segoe UI"/>
-          <w:color w:val="0F1115"/>
-        </w:rPr>
-        <w:t>像素</w:t>
-      </w:r>
-      <w:r>
-        <w:rPr>
-          <w:rFonts w:ascii="Segoe UI" w:hAnsi="Segoe UI" w:cs="Segoe UI"/>
-          <w:color w:val="0F1115"/>
-        </w:rPr>
-        <w:t>，小于</w:t>
-      </w:r>
-      <w:r>
-        <w:rPr>
-          <w:rFonts w:ascii="Segoe UI" w:hAnsi="Segoe UI" w:cs="Segoe UI"/>
-          <w:color w:val="0F1115"/>
-        </w:rPr>
-        <w:t>0.5</w:t>
-      </w:r>
-      <w:r>
-        <w:rPr>
-          <w:rFonts w:ascii="Segoe UI" w:hAnsi="Segoe UI" w:cs="Segoe UI"/>
-          <w:color w:val="0F1115"/>
-        </w:rPr>
-        <w:t>像素的标准，说明标定精度较高。</w:t>
+          <w:b/>
+          <w:bCs/>
+        </w:rPr>
+        <w:t>0.107像素</w:t>
+      </w:r>
+      <w:r>
+        <w:t>，小于0.5像素的标准，说明标定精度较高。</w:t>
       </w:r>
     </w:p>
     <w:p>
@@ -7709,34 +7175,15 @@
       <w:pPr>
         <w:pStyle w:val="ds-markdown-paragraph"/>
         <w:shd w:val="clear" w:color="auto" w:fill="FFFFFF"/>
-        <w:spacing w:before="240" w:beforeAutospacing="0" w:after="240" w:afterAutospacing="0"/>
-        <w:ind w:firstLine="480"/>
-        <w:rPr>
-          <w:rFonts w:ascii="Segoe UI" w:hAnsi="Segoe UI" w:cs="Segoe UI"/>
+        <w:spacing w:before="240" w:beforeAutospacing="0" w:after="240" w:afterAutospacing="0" w:line="400" w:lineRule="exact"/>
+        <w:ind w:firstLine="482"/>
+        <w:rPr>
           <w:b/>
           <w:bCs/>
-          <w:color w:val="0F1115"/>
-        </w:rPr>
-      </w:pPr>
-      <w:r>
-        <w:rPr>
-          <w:rStyle w:val="af0"/>
-          <w:rFonts w:ascii="Segoe UI" w:hAnsi="Segoe UI" w:cs="Segoe UI"/>
-          <w:b w:val="0"/>
-          <w:bCs w:val="0"/>
-          <w:color w:val="0F1115"/>
-        </w:rPr>
-        <w:t>手眼变换矩阵</w:t>
-      </w:r>
-      <w:r>
-        <w:rPr>
-          <w:rStyle w:val="af0"/>
-          <w:rFonts w:ascii="Segoe UI" w:hAnsi="Segoe UI" w:cs="Segoe UI"/>
-          <w:b w:val="0"/>
-          <w:bCs w:val="0"/>
-          <w:color w:val="0F1115"/>
-        </w:rPr>
-        <w:t> </w:t>
+        </w:rPr>
+      </w:pPr>
+      <w:r>
+        <w:t>手眼变换矩阵 </w:t>
       </w:r>
       <m:oMath>
         <m:sSubSup>
@@ -7785,41 +7232,14 @@
         </m:sSubSup>
       </m:oMath>
       <w:r>
-        <w:rPr>
-          <w:rStyle w:val="af0"/>
-          <w:rFonts w:ascii="Segoe UI" w:hAnsi="Segoe UI" w:cs="Segoe UI"/>
-          <w:b w:val="0"/>
-          <w:bCs w:val="0"/>
-          <w:color w:val="0F1115"/>
-        </w:rPr>
-        <w:t>（相机</w:t>
-      </w:r>
-      <w:r>
-        <w:rPr>
-          <w:rStyle w:val="af0"/>
-          <w:rFonts w:ascii="Segoe UI" w:hAnsi="Segoe UI" w:cs="Segoe UI"/>
-          <w:b w:val="0"/>
-          <w:bCs w:val="0"/>
-          <w:color w:val="0F1115"/>
-        </w:rPr>
-        <w:t>→</w:t>
-      </w:r>
-      <w:r>
-        <w:rPr>
-          <w:rStyle w:val="af0"/>
-          <w:rFonts w:ascii="Segoe UI" w:hAnsi="Segoe UI" w:cs="Segoe UI"/>
-          <w:b w:val="0"/>
-          <w:bCs w:val="0"/>
-          <w:color w:val="0F1115"/>
-        </w:rPr>
-        <w:t>机械臂末端）：</w:t>
+        <w:t>（相机→机械臂末端）：</w:t>
       </w:r>
     </w:p>
     <w:p>
       <w:pPr>
         <w:ind w:firstLine="480"/>
         <w:rPr>
-          <w:rFonts w:ascii="宋体" w:hAnsi="宋体" w:cs="宋体"/>
+          <w:rFonts w:ascii="宋体" w:hAnsi="宋体" w:cs="宋体" w:hint="eastAsia"/>
         </w:rPr>
       </w:pPr>
       <m:oMathPara>
@@ -8037,23 +7457,10 @@
       <w:pPr>
         <w:pStyle w:val="ds-markdown-paragraph"/>
         <w:shd w:val="clear" w:color="auto" w:fill="FFFFFF"/>
-        <w:spacing w:before="240" w:beforeAutospacing="0" w:after="240" w:afterAutospacing="0"/>
-        <w:ind w:firstLine="480"/>
-        <w:rPr>
-          <w:rFonts w:ascii="Segoe UI" w:hAnsi="Segoe UI" w:cs="Segoe UI"/>
-          <w:b/>
-          <w:bCs/>
-          <w:color w:val="0F1115"/>
-        </w:rPr>
-      </w:pPr>
-      <w:r>
-        <w:rPr>
-          <w:rStyle w:val="af0"/>
-          <w:rFonts w:ascii="Segoe UI" w:hAnsi="Segoe UI" w:cs="Segoe UI"/>
-          <w:b w:val="0"/>
-          <w:bCs w:val="0"/>
-          <w:color w:val="0F1115"/>
-        </w:rPr>
+        <w:spacing w:before="240" w:beforeAutospacing="0" w:after="240" w:afterAutospacing="0" w:line="400" w:lineRule="exact"/>
+        <w:ind w:firstLine="482"/>
+      </w:pPr>
+      <w:r>
         <w:t>物理意义：</w:t>
       </w:r>
     </w:p>
@@ -8082,7 +7489,7 @@
               <w:ind w:firstLineChars="0" w:firstLine="0"/>
               <w:jc w:val="center"/>
               <w:rPr>
-                <w:rFonts w:ascii="宋体" w:hAnsi="宋体" w:cs="宋体"/>
+                <w:rFonts w:ascii="宋体" w:hAnsi="宋体" w:cs="宋体" w:hint="eastAsia"/>
               </w:rPr>
             </w:pPr>
             <w:r>
@@ -8445,7 +7852,6 @@
           <w:rFonts w:ascii="Segoe UI" w:hAnsi="Segoe UI" w:cs="Segoe UI"/>
           <w:color w:val="0F1115"/>
         </w:rPr>
-        <w:lastRenderedPageBreak/>
         <w:t xml:space="preserve">4.4 </w:t>
       </w:r>
       <w:r>
@@ -8460,18 +7866,10 @@
       <w:pPr>
         <w:pStyle w:val="ds-markdown-paragraph"/>
         <w:shd w:val="clear" w:color="auto" w:fill="FFFFFF"/>
-        <w:spacing w:before="240" w:beforeAutospacing="0" w:after="240" w:afterAutospacing="0"/>
-        <w:ind w:firstLine="480"/>
-        <w:rPr>
-          <w:rFonts w:ascii="Segoe UI" w:hAnsi="Segoe UI" w:cs="Segoe UI"/>
-          <w:color w:val="0F1115"/>
-        </w:rPr>
-      </w:pPr>
-      <w:r>
-        <w:rPr>
-          <w:rFonts w:ascii="Segoe UI" w:hAnsi="Segoe UI" w:cs="Segoe UI"/>
-          <w:color w:val="0F1115"/>
-        </w:rPr>
+        <w:spacing w:before="240" w:beforeAutospacing="0" w:after="240" w:afterAutospacing="0" w:line="400" w:lineRule="exact"/>
+        <w:ind w:firstLine="482"/>
+      </w:pPr>
+      <w:r>
         <w:t>验证</w:t>
       </w:r>
       <m:oMath>
@@ -8479,14 +7877,25 @@
           <w:rPr>
             <w:rFonts w:ascii="Cambria Math" w:hAnsi="Cambria Math"/>
           </w:rPr>
-          <m:t>AX=XB</m:t>
+          <m:t>AX</m:t>
+        </m:r>
+        <m:r>
+          <m:rPr>
+            <m:sty m:val="p"/>
+          </m:rPr>
+          <w:rPr>
+            <w:rFonts w:ascii="Cambria Math" w:hAnsi="Cambria Math"/>
+          </w:rPr>
+          <m:t>=</m:t>
+        </m:r>
+        <m:r>
+          <w:rPr>
+            <w:rFonts w:ascii="Cambria Math" w:hAnsi="Cambria Math"/>
+          </w:rPr>
+          <m:t>XB</m:t>
         </m:r>
       </m:oMath>
       <w:r>
-        <w:rPr>
-          <w:rFonts w:ascii="Segoe UI" w:hAnsi="Segoe UI" w:cs="Segoe UI"/>
-          <w:color w:val="0F1115"/>
-        </w:rPr>
         <w:t>方程的满足程度：</w:t>
       </w:r>
     </w:p>
@@ -8515,7 +7924,7 @@
               <w:ind w:firstLineChars="0" w:firstLine="0"/>
               <w:jc w:val="center"/>
               <w:rPr>
-                <w:rFonts w:ascii="宋体" w:hAnsi="宋体" w:cs="宋体"/>
+                <w:rFonts w:ascii="宋体" w:hAnsi="宋体" w:cs="宋体" w:hint="eastAsia"/>
               </w:rPr>
             </w:pPr>
             <w:r>
@@ -8823,6 +8232,9 @@
     <w:p>
       <w:pPr>
         <w:pStyle w:val="2"/>
+        <w:rPr>
+          <w:rFonts w:hint="eastAsia"/>
+        </w:rPr>
       </w:pPr>
       <w:r>
         <w:t>附录</w:t>
@@ -8834,20 +8246,8 @@
         <w:shd w:val="clear" w:color="auto" w:fill="FFFFFF"/>
         <w:spacing w:before="240" w:beforeAutospacing="0" w:after="240" w:afterAutospacing="0" w:line="400" w:lineRule="exact"/>
         <w:ind w:firstLine="482"/>
-        <w:rPr>
-          <w:rStyle w:val="af0"/>
-          <w:rFonts w:hint="eastAsia"/>
-          <w:b w:val="0"/>
-          <w:bCs w:val="0"/>
-        </w:rPr>
-      </w:pPr>
-      <w:r>
-        <w:rPr>
-          <w:rStyle w:val="af0"/>
-          <w:rFonts w:hint="eastAsia"/>
-          <w:b w:val="0"/>
-          <w:bCs w:val="0"/>
-        </w:rPr>
+      </w:pPr>
+      <w:r>
         <w:t>见压缩包内代码</w:t>
       </w:r>
     </w:p>
@@ -10696,6 +10096,7 @@
   <w:style w:type="character" w:default="1" w:styleId="a0">
     <w:name w:val="Default Paragraph Font"/>
     <w:uiPriority w:val="1"/>
+    <w:semiHidden/>
     <w:unhideWhenUsed/>
   </w:style>
   <w:style w:type="table" w:default="1" w:styleId="a1">
